--- a/projects/kkn-badko-blog/export/kkn-badko-blog_Audit_Report.docx
+++ b/projects/kkn-badko-blog/export/kkn-badko-blog_Audit_Report.docx
@@ -2,7 +2,15 @@
 <file path=word/document.xml><?xml version="1.0" encoding="utf-8"?>
 <w:document xmlns:w="http://schemas.openxmlformats.org/wordprocessingml/2006/main" xmlns:m="http://schemas.openxmlformats.org/officeDocument/2006/math" xmlns:r="http://schemas.openxmlformats.org/officeDocument/2006/relationships" xmlns:o="urn:schemas-microsoft-com:office:office" xmlns:v="urn:schemas-microsoft-com:vml" xmlns:w10="urn:schemas-microsoft-com:office:word" xmlns:a="http://schemas.openxmlformats.org/drawingml/2006/main" xmlns:pic="http://schemas.openxmlformats.org/drawingml/2006/picture" xmlns:wp="http://schemas.openxmlformats.org/drawingml/2006/wordprocessingDrawing">
   <w:body>
-    <w:bookmarkStart w:id="17" w:name="srs-audit-report-kkn-badko-blog"/>
+    <w:p>
+      <w:pPr>
+        <w:pStyle w:val="Title"/>
+      </w:pPr>
+      <w:r>
+        <w:t xml:space="preserve">SRS Audit Report — kkn-badko-blog</w:t>
+      </w:r>
+    </w:p>
+    <w:bookmarkStart w:id="28" w:name="srs-audit-report--kkn-badko-blog"/>
     <w:p>
       <w:pPr>
         <w:pStyle w:val="Heading1"/>
@@ -17,8 +25,8 @@
       </w:pPr>
       <w:r>
         <w:rPr>
+          <w:bCs/>
           <w:b/>
-          <w:bCs/>
         </w:rPr>
         <w:t xml:space="preserve">Generated by:</w:t>
       </w:r>
@@ -42,8 +50,8 @@
       </w:r>
       <w:r>
         <w:rPr>
+          <w:bCs/>
           <w:b/>
-          <w:bCs/>
         </w:rPr>
         <w:t xml:space="preserve">Audited artifact:</w:t>
       </w:r>
@@ -61,8 +69,8 @@
       </w:r>
       <w:r>
         <w:rPr>
+          <w:bCs/>
           <w:b/>
-          <w:bCs/>
         </w:rPr>
         <w:t xml:space="preserve">Context audited:</w:t>
       </w:r>
@@ -86,8 +94,8 @@
       </w:r>
       <w:r>
         <w:rPr>
+          <w:bCs/>
           <w:b/>
-          <w:bCs/>
         </w:rPr>
         <w:t xml:space="preserve">Date:</w:t>
       </w:r>
@@ -95,15 +103,15 @@
         <w:t xml:space="preserve"> </w:t>
       </w:r>
       <w:r>
-        <w:t xml:space="preserve">2026-06-29</w:t>
+        <w:t xml:space="preserve">2026-06-29 (updated 2026-07-24 — gap closure pass against SRS v1.1)</w:t>
       </w:r>
       <w:r>
         <w:t xml:space="preserve"> </w:t>
       </w:r>
       <w:r>
         <w:rPr>
+          <w:bCs/>
           <w:b/>
-          <w:bCs/>
         </w:rPr>
         <w:t xml:space="preserve">Overall verdict:</w:t>
       </w:r>
@@ -112,16 +120,16 @@
       </w:r>
       <w:r>
         <w:rPr>
+          <w:bCs/>
           <w:b/>
-          <w:bCs/>
         </w:rPr>
-        <w:t xml:space="preserve">PARTIALLY COMPLIANT</w:t>
+        <w:t xml:space="preserve">COMPLIANT</w:t>
       </w:r>
       <w:r>
         <w:t xml:space="preserve"> </w:t>
       </w:r>
       <w:r>
-        <w:t xml:space="preserve">— requirements baseline is sound; 4 low-priority context items remain open (see §5). No blocking defects.</w:t>
+        <w:t xml:space="preserve">— requirements baseline is sound; all open items GAP-01…05 are resolved (see §5 and SRS Appendix A). Decisions D-01…D-04 await formal stakeholder ratification at M1. No blocking defects.</w:t>
       </w:r>
     </w:p>
     <w:p>
@@ -131,594 +139,13 @@
         </w:pict>
       </w:r>
     </w:p>
-    <w:bookmarkStart w:id="9" w:name="X91fb9f7f563069d85dfdfb3e47fc6ec050a1808"/>
+    <w:bookmarkStart w:id="20" w:name="X35c607861df6fb70a10a27891f59b6b18864d4c"/>
     <w:p>
       <w:pPr>
         <w:pStyle w:val="Heading2"/>
       </w:pPr>
       <w:r>
         <w:t xml:space="preserve">1. Requirements Audit — IEEE 830 §4.3 Quality Attributes</w:t>
-      </w:r>
-    </w:p>
-    <w:tbl>
-      <w:tblPr>
-        <w:tblStyle w:val="Table"/>
-        <w:tblW w:type="pct" w:w="5000"/>
-        <w:tblLayout w:type="fixed"/>
-        <w:tblLook w:firstRow="1" w:lastRow="0" w:firstColumn="0" w:lastColumn="0" w:noHBand="0" w:noVBand="0" w:val="0020"/>
-      </w:tblPr>
-      <w:tblGrid>
-        <w:gridCol w:w="539"/>
-        <w:gridCol w:w="4679"/>
-        <w:gridCol w:w="1439"/>
-        <w:gridCol w:w="1259"/>
-      </w:tblGrid>
-      <w:tr>
-        <w:trPr>
-          <w:tblHeader w:val="on"/>
-        </w:trPr>
-        <w:tc>
-          <w:tcPr/>
-          <w:p>
-            <w:pPr>
-              <w:pStyle w:val="Compact"/>
-            </w:pPr>
-            <w:r>
-              <w:t xml:space="preserve">#</w:t>
-            </w:r>
-          </w:p>
-        </w:tc>
-        <w:tc>
-          <w:tcPr/>
-          <w:p>
-            <w:pPr>
-              <w:pStyle w:val="Compact"/>
-            </w:pPr>
-            <w:r>
-              <w:t xml:space="preserve">Attribute (checklist ID)</w:t>
-            </w:r>
-          </w:p>
-        </w:tc>
-        <w:tc>
-          <w:tcPr/>
-          <w:p>
-            <w:pPr>
-              <w:pStyle w:val="Compact"/>
-            </w:pPr>
-            <w:r>
-              <w:t xml:space="preserve">Result</w:t>
-            </w:r>
-          </w:p>
-        </w:tc>
-        <w:tc>
-          <w:tcPr/>
-          <w:p>
-            <w:pPr>
-              <w:pStyle w:val="Compact"/>
-            </w:pPr>
-            <w:r>
-              <w:t xml:space="preserve">Notes</w:t>
-            </w:r>
-          </w:p>
-        </w:tc>
-      </w:tr>
-      <w:tr>
-        <w:tc>
-          <w:tcPr/>
-          <w:p>
-            <w:pPr>
-              <w:pStyle w:val="Compact"/>
-            </w:pPr>
-            <w:r>
-              <w:t xml:space="preserve">1</w:t>
-            </w:r>
-          </w:p>
-        </w:tc>
-        <w:tc>
-          <w:tcPr/>
-          <w:p>
-            <w:pPr>
-              <w:pStyle w:val="Compact"/>
-            </w:pPr>
-            <w:r>
-              <w:t xml:space="preserve">Correct (IEEE830-4.3.1)</w:t>
-            </w:r>
-          </w:p>
-        </w:tc>
-        <w:tc>
-          <w:tcPr/>
-          <w:p>
-            <w:pPr>
-              <w:pStyle w:val="Compact"/>
-            </w:pPr>
-            <w:r>
-              <w:t xml:space="preserve">PASS</w:t>
-            </w:r>
-          </w:p>
-        </w:tc>
-        <w:tc>
-          <w:tcPr/>
-          <w:p>
-            <w:pPr>
-              <w:pStyle w:val="Compact"/>
-            </w:pPr>
-            <w:r>
-              <w:t xml:space="preserve">Requirements match stakeholder decisions captured in the interview and</w:t>
-            </w:r>
-            <w:r>
-              <w:t xml:space="preserve"> </w:t>
-            </w:r>
-            <w:r>
-              <w:rPr>
-                <w:rStyle w:val="VerbatimChar"/>
-              </w:rPr>
-              <w:t xml:space="preserve">_context/</w:t>
-            </w:r>
-            <w:r>
-              <w:t xml:space="preserve">.</w:t>
-            </w:r>
-          </w:p>
-        </w:tc>
-      </w:tr>
-      <w:tr>
-        <w:tc>
-          <w:tcPr/>
-          <w:p>
-            <w:pPr>
-              <w:pStyle w:val="Compact"/>
-            </w:pPr>
-            <w:r>
-              <w:t xml:space="preserve">2</w:t>
-            </w:r>
-          </w:p>
-        </w:tc>
-        <w:tc>
-          <w:tcPr/>
-          <w:p>
-            <w:pPr>
-              <w:pStyle w:val="Compact"/>
-            </w:pPr>
-            <w:r>
-              <w:t xml:space="preserve">Unambiguous (IEEE830-4.3.2)</w:t>
-            </w:r>
-          </w:p>
-        </w:tc>
-        <w:tc>
-          <w:tcPr/>
-          <w:p>
-            <w:pPr>
-              <w:pStyle w:val="Compact"/>
-            </w:pPr>
-            <w:r>
-              <w:t xml:space="preserve">PASS (minor)</w:t>
-            </w:r>
-          </w:p>
-        </w:tc>
-        <w:tc>
-          <w:tcPr/>
-          <w:p>
-            <w:pPr>
-              <w:pStyle w:val="Compact"/>
-            </w:pPr>
-            <w:r>
-              <w:t xml:space="preserve">Normative</w:t>
-            </w:r>
-            <w:r>
-              <w:t xml:space="preserve"> </w:t>
-            </w:r>
-            <w:r>
-              <w:t xml:space="preserve">“shall”</w:t>
-            </w:r>
-            <w:r>
-              <w:t xml:space="preserve"> </w:t>
-            </w:r>
-            <w:r>
-              <w:t xml:space="preserve">clauses are bounded; a few soft words survive in</w:t>
-            </w:r>
-            <w:r>
-              <w:t xml:space="preserve"> </w:t>
-            </w:r>
-            <w:r>
-              <w:rPr>
-                <w:b/>
-                <w:bCs/>
-              </w:rPr>
-              <w:t xml:space="preserve">descriptive prose</w:t>
-            </w:r>
-            <w:r>
-              <w:t xml:space="preserve"> </w:t>
-            </w:r>
-            <w:r>
-              <w:t xml:space="preserve">only (see §4).</w:t>
-            </w:r>
-          </w:p>
-        </w:tc>
-      </w:tr>
-      <w:tr>
-        <w:tc>
-          <w:tcPr/>
-          <w:p>
-            <w:pPr>
-              <w:pStyle w:val="Compact"/>
-            </w:pPr>
-            <w:r>
-              <w:t xml:space="preserve">3</w:t>
-            </w:r>
-          </w:p>
-        </w:tc>
-        <w:tc>
-          <w:tcPr/>
-          <w:p>
-            <w:pPr>
-              <w:pStyle w:val="Compact"/>
-            </w:pPr>
-            <w:r>
-              <w:t xml:space="preserve">Complete (IEEE830-4.3.3)</w:t>
-            </w:r>
-          </w:p>
-        </w:tc>
-        <w:tc>
-          <w:tcPr/>
-          <w:p>
-            <w:pPr>
-              <w:pStyle w:val="Compact"/>
-            </w:pPr>
-            <w:r>
-              <w:t xml:space="preserve">PASS</w:t>
-            </w:r>
-          </w:p>
-        </w:tc>
-        <w:tc>
-          <w:tcPr/>
-          <w:p>
-            <w:pPr>
-              <w:pStyle w:val="Compact"/>
-            </w:pPr>
-            <w:r>
-              <w:t xml:space="preserve">All IEEE 830 §5 sections present (see §2). No TBDs. 4 open</w:t>
-            </w:r>
-            <w:r>
-              <w:t xml:space="preserve"> </w:t>
-            </w:r>
-            <w:r>
-              <w:rPr>
-                <w:rStyle w:val="VerbatimChar"/>
-              </w:rPr>
-              <w:t xml:space="preserve">[CONTEXT-GAP]</w:t>
-            </w:r>
-            <w:r>
-              <w:t xml:space="preserve">s are non-blocking (see §5).</w:t>
-            </w:r>
-          </w:p>
-        </w:tc>
-      </w:tr>
-      <w:tr>
-        <w:tc>
-          <w:tcPr/>
-          <w:p>
-            <w:pPr>
-              <w:pStyle w:val="Compact"/>
-            </w:pPr>
-            <w:r>
-              <w:t xml:space="preserve">4</w:t>
-            </w:r>
-          </w:p>
-        </w:tc>
-        <w:tc>
-          <w:tcPr/>
-          <w:p>
-            <w:pPr>
-              <w:pStyle w:val="Compact"/>
-            </w:pPr>
-            <w:r>
-              <w:t xml:space="preserve">Consistent (IEEE830-4.3.4)</w:t>
-            </w:r>
-          </w:p>
-        </w:tc>
-        <w:tc>
-          <w:tcPr/>
-          <w:p>
-            <w:pPr>
-              <w:pStyle w:val="Compact"/>
-            </w:pPr>
-            <w:r>
-              <w:t xml:space="preserve">PASS</w:t>
-            </w:r>
-          </w:p>
-        </w:tc>
-        <w:tc>
-          <w:tcPr/>
-          <w:p>
-            <w:pPr>
-              <w:pStyle w:val="Compact"/>
-            </w:pPr>
-            <w:r>
-              <w:t xml:space="preserve">No contradictions found. Read-only, mailto, native-comments, ISR 600 s applied consistently across FRs/NFRs/BRs.</w:t>
-            </w:r>
-          </w:p>
-        </w:tc>
-      </w:tr>
-      <w:tr>
-        <w:tc>
-          <w:tcPr/>
-          <w:p>
-            <w:pPr>
-              <w:pStyle w:val="Compact"/>
-            </w:pPr>
-            <w:r>
-              <w:t xml:space="preserve">5</w:t>
-            </w:r>
-          </w:p>
-        </w:tc>
-        <w:tc>
-          <w:tcPr/>
-          <w:p>
-            <w:pPr>
-              <w:pStyle w:val="Compact"/>
-            </w:pPr>
-            <w:r>
-              <w:t xml:space="preserve">Ranked (IEEE830-4.3.5)</w:t>
-            </w:r>
-          </w:p>
-        </w:tc>
-        <w:tc>
-          <w:tcPr/>
-          <w:p>
-            <w:pPr>
-              <w:pStyle w:val="Compact"/>
-            </w:pPr>
-            <w:r>
-              <w:t xml:space="preserve">PASS</w:t>
-            </w:r>
-          </w:p>
-        </w:tc>
-        <w:tc>
-          <w:tcPr/>
-          <w:p>
-            <w:pPr>
-              <w:pStyle w:val="Compact"/>
-            </w:pPr>
-            <w:r>
-              <w:t xml:space="preserve">20/20 FRs carry Must/Should; 19/19 NFRs carry Essential/Conditional; 8/8 features ranked.</w:t>
-            </w:r>
-          </w:p>
-        </w:tc>
-      </w:tr>
-      <w:tr>
-        <w:tc>
-          <w:tcPr/>
-          <w:p>
-            <w:pPr>
-              <w:pStyle w:val="Compact"/>
-            </w:pPr>
-            <w:r>
-              <w:t xml:space="preserve">6</w:t>
-            </w:r>
-          </w:p>
-        </w:tc>
-        <w:tc>
-          <w:tcPr/>
-          <w:p>
-            <w:pPr>
-              <w:pStyle w:val="Compact"/>
-            </w:pPr>
-            <w:r>
-              <w:t xml:space="preserve">Verifiable (IEEE830-4.3.6)</w:t>
-            </w:r>
-          </w:p>
-        </w:tc>
-        <w:tc>
-          <w:tcPr/>
-          <w:p>
-            <w:pPr>
-              <w:pStyle w:val="Compact"/>
-            </w:pPr>
-            <w:r>
-              <w:t xml:space="preserve">PASS</w:t>
-            </w:r>
-          </w:p>
-        </w:tc>
-        <w:tc>
-          <w:tcPr/>
-          <w:p>
-            <w:pPr>
-              <w:pStyle w:val="Compact"/>
-            </w:pPr>
-            <w:r>
-              <w:t xml:space="preserve">Every FR has a GWT stub with exactly one</w:t>
-            </w:r>
-            <w:r>
-              <w:t xml:space="preserve"> </w:t>
-            </w:r>
-            <w:r>
-              <w:rPr>
-                <w:rStyle w:val="VerbatimChar"/>
-              </w:rPr>
-              <w:t xml:space="preserve">When</w:t>
-            </w:r>
-            <w:r>
-              <w:t xml:space="preserve"> </w:t>
-            </w:r>
-            <w:r>
-              <w:t xml:space="preserve">and an observable oracle; 0</w:t>
-            </w:r>
-            <w:r>
-              <w:t xml:space="preserve"> </w:t>
-            </w:r>
-            <w:r>
-              <w:rPr>
-                <w:rStyle w:val="VerbatimChar"/>
-              </w:rPr>
-              <w:t xml:space="preserve">VERIFIABILITY-FAIL</w:t>
-            </w:r>
-            <w:r>
-              <w:t xml:space="preserve">.</w:t>
-            </w:r>
-          </w:p>
-        </w:tc>
-      </w:tr>
-      <w:tr>
-        <w:tc>
-          <w:tcPr/>
-          <w:p>
-            <w:pPr>
-              <w:pStyle w:val="Compact"/>
-            </w:pPr>
-            <w:r>
-              <w:t xml:space="preserve">7</w:t>
-            </w:r>
-          </w:p>
-        </w:tc>
-        <w:tc>
-          <w:tcPr/>
-          <w:p>
-            <w:pPr>
-              <w:pStyle w:val="Compact"/>
-            </w:pPr>
-            <w:r>
-              <w:t xml:space="preserve">Modifiable (IEEE830-4.3.7)</w:t>
-            </w:r>
-          </w:p>
-        </w:tc>
-        <w:tc>
-          <w:tcPr/>
-          <w:p>
-            <w:pPr>
-              <w:pStyle w:val="Compact"/>
-            </w:pPr>
-            <w:r>
-              <w:t xml:space="preserve">PASS</w:t>
-            </w:r>
-          </w:p>
-        </w:tc>
-        <w:tc>
-          <w:tcPr/>
-          <w:p>
-            <w:pPr>
-              <w:pStyle w:val="Compact"/>
-            </w:pPr>
-            <w:r>
-              <w:t xml:space="preserve">One shall per clause; global parameters centralized (POSTS_PER_PAGE, ISR_REVALIDATE); cross-references used.</w:t>
-            </w:r>
-          </w:p>
-        </w:tc>
-      </w:tr>
-      <w:tr>
-        <w:tc>
-          <w:tcPr/>
-          <w:p>
-            <w:pPr>
-              <w:pStyle w:val="Compact"/>
-            </w:pPr>
-            <w:r>
-              <w:t xml:space="preserve">8</w:t>
-            </w:r>
-          </w:p>
-        </w:tc>
-        <w:tc>
-          <w:tcPr/>
-          <w:p>
-            <w:pPr>
-              <w:pStyle w:val="Compact"/>
-            </w:pPr>
-            <w:r>
-              <w:t xml:space="preserve">Traceable (IEEE830-4.3.8)</w:t>
-            </w:r>
-          </w:p>
-        </w:tc>
-        <w:tc>
-          <w:tcPr/>
-          <w:p>
-            <w:pPr>
-              <w:pStyle w:val="Compact"/>
-            </w:pPr>
-            <w:r>
-              <w:t xml:space="preserve">PASS (minor)</w:t>
-            </w:r>
-          </w:p>
-        </w:tc>
-        <w:tc>
-          <w:tcPr/>
-          <w:p>
-            <w:pPr>
-              <w:pStyle w:val="Compact"/>
-            </w:pPr>
-            <w:r>
-              <w:t xml:space="preserve">FRs trace to features; most NFRs cite</w:t>
-            </w:r>
-            <w:r>
-              <w:t xml:space="preserve"> </w:t>
-            </w:r>
-            <w:r>
-              <w:rPr>
-                <w:rStyle w:val="VerbatimChar"/>
-              </w:rPr>
-              <w:t xml:space="preserve">[Source:]</w:t>
-            </w:r>
-            <w:r>
-              <w:t xml:space="preserve">. 6 NFRs derive from standards/tech_stack — sources assigned in the RTM (§3).</w:t>
-            </w:r>
-          </w:p>
-        </w:tc>
-      </w:tr>
-    </w:tbl>
-    <w:p>
-      <w:pPr>
-        <w:pStyle w:val="BodyText"/>
-      </w:pPr>
-      <w:r>
-        <w:rPr>
-          <w:b/>
-          <w:bCs/>
-        </w:rPr>
-        <w:t xml:space="preserve">TBD protocol (IEEE830-4.3.3.1):</w:t>
-      </w:r>
-      <w:r>
-        <w:t xml:space="preserve"> </w:t>
-      </w:r>
-      <w:r>
-        <w:t xml:space="preserve">0 literal</w:t>
-      </w:r>
-      <w:r>
-        <w:t xml:space="preserve"> </w:t>
-      </w:r>
-      <w:r>
-        <w:t xml:space="preserve">“TBD”</w:t>
-      </w:r>
-      <w:r>
-        <w:t xml:space="preserve"> </w:t>
-      </w:r>
-      <w:r>
-        <w:t xml:space="preserve">tokens. The 4</w:t>
-      </w:r>
-      <w:r>
-        <w:t xml:space="preserve"> </w:t>
-      </w:r>
-      <w:r>
-        <w:rPr>
-          <w:rStyle w:val="VerbatimChar"/>
-        </w:rPr>
-        <w:t xml:space="preserve">[CONTEXT-GAP]</w:t>
-      </w:r>
-      <w:r>
-        <w:t xml:space="preserve">s are reformatted as protocol-compliant open items in §5 (condition, resolution, owner, deadline).</w:t>
-      </w:r>
-    </w:p>
-    <w:p>
-      <w:r>
-        <w:pict>
-          <v:rect style="width:0;height:1.5pt" o:hralign="center" o:hrstd="t" o:hr="t"/>
-        </w:pict>
-      </w:r>
-    </w:p>
-    <w:bookmarkEnd w:id="9"/>
-    <w:bookmarkStart w:id="10" w:name="srs-structure-verification-ieee-830-5"/>
-    <w:p>
-      <w:pPr>
-        <w:pStyle w:val="Heading2"/>
-      </w:pPr>
-      <w:r>
-        <w:t xml:space="preserve">2. SRS Structure Verification (IEEE 830 §5)</w:t>
       </w:r>
     </w:p>
     <w:tbl>
@@ -726,6 +153,603 @@
         <w:tblStyle w:val="Table"/>
         <w:tblW w:type="auto" w:w="0"/>
         <w:tblLook w:firstRow="1" w:lastRow="0" w:firstColumn="0" w:lastColumn="0" w:noHBand="0" w:noVBand="0" w:val="0020"/>
+        <w:jc w:val="start"/>
+      </w:tblPr>
+      <w:tblGrid>
+        <w:gridCol w:w="1980"/>
+        <w:gridCol w:w="1980"/>
+        <w:gridCol w:w="1980"/>
+        <w:gridCol w:w="1980"/>
+      </w:tblGrid>
+      <w:tr>
+        <w:trPr>
+          <w:tblHeader w:val="true"/>
+        </w:trPr>
+        <w:tc>
+          <w:tcPr/>
+          <w:p>
+            <w:pPr>
+              <w:pStyle w:val="Compact"/>
+              <w:jc w:val="left"/>
+            </w:pPr>
+            <w:r>
+              <w:t xml:space="preserve">#</w:t>
+            </w:r>
+          </w:p>
+        </w:tc>
+        <w:tc>
+          <w:tcPr/>
+          <w:p>
+            <w:pPr>
+              <w:pStyle w:val="Compact"/>
+              <w:jc w:val="left"/>
+            </w:pPr>
+            <w:r>
+              <w:t xml:space="preserve">Attribute (checklist ID)</w:t>
+            </w:r>
+          </w:p>
+        </w:tc>
+        <w:tc>
+          <w:tcPr/>
+          <w:p>
+            <w:pPr>
+              <w:pStyle w:val="Compact"/>
+              <w:jc w:val="left"/>
+            </w:pPr>
+            <w:r>
+              <w:t xml:space="preserve">Result</w:t>
+            </w:r>
+          </w:p>
+        </w:tc>
+        <w:tc>
+          <w:tcPr/>
+          <w:p>
+            <w:pPr>
+              <w:pStyle w:val="Compact"/>
+              <w:jc w:val="left"/>
+            </w:pPr>
+            <w:r>
+              <w:t xml:space="preserve">Notes</w:t>
+            </w:r>
+          </w:p>
+        </w:tc>
+      </w:tr>
+      <w:tr>
+        <w:tc>
+          <w:tcPr/>
+          <w:p>
+            <w:pPr>
+              <w:pStyle w:val="Compact"/>
+              <w:jc w:val="left"/>
+            </w:pPr>
+            <w:r>
+              <w:t xml:space="preserve">1</w:t>
+            </w:r>
+          </w:p>
+        </w:tc>
+        <w:tc>
+          <w:tcPr/>
+          <w:p>
+            <w:pPr>
+              <w:pStyle w:val="Compact"/>
+              <w:jc w:val="left"/>
+            </w:pPr>
+            <w:r>
+              <w:t xml:space="preserve">Correct (IEEE830-4.3.1)</w:t>
+            </w:r>
+          </w:p>
+        </w:tc>
+        <w:tc>
+          <w:tcPr/>
+          <w:p>
+            <w:pPr>
+              <w:pStyle w:val="Compact"/>
+              <w:jc w:val="left"/>
+            </w:pPr>
+            <w:r>
+              <w:t xml:space="preserve">PASS</w:t>
+            </w:r>
+          </w:p>
+        </w:tc>
+        <w:tc>
+          <w:tcPr/>
+          <w:p>
+            <w:pPr>
+              <w:pStyle w:val="Compact"/>
+              <w:jc w:val="left"/>
+            </w:pPr>
+            <w:r>
+              <w:t xml:space="preserve">Requirements match stakeholder decisions captured in the interview and</w:t>
+            </w:r>
+            <w:r>
+              <w:t xml:space="preserve"> </w:t>
+            </w:r>
+            <w:r>
+              <w:rPr>
+                <w:rStyle w:val="VerbatimChar"/>
+              </w:rPr>
+              <w:t xml:space="preserve">_context/</w:t>
+            </w:r>
+            <w:r>
+              <w:t xml:space="preserve">.</w:t>
+            </w:r>
+          </w:p>
+        </w:tc>
+      </w:tr>
+      <w:tr>
+        <w:tc>
+          <w:tcPr/>
+          <w:p>
+            <w:pPr>
+              <w:pStyle w:val="Compact"/>
+              <w:jc w:val="left"/>
+            </w:pPr>
+            <w:r>
+              <w:t xml:space="preserve">2</w:t>
+            </w:r>
+          </w:p>
+        </w:tc>
+        <w:tc>
+          <w:tcPr/>
+          <w:p>
+            <w:pPr>
+              <w:pStyle w:val="Compact"/>
+              <w:jc w:val="left"/>
+            </w:pPr>
+            <w:r>
+              <w:t xml:space="preserve">Unambiguous (IEEE830-4.3.2)</w:t>
+            </w:r>
+          </w:p>
+        </w:tc>
+        <w:tc>
+          <w:tcPr/>
+          <w:p>
+            <w:pPr>
+              <w:pStyle w:val="Compact"/>
+              <w:jc w:val="left"/>
+            </w:pPr>
+            <w:r>
+              <w:t xml:space="preserve">PASS (minor)</w:t>
+            </w:r>
+          </w:p>
+        </w:tc>
+        <w:tc>
+          <w:tcPr/>
+          <w:p>
+            <w:pPr>
+              <w:pStyle w:val="Compact"/>
+              <w:jc w:val="left"/>
+            </w:pPr>
+            <w:r>
+              <w:t xml:space="preserve">Normative "shall" clauses are bounded; a few soft words survive in</w:t>
+            </w:r>
+            <w:r>
+              <w:t xml:space="preserve"> </w:t>
+            </w:r>
+            <w:r>
+              <w:rPr>
+                <w:bCs/>
+                <w:b/>
+              </w:rPr>
+              <w:t xml:space="preserve">descriptive prose</w:t>
+            </w:r>
+            <w:r>
+              <w:t xml:space="preserve"> </w:t>
+            </w:r>
+            <w:r>
+              <w:t xml:space="preserve">only (see §4).</w:t>
+            </w:r>
+          </w:p>
+        </w:tc>
+      </w:tr>
+      <w:tr>
+        <w:tc>
+          <w:tcPr/>
+          <w:p>
+            <w:pPr>
+              <w:pStyle w:val="Compact"/>
+              <w:jc w:val="left"/>
+            </w:pPr>
+            <w:r>
+              <w:t xml:space="preserve">3</w:t>
+            </w:r>
+          </w:p>
+        </w:tc>
+        <w:tc>
+          <w:tcPr/>
+          <w:p>
+            <w:pPr>
+              <w:pStyle w:val="Compact"/>
+              <w:jc w:val="left"/>
+            </w:pPr>
+            <w:r>
+              <w:t xml:space="preserve">Complete (IEEE830-4.3.3)</w:t>
+            </w:r>
+          </w:p>
+        </w:tc>
+        <w:tc>
+          <w:tcPr/>
+          <w:p>
+            <w:pPr>
+              <w:pStyle w:val="Compact"/>
+              <w:jc w:val="left"/>
+            </w:pPr>
+            <w:r>
+              <w:t xml:space="preserve">PASS</w:t>
+            </w:r>
+          </w:p>
+        </w:tc>
+        <w:tc>
+          <w:tcPr/>
+          <w:p>
+            <w:pPr>
+              <w:pStyle w:val="Compact"/>
+              <w:jc w:val="left"/>
+            </w:pPr>
+            <w:r>
+              <w:t xml:space="preserve">All IEEE 830 §5 sections present (see §2). No TBDs. 0 open</w:t>
+            </w:r>
+            <w:r>
+              <w:t xml:space="preserve"> </w:t>
+            </w:r>
+            <w:r>
+              <w:rPr>
+                <w:rStyle w:val="VerbatimChar"/>
+              </w:rPr>
+              <w:t xml:space="preserve">[CONTEXT-GAP]</w:t>
+            </w:r>
+            <w:r>
+              <w:t xml:space="preserve">s — all 4 resolved in SRS v1.1 (see §5, SRS Appendix A).</w:t>
+            </w:r>
+          </w:p>
+        </w:tc>
+      </w:tr>
+      <w:tr>
+        <w:tc>
+          <w:tcPr/>
+          <w:p>
+            <w:pPr>
+              <w:pStyle w:val="Compact"/>
+              <w:jc w:val="left"/>
+            </w:pPr>
+            <w:r>
+              <w:t xml:space="preserve">4</w:t>
+            </w:r>
+          </w:p>
+        </w:tc>
+        <w:tc>
+          <w:tcPr/>
+          <w:p>
+            <w:pPr>
+              <w:pStyle w:val="Compact"/>
+              <w:jc w:val="left"/>
+            </w:pPr>
+            <w:r>
+              <w:t xml:space="preserve">Consistent (IEEE830-4.3.4)</w:t>
+            </w:r>
+          </w:p>
+        </w:tc>
+        <w:tc>
+          <w:tcPr/>
+          <w:p>
+            <w:pPr>
+              <w:pStyle w:val="Compact"/>
+              <w:jc w:val="left"/>
+            </w:pPr>
+            <w:r>
+              <w:t xml:space="preserve">PASS</w:t>
+            </w:r>
+          </w:p>
+        </w:tc>
+        <w:tc>
+          <w:tcPr/>
+          <w:p>
+            <w:pPr>
+              <w:pStyle w:val="Compact"/>
+              <w:jc w:val="left"/>
+            </w:pPr>
+            <w:r>
+              <w:t xml:space="preserve">No contradictions found. Read-only, mailto, native-comments, ISR 600 s applied consistently across FRs/NFRs/BRs.</w:t>
+            </w:r>
+          </w:p>
+        </w:tc>
+      </w:tr>
+      <w:tr>
+        <w:tc>
+          <w:tcPr/>
+          <w:p>
+            <w:pPr>
+              <w:pStyle w:val="Compact"/>
+              <w:jc w:val="left"/>
+            </w:pPr>
+            <w:r>
+              <w:t xml:space="preserve">5</w:t>
+            </w:r>
+          </w:p>
+        </w:tc>
+        <w:tc>
+          <w:tcPr/>
+          <w:p>
+            <w:pPr>
+              <w:pStyle w:val="Compact"/>
+              <w:jc w:val="left"/>
+            </w:pPr>
+            <w:r>
+              <w:t xml:space="preserve">Ranked (IEEE830-4.3.5)</w:t>
+            </w:r>
+          </w:p>
+        </w:tc>
+        <w:tc>
+          <w:tcPr/>
+          <w:p>
+            <w:pPr>
+              <w:pStyle w:val="Compact"/>
+              <w:jc w:val="left"/>
+            </w:pPr>
+            <w:r>
+              <w:t xml:space="preserve">PASS</w:t>
+            </w:r>
+          </w:p>
+        </w:tc>
+        <w:tc>
+          <w:tcPr/>
+          <w:p>
+            <w:pPr>
+              <w:pStyle w:val="Compact"/>
+              <w:jc w:val="left"/>
+            </w:pPr>
+            <w:r>
+              <w:t xml:space="preserve">20/20 FRs carry Must/Should; 19/19 NFRs carry Essential/Conditional; 8/8 features ranked.</w:t>
+            </w:r>
+          </w:p>
+        </w:tc>
+      </w:tr>
+      <w:tr>
+        <w:tc>
+          <w:tcPr/>
+          <w:p>
+            <w:pPr>
+              <w:pStyle w:val="Compact"/>
+              <w:jc w:val="left"/>
+            </w:pPr>
+            <w:r>
+              <w:t xml:space="preserve">6</w:t>
+            </w:r>
+          </w:p>
+        </w:tc>
+        <w:tc>
+          <w:tcPr/>
+          <w:p>
+            <w:pPr>
+              <w:pStyle w:val="Compact"/>
+              <w:jc w:val="left"/>
+            </w:pPr>
+            <w:r>
+              <w:t xml:space="preserve">Verifiable (IEEE830-4.3.6)</w:t>
+            </w:r>
+          </w:p>
+        </w:tc>
+        <w:tc>
+          <w:tcPr/>
+          <w:p>
+            <w:pPr>
+              <w:pStyle w:val="Compact"/>
+              <w:jc w:val="left"/>
+            </w:pPr>
+            <w:r>
+              <w:t xml:space="preserve">PASS</w:t>
+            </w:r>
+          </w:p>
+        </w:tc>
+        <w:tc>
+          <w:tcPr/>
+          <w:p>
+            <w:pPr>
+              <w:pStyle w:val="Compact"/>
+              <w:jc w:val="left"/>
+            </w:pPr>
+            <w:r>
+              <w:t xml:space="preserve">Every FR has a GWT stub with exactly one</w:t>
+            </w:r>
+            <w:r>
+              <w:t xml:space="preserve"> </w:t>
+            </w:r>
+            <w:r>
+              <w:rPr>
+                <w:rStyle w:val="VerbatimChar"/>
+              </w:rPr>
+              <w:t xml:space="preserve">When</w:t>
+            </w:r>
+            <w:r>
+              <w:t xml:space="preserve"> </w:t>
+            </w:r>
+            <w:r>
+              <w:t xml:space="preserve">and an observable oracle; 0</w:t>
+            </w:r>
+            <w:r>
+              <w:t xml:space="preserve"> </w:t>
+            </w:r>
+            <w:r>
+              <w:rPr>
+                <w:rStyle w:val="VerbatimChar"/>
+              </w:rPr>
+              <w:t xml:space="preserve">VERIFIABILITY-FAIL</w:t>
+            </w:r>
+            <w:r>
+              <w:t xml:space="preserve">.</w:t>
+            </w:r>
+          </w:p>
+        </w:tc>
+      </w:tr>
+      <w:tr>
+        <w:tc>
+          <w:tcPr/>
+          <w:p>
+            <w:pPr>
+              <w:pStyle w:val="Compact"/>
+              <w:jc w:val="left"/>
+            </w:pPr>
+            <w:r>
+              <w:t xml:space="preserve">7</w:t>
+            </w:r>
+          </w:p>
+        </w:tc>
+        <w:tc>
+          <w:tcPr/>
+          <w:p>
+            <w:pPr>
+              <w:pStyle w:val="Compact"/>
+              <w:jc w:val="left"/>
+            </w:pPr>
+            <w:r>
+              <w:t xml:space="preserve">Modifiable (IEEE830-4.3.7)</w:t>
+            </w:r>
+          </w:p>
+        </w:tc>
+        <w:tc>
+          <w:tcPr/>
+          <w:p>
+            <w:pPr>
+              <w:pStyle w:val="Compact"/>
+              <w:jc w:val="left"/>
+            </w:pPr>
+            <w:r>
+              <w:t xml:space="preserve">PASS</w:t>
+            </w:r>
+          </w:p>
+        </w:tc>
+        <w:tc>
+          <w:tcPr/>
+          <w:p>
+            <w:pPr>
+              <w:pStyle w:val="Compact"/>
+              <w:jc w:val="left"/>
+            </w:pPr>
+            <w:r>
+              <w:t xml:space="preserve">One shall per clause; global parameters centralized (POSTS_PER_PAGE, ISR_REVALIDATE); cross-references used.</w:t>
+            </w:r>
+          </w:p>
+        </w:tc>
+      </w:tr>
+      <w:tr>
+        <w:tc>
+          <w:tcPr/>
+          <w:p>
+            <w:pPr>
+              <w:pStyle w:val="Compact"/>
+              <w:jc w:val="left"/>
+            </w:pPr>
+            <w:r>
+              <w:t xml:space="preserve">8</w:t>
+            </w:r>
+          </w:p>
+        </w:tc>
+        <w:tc>
+          <w:tcPr/>
+          <w:p>
+            <w:pPr>
+              <w:pStyle w:val="Compact"/>
+              <w:jc w:val="left"/>
+            </w:pPr>
+            <w:r>
+              <w:t xml:space="preserve">Traceable (IEEE830-4.3.8)</w:t>
+            </w:r>
+          </w:p>
+        </w:tc>
+        <w:tc>
+          <w:tcPr/>
+          <w:p>
+            <w:pPr>
+              <w:pStyle w:val="Compact"/>
+              <w:jc w:val="left"/>
+            </w:pPr>
+            <w:r>
+              <w:t xml:space="preserve">PASS (minor)</w:t>
+            </w:r>
+          </w:p>
+        </w:tc>
+        <w:tc>
+          <w:tcPr/>
+          <w:p>
+            <w:pPr>
+              <w:pStyle w:val="Compact"/>
+              <w:jc w:val="left"/>
+            </w:pPr>
+            <w:r>
+              <w:t xml:space="preserve">FRs trace to features; most NFRs cite</w:t>
+            </w:r>
+            <w:r>
+              <w:t xml:space="preserve"> </w:t>
+            </w:r>
+            <w:r>
+              <w:rPr>
+                <w:rStyle w:val="VerbatimChar"/>
+              </w:rPr>
+              <w:t xml:space="preserve">[Source:]</w:t>
+            </w:r>
+            <w:r>
+              <w:t xml:space="preserve">. 6 NFRs derive from standards/tech_stack — sources assigned in the RTM (§3).</w:t>
+            </w:r>
+          </w:p>
+        </w:tc>
+      </w:tr>
+    </w:tbl>
+    <w:p>
+      <w:pPr>
+        <w:pStyle w:val="BodyText"/>
+      </w:pPr>
+      <w:r>
+        <w:rPr>
+          <w:bCs/>
+          <w:b/>
+        </w:rPr>
+        <w:t xml:space="preserve">TBD protocol (IEEE830-4.3.3.1):</w:t>
+      </w:r>
+      <w:r>
+        <w:t xml:space="preserve"> </w:t>
+      </w:r>
+      <w:r>
+        <w:t xml:space="preserve">0 literal "TBD" tokens and 0 remaining</w:t>
+      </w:r>
+      <w:r>
+        <w:t xml:space="preserve"> </w:t>
+      </w:r>
+      <w:r>
+        <w:rPr>
+          <w:rStyle w:val="VerbatimChar"/>
+        </w:rPr>
+        <w:t xml:space="preserve">[CONTEXT-GAP]</w:t>
+      </w:r>
+      <w:r>
+        <w:t xml:space="preserve"> </w:t>
+      </w:r>
+      <w:r>
+        <w:t xml:space="preserve">markers. The 4 former gaps were tracked as protocol-compliant open items in §5 and closed on 2026-07-24 by decisions D-01…D-04 (SRS v1.1, Appendix A).</w:t>
+      </w:r>
+    </w:p>
+    <w:p>
+      <w:r>
+        <w:pict>
+          <v:rect style="width:0;height:1.5pt" o:hralign="center" o:hrstd="t" o:hr="t"/>
+        </w:pict>
+      </w:r>
+    </w:p>
+    <w:bookmarkEnd w:id="20"/>
+    <w:bookmarkStart w:id="21" w:name="X19d845f3c22c62a9f0332196ef735f5b22b3d1d"/>
+    <w:p>
+      <w:pPr>
+        <w:pStyle w:val="Heading2"/>
+      </w:pPr>
+      <w:r>
+        <w:t xml:space="preserve">2. SRS Structure Verification (IEEE 830 §5)</w:t>
+      </w:r>
+    </w:p>
+    <w:tbl>
+      <w:tblPr>
+        <w:tblStyle w:val="Table"/>
+        <w:tblW w:type="auto" w:w="0"/>
+        <w:tblLook w:firstRow="1" w:lastRow="0" w:firstColumn="0" w:lastColumn="0" w:noHBand="0" w:noVBand="0" w:val="0020"/>
+        <w:jc w:val="start"/>
       </w:tblPr>
       <w:tblGrid>
         <w:gridCol w:w="3960"/>
@@ -733,13 +757,14 @@
       </w:tblGrid>
       <w:tr>
         <w:trPr>
-          <w:tblHeader w:val="on"/>
+          <w:tblHeader w:val="true"/>
         </w:trPr>
         <w:tc>
           <w:tcPr/>
           <w:p>
             <w:pPr>
               <w:pStyle w:val="Compact"/>
+              <w:jc w:val="left"/>
             </w:pPr>
             <w:r>
               <w:t xml:space="preserve">Required element</w:t>
@@ -751,6 +776,7 @@
           <w:p>
             <w:pPr>
               <w:pStyle w:val="Compact"/>
+              <w:jc w:val="left"/>
             </w:pPr>
             <w:r>
               <w:t xml:space="preserve">Present?</w:t>
@@ -764,6 +790,7 @@
           <w:p>
             <w:pPr>
               <w:pStyle w:val="Compact"/>
+              <w:jc w:val="left"/>
             </w:pPr>
             <w:r>
               <w:t xml:space="preserve">1. Introduction (1.1–1.5)</w:t>
@@ -775,6 +802,7 @@
           <w:p>
             <w:pPr>
               <w:pStyle w:val="Compact"/>
+              <w:jc w:val="left"/>
             </w:pPr>
             <w:r>
               <w:t xml:space="preserve">YES</w:t>
@@ -788,6 +816,7 @@
           <w:p>
             <w:pPr>
               <w:pStyle w:val="Compact"/>
+              <w:jc w:val="left"/>
             </w:pPr>
             <w:r>
               <w:t xml:space="preserve">1.6 Out of Scope</w:t>
@@ -799,6 +828,7 @@
           <w:p>
             <w:pPr>
               <w:pStyle w:val="Compact"/>
+              <w:jc w:val="left"/>
             </w:pPr>
             <w:r>
               <w:t xml:space="preserve">YES</w:t>
@@ -812,6 +842,7 @@
           <w:p>
             <w:pPr>
               <w:pStyle w:val="Compact"/>
+              <w:jc w:val="left"/>
             </w:pPr>
             <w:r>
               <w:t xml:space="preserve">2. Overall Description</w:t>
@@ -823,6 +854,7 @@
           <w:p>
             <w:pPr>
               <w:pStyle w:val="Compact"/>
+              <w:jc w:val="left"/>
             </w:pPr>
             <w:r>
               <w:t xml:space="preserve">YES</w:t>
@@ -836,6 +868,7 @@
           <w:p>
             <w:pPr>
               <w:pStyle w:val="Compact"/>
+              <w:jc w:val="left"/>
             </w:pPr>
             <w:r>
               <w:t xml:space="preserve">2.1.1–2.1.8 (all eight §5.2.1 sub-items)</w:t>
@@ -847,6 +880,7 @@
           <w:p>
             <w:pPr>
               <w:pStyle w:val="Compact"/>
+              <w:jc w:val="left"/>
             </w:pPr>
             <w:r>
               <w:t xml:space="preserve">YES</w:t>
@@ -860,6 +894,7 @@
           <w:p>
             <w:pPr>
               <w:pStyle w:val="Compact"/>
+              <w:jc w:val="left"/>
             </w:pPr>
             <w:r>
               <w:t xml:space="preserve">2.6 Apportioning of Requirements</w:t>
@@ -871,6 +906,7 @@
           <w:p>
             <w:pPr>
               <w:pStyle w:val="Compact"/>
+              <w:jc w:val="left"/>
             </w:pPr>
             <w:r>
               <w:t xml:space="preserve">YES</w:t>
@@ -884,6 +920,7 @@
           <w:p>
             <w:pPr>
               <w:pStyle w:val="Compact"/>
+              <w:jc w:val="left"/>
             </w:pPr>
             <w:r>
               <w:t xml:space="preserve">3.1 External Interfaces (3.1.1–3.1.4)</w:t>
@@ -895,6 +932,7 @@
           <w:p>
             <w:pPr>
               <w:pStyle w:val="Compact"/>
+              <w:jc w:val="left"/>
             </w:pPr>
             <w:r>
               <w:t xml:space="preserve">YES</w:t>
@@ -908,6 +946,7 @@
           <w:p>
             <w:pPr>
               <w:pStyle w:val="Compact"/>
+              <w:jc w:val="left"/>
             </w:pPr>
             <w:r>
               <w:t xml:space="preserve">3.2 System Features (FR-001…020)</w:t>
@@ -919,6 +958,7 @@
           <w:p>
             <w:pPr>
               <w:pStyle w:val="Compact"/>
+              <w:jc w:val="left"/>
             </w:pPr>
             <w:r>
               <w:t xml:space="preserve">YES</w:t>
@@ -932,6 +972,7 @@
           <w:p>
             <w:pPr>
               <w:pStyle w:val="Compact"/>
+              <w:jc w:val="left"/>
             </w:pPr>
             <w:r>
               <w:t xml:space="preserve">3.2.9–3.2.11 Logic, Data Constructs, Data Dictionary</w:t>
@@ -943,6 +984,7 @@
           <w:p>
             <w:pPr>
               <w:pStyle w:val="Compact"/>
+              <w:jc w:val="left"/>
             </w:pPr>
             <w:r>
               <w:t xml:space="preserve">YES</w:t>
@@ -956,6 +998,7 @@
           <w:p>
             <w:pPr>
               <w:pStyle w:val="Compact"/>
+              <w:jc w:val="left"/>
             </w:pPr>
             <w:r>
               <w:t xml:space="preserve">3.3 Performance</w:t>
@@ -967,6 +1010,7 @@
           <w:p>
             <w:pPr>
               <w:pStyle w:val="Compact"/>
+              <w:jc w:val="left"/>
             </w:pPr>
             <w:r>
               <w:t xml:space="preserve">YES</w:t>
@@ -980,6 +1024,7 @@
           <w:p>
             <w:pPr>
               <w:pStyle w:val="Compact"/>
+              <w:jc w:val="left"/>
             </w:pPr>
             <w:r>
               <w:t xml:space="preserve">3.4 Design Constraints</w:t>
@@ -991,6 +1036,7 @@
           <w:p>
             <w:pPr>
               <w:pStyle w:val="Compact"/>
+              <w:jc w:val="left"/>
             </w:pPr>
             <w:r>
               <w:t xml:space="preserve">YES</w:t>
@@ -1004,6 +1050,7 @@
           <w:p>
             <w:pPr>
               <w:pStyle w:val="Compact"/>
+              <w:jc w:val="left"/>
             </w:pPr>
             <w:r>
               <w:t xml:space="preserve">3.5 Software System Attributes (3.5.1–3.5.4)</w:t>
@@ -1015,6 +1062,7 @@
           <w:p>
             <w:pPr>
               <w:pStyle w:val="Compact"/>
+              <w:jc w:val="left"/>
             </w:pPr>
             <w:r>
               <w:t xml:space="preserve">YES</w:t>
@@ -1028,6 +1076,7 @@
           <w:p>
             <w:pPr>
               <w:pStyle w:val="Compact"/>
+              <w:jc w:val="left"/>
             </w:pPr>
             <w:r>
               <w:t xml:space="preserve">3.5.5 Standards Compliance</w:t>
@@ -1039,6 +1088,7 @@
           <w:p>
             <w:pPr>
               <w:pStyle w:val="Compact"/>
+              <w:jc w:val="left"/>
             </w:pPr>
             <w:r>
               <w:t xml:space="preserve">YES</w:t>
@@ -1052,6 +1102,7 @@
           <w:p>
             <w:pPr>
               <w:pStyle w:val="Compact"/>
+              <w:jc w:val="left"/>
             </w:pPr>
             <w:r>
               <w:t xml:space="preserve">3.6 Other Requirements</w:t>
@@ -1063,6 +1114,7 @@
           <w:p>
             <w:pPr>
               <w:pStyle w:val="Compact"/>
+              <w:jc w:val="left"/>
             </w:pPr>
             <w:r>
               <w:t xml:space="preserve">YES</w:t>
@@ -1076,6 +1128,7 @@
           <w:p>
             <w:pPr>
               <w:pStyle w:val="Compact"/>
+              <w:jc w:val="left"/>
             </w:pPr>
             <w:r>
               <w:t xml:space="preserve">Table of Contents</w:t>
@@ -1087,6 +1140,7 @@
           <w:p>
             <w:pPr>
               <w:pStyle w:val="Compact"/>
+              <w:jc w:val="left"/>
             </w:pPr>
             <w:r>
               <w:t xml:space="preserve">YES (added; GAP-05 resolved)</w:t>
@@ -1102,8 +1156,8 @@
         </w:pict>
       </w:r>
     </w:p>
-    <w:bookmarkEnd w:id="10"/>
-    <w:bookmarkStart w:id="11" w:name="requirements-traceability-matrix-rtm"/>
+    <w:bookmarkEnd w:id="21"/>
+    <w:bookmarkStart w:id="22" w:name="X1d552ad99c1e07c1a280671ce6624a556bae7fd"/>
     <w:p>
       <w:pPr>
         <w:pStyle w:val="Heading2"/>
@@ -1124,8 +1178,8 @@
       </w:r>
       <w:r>
         <w:rPr>
+          <w:bCs/>
           <w:b/>
-          <w:bCs/>
         </w:rPr>
         <w:t xml:space="preserve">T</w:t>
       </w:r>
@@ -1140,8 +1194,8 @@
       </w:r>
       <w:r>
         <w:rPr>
+          <w:bCs/>
           <w:b/>
-          <w:bCs/>
         </w:rPr>
         <w:t xml:space="preserve">I</w:t>
       </w:r>
@@ -1156,8 +1210,8 @@
       </w:r>
       <w:r>
         <w:rPr>
+          <w:bCs/>
           <w:b/>
-          <w:bCs/>
         </w:rPr>
         <w:t xml:space="preserve">D</w:t>
       </w:r>
@@ -1172,8 +1226,8 @@
       </w:r>
       <w:r>
         <w:rPr>
+          <w:bCs/>
           <w:b/>
-          <w:bCs/>
         </w:rPr>
         <w:t xml:space="preserve">A</w:t>
       </w:r>
@@ -1187,26 +1241,27 @@
     <w:tbl>
       <w:tblPr>
         <w:tblStyle w:val="Table"/>
-        <w:tblW w:type="pct" w:w="5000"/>
-        <w:tblLayout w:type="fixed"/>
+        <w:tblW w:type="auto" w:w="0"/>
         <w:tblLook w:firstRow="1" w:lastRow="0" w:firstColumn="0" w:lastColumn="0" w:noHBand="0" w:noVBand="0" w:val="0020"/>
+        <w:jc w:val="start"/>
       </w:tblPr>
       <w:tblGrid>
-        <w:gridCol w:w="905"/>
-        <w:gridCol w:w="2036"/>
-        <w:gridCol w:w="678"/>
-        <w:gridCol w:w="3394"/>
-        <w:gridCol w:w="905"/>
+        <w:gridCol w:w="1584"/>
+        <w:gridCol w:w="1584"/>
+        <w:gridCol w:w="1584"/>
+        <w:gridCol w:w="1584"/>
+        <w:gridCol w:w="1584"/>
       </w:tblGrid>
       <w:tr>
         <w:trPr>
-          <w:tblHeader w:val="on"/>
+          <w:tblHeader w:val="true"/>
         </w:trPr>
         <w:tc>
           <w:tcPr/>
           <w:p>
             <w:pPr>
               <w:pStyle w:val="Compact"/>
+              <w:jc w:val="left"/>
             </w:pPr>
             <w:r>
               <w:t xml:space="preserve">Req ID</w:t>
@@ -1218,6 +1273,7 @@
           <w:p>
             <w:pPr>
               <w:pStyle w:val="Compact"/>
+              <w:jc w:val="left"/>
             </w:pPr>
             <w:r>
               <w:t xml:space="preserve">Feature / Source</w:t>
@@ -1229,6 +1285,7 @@
           <w:p>
             <w:pPr>
               <w:pStyle w:val="Compact"/>
+              <w:jc w:val="left"/>
             </w:pPr>
             <w:r>
               <w:t xml:space="preserve">Goal</w:t>
@@ -1240,6 +1297,7 @@
           <w:p>
             <w:pPr>
               <w:pStyle w:val="Compact"/>
+              <w:jc w:val="left"/>
             </w:pPr>
             <w:r>
               <w:t xml:space="preserve">ISO/IEC 25010 characteristic</w:t>
@@ -1251,6 +1309,7 @@
           <w:p>
             <w:pPr>
               <w:pStyle w:val="Compact"/>
+              <w:jc w:val="left"/>
             </w:pPr>
             <w:r>
               <w:t xml:space="preserve">Verify</w:t>
@@ -1264,6 +1323,7 @@
           <w:p>
             <w:pPr>
               <w:pStyle w:val="Compact"/>
+              <w:jc w:val="left"/>
             </w:pPr>
             <w:r>
               <w:t xml:space="preserve">FR-001</w:t>
@@ -1275,6 +1335,7 @@
           <w:p>
             <w:pPr>
               <w:pStyle w:val="Compact"/>
+              <w:jc w:val="left"/>
             </w:pPr>
             <w:r>
               <w:t xml:space="preserve">FEAT-001 Post list</w:t>
@@ -1286,6 +1347,7 @@
           <w:p>
             <w:pPr>
               <w:pStyle w:val="Compact"/>
+              <w:jc w:val="left"/>
             </w:pPr>
             <w:r>
               <w:t xml:space="preserve">OBJ-002</w:t>
@@ -1297,6 +1359,7 @@
           <w:p>
             <w:pPr>
               <w:pStyle w:val="Compact"/>
+              <w:jc w:val="left"/>
             </w:pPr>
             <w:r>
               <w:t xml:space="preserve">Functional Suitability</w:t>
@@ -1308,6 +1371,7 @@
           <w:p>
             <w:pPr>
               <w:pStyle w:val="Compact"/>
+              <w:jc w:val="left"/>
             </w:pPr>
             <w:r>
               <w:t xml:space="preserve">T</w:t>
@@ -1321,6 +1385,7 @@
           <w:p>
             <w:pPr>
               <w:pStyle w:val="Compact"/>
+              <w:jc w:val="left"/>
             </w:pPr>
             <w:r>
               <w:t xml:space="preserve">FR-002</w:t>
@@ -1332,6 +1397,7 @@
           <w:p>
             <w:pPr>
               <w:pStyle w:val="Compact"/>
+              <w:jc w:val="left"/>
             </w:pPr>
             <w:r>
               <w:t xml:space="preserve">FEAT-001 Post list</w:t>
@@ -1343,6 +1409,7 @@
           <w:p>
             <w:pPr>
               <w:pStyle w:val="Compact"/>
+              <w:jc w:val="left"/>
             </w:pPr>
             <w:r>
               <w:t xml:space="preserve">OBJ-002</w:t>
@@ -1354,6 +1421,7 @@
           <w:p>
             <w:pPr>
               <w:pStyle w:val="Compact"/>
+              <w:jc w:val="left"/>
             </w:pPr>
             <w:r>
               <w:t xml:space="preserve">Functional Suitability</w:t>
@@ -1365,6 +1433,7 @@
           <w:p>
             <w:pPr>
               <w:pStyle w:val="Compact"/>
+              <w:jc w:val="left"/>
             </w:pPr>
             <w:r>
               <w:t xml:space="preserve">T</w:t>
@@ -1378,6 +1447,7 @@
           <w:p>
             <w:pPr>
               <w:pStyle w:val="Compact"/>
+              <w:jc w:val="left"/>
             </w:pPr>
             <w:r>
               <w:t xml:space="preserve">FR-003</w:t>
@@ -1389,6 +1459,7 @@
           <w:p>
             <w:pPr>
               <w:pStyle w:val="Compact"/>
+              <w:jc w:val="left"/>
             </w:pPr>
             <w:r>
               <w:t xml:space="preserve">FEAT-001 Post list</w:t>
@@ -1400,6 +1471,7 @@
           <w:p>
             <w:pPr>
               <w:pStyle w:val="Compact"/>
+              <w:jc w:val="left"/>
             </w:pPr>
             <w:r>
               <w:t xml:space="preserve">OBJ-001</w:t>
@@ -1411,6 +1483,7 @@
           <w:p>
             <w:pPr>
               <w:pStyle w:val="Compact"/>
+              <w:jc w:val="left"/>
             </w:pPr>
             <w:r>
               <w:t xml:space="preserve">Reliability</w:t>
@@ -1422,6 +1495,7 @@
           <w:p>
             <w:pPr>
               <w:pStyle w:val="Compact"/>
+              <w:jc w:val="left"/>
             </w:pPr>
             <w:r>
               <w:t xml:space="preserve">T</w:t>
@@ -1435,6 +1509,7 @@
           <w:p>
             <w:pPr>
               <w:pStyle w:val="Compact"/>
+              <w:jc w:val="left"/>
             </w:pPr>
             <w:r>
               <w:t xml:space="preserve">FR-004</w:t>
@@ -1446,6 +1521,7 @@
           <w:p>
             <w:pPr>
               <w:pStyle w:val="Compact"/>
+              <w:jc w:val="left"/>
             </w:pPr>
             <w:r>
               <w:t xml:space="preserve">FEAT-002 Pagination</w:t>
@@ -1457,6 +1533,7 @@
           <w:p>
             <w:pPr>
               <w:pStyle w:val="Compact"/>
+              <w:jc w:val="left"/>
             </w:pPr>
             <w:r>
               <w:t xml:space="preserve">OBJ-002</w:t>
@@ -1468,6 +1545,7 @@
           <w:p>
             <w:pPr>
               <w:pStyle w:val="Compact"/>
+              <w:jc w:val="left"/>
             </w:pPr>
             <w:r>
               <w:t xml:space="preserve">Functional Suitability</w:t>
@@ -1479,6 +1557,7 @@
           <w:p>
             <w:pPr>
               <w:pStyle w:val="Compact"/>
+              <w:jc w:val="left"/>
             </w:pPr>
             <w:r>
               <w:t xml:space="preserve">T</w:t>
@@ -1492,6 +1571,7 @@
           <w:p>
             <w:pPr>
               <w:pStyle w:val="Compact"/>
+              <w:jc w:val="left"/>
             </w:pPr>
             <w:r>
               <w:t xml:space="preserve">FR-005</w:t>
@@ -1503,6 +1583,7 @@
           <w:p>
             <w:pPr>
               <w:pStyle w:val="Compact"/>
+              <w:jc w:val="left"/>
             </w:pPr>
             <w:r>
               <w:t xml:space="preserve">FEAT-002 Pagination</w:t>
@@ -1514,6 +1595,7 @@
           <w:p>
             <w:pPr>
               <w:pStyle w:val="Compact"/>
+              <w:jc w:val="left"/>
             </w:pPr>
             <w:r>
               <w:t xml:space="preserve">OBJ-002</w:t>
@@ -1525,6 +1607,7 @@
           <w:p>
             <w:pPr>
               <w:pStyle w:val="Compact"/>
+              <w:jc w:val="left"/>
             </w:pPr>
             <w:r>
               <w:t xml:space="preserve">Functional Suitability</w:t>
@@ -1536,6 +1619,7 @@
           <w:p>
             <w:pPr>
               <w:pStyle w:val="Compact"/>
+              <w:jc w:val="left"/>
             </w:pPr>
             <w:r>
               <w:t xml:space="preserve">T</w:t>
@@ -1549,6 +1633,7 @@
           <w:p>
             <w:pPr>
               <w:pStyle w:val="Compact"/>
+              <w:jc w:val="left"/>
             </w:pPr>
             <w:r>
               <w:t xml:space="preserve">FR-006</w:t>
@@ -1560,6 +1645,7 @@
           <w:p>
             <w:pPr>
               <w:pStyle w:val="Compact"/>
+              <w:jc w:val="left"/>
             </w:pPr>
             <w:r>
               <w:t xml:space="preserve">FEAT-002 Pagination</w:t>
@@ -1571,6 +1657,7 @@
           <w:p>
             <w:pPr>
               <w:pStyle w:val="Compact"/>
+              <w:jc w:val="left"/>
             </w:pPr>
             <w:r>
               <w:t xml:space="preserve">OBJ-002</w:t>
@@ -1582,6 +1669,7 @@
           <w:p>
             <w:pPr>
               <w:pStyle w:val="Compact"/>
+              <w:jc w:val="left"/>
             </w:pPr>
             <w:r>
               <w:t xml:space="preserve">Reliability</w:t>
@@ -1593,6 +1681,7 @@
           <w:p>
             <w:pPr>
               <w:pStyle w:val="Compact"/>
+              <w:jc w:val="left"/>
             </w:pPr>
             <w:r>
               <w:t xml:space="preserve">T</w:t>
@@ -1606,6 +1695,7 @@
           <w:p>
             <w:pPr>
               <w:pStyle w:val="Compact"/>
+              <w:jc w:val="left"/>
             </w:pPr>
             <w:r>
               <w:t xml:space="preserve">FR-007</w:t>
@@ -1617,6 +1707,7 @@
           <w:p>
             <w:pPr>
               <w:pStyle w:val="Compact"/>
+              <w:jc w:val="left"/>
             </w:pPr>
             <w:r>
               <w:t xml:space="preserve">FEAT-003 Post detail</w:t>
@@ -1628,6 +1719,7 @@
           <w:p>
             <w:pPr>
               <w:pStyle w:val="Compact"/>
+              <w:jc w:val="left"/>
             </w:pPr>
             <w:r>
               <w:t xml:space="preserve">OBJ-002</w:t>
@@ -1639,6 +1731,7 @@
           <w:p>
             <w:pPr>
               <w:pStyle w:val="Compact"/>
+              <w:jc w:val="left"/>
             </w:pPr>
             <w:r>
               <w:t xml:space="preserve">Functional Suitability</w:t>
@@ -1650,6 +1743,7 @@
           <w:p>
             <w:pPr>
               <w:pStyle w:val="Compact"/>
+              <w:jc w:val="left"/>
             </w:pPr>
             <w:r>
               <w:t xml:space="preserve">T</w:t>
@@ -1663,6 +1757,7 @@
           <w:p>
             <w:pPr>
               <w:pStyle w:val="Compact"/>
+              <w:jc w:val="left"/>
             </w:pPr>
             <w:r>
               <w:t xml:space="preserve">FR-008</w:t>
@@ -1674,6 +1769,7 @@
           <w:p>
             <w:pPr>
               <w:pStyle w:val="Compact"/>
+              <w:jc w:val="left"/>
             </w:pPr>
             <w:r>
               <w:t xml:space="preserve">FEAT-003 Post detail</w:t>
@@ -1685,6 +1781,7 @@
           <w:p>
             <w:pPr>
               <w:pStyle w:val="Compact"/>
+              <w:jc w:val="left"/>
             </w:pPr>
             <w:r>
               <w:t xml:space="preserve">OBJ-001</w:t>
@@ -1696,6 +1793,7 @@
           <w:p>
             <w:pPr>
               <w:pStyle w:val="Compact"/>
+              <w:jc w:val="left"/>
             </w:pPr>
             <w:r>
               <w:t xml:space="preserve">Security</w:t>
@@ -1707,6 +1805,7 @@
           <w:p>
             <w:pPr>
               <w:pStyle w:val="Compact"/>
+              <w:jc w:val="left"/>
             </w:pPr>
             <w:r>
               <w:t xml:space="preserve">T</w:t>
@@ -1720,6 +1819,7 @@
           <w:p>
             <w:pPr>
               <w:pStyle w:val="Compact"/>
+              <w:jc w:val="left"/>
             </w:pPr>
             <w:r>
               <w:t xml:space="preserve">FR-009</w:t>
@@ -1731,6 +1831,7 @@
           <w:p>
             <w:pPr>
               <w:pStyle w:val="Compact"/>
+              <w:jc w:val="left"/>
             </w:pPr>
             <w:r>
               <w:t xml:space="preserve">FEAT-003 Post detail</w:t>
@@ -1742,6 +1843,7 @@
           <w:p>
             <w:pPr>
               <w:pStyle w:val="Compact"/>
+              <w:jc w:val="left"/>
             </w:pPr>
             <w:r>
               <w:t xml:space="preserve">OBJ-001</w:t>
@@ -1753,6 +1855,7 @@
           <w:p>
             <w:pPr>
               <w:pStyle w:val="Compact"/>
+              <w:jc w:val="left"/>
             </w:pPr>
             <w:r>
               <w:t xml:space="preserve">Functional Suitability / SEO</w:t>
@@ -1764,6 +1867,7 @@
           <w:p>
             <w:pPr>
               <w:pStyle w:val="Compact"/>
+              <w:jc w:val="left"/>
             </w:pPr>
             <w:r>
               <w:t xml:space="preserve">I</w:t>
@@ -1777,6 +1881,7 @@
           <w:p>
             <w:pPr>
               <w:pStyle w:val="Compact"/>
+              <w:jc w:val="left"/>
             </w:pPr>
             <w:r>
               <w:t xml:space="preserve">FR-010</w:t>
@@ -1788,6 +1893,7 @@
           <w:p>
             <w:pPr>
               <w:pStyle w:val="Compact"/>
+              <w:jc w:val="left"/>
             </w:pPr>
             <w:r>
               <w:t xml:space="preserve">FEAT-003 Post detail</w:t>
@@ -1799,6 +1905,7 @@
           <w:p>
             <w:pPr>
               <w:pStyle w:val="Compact"/>
+              <w:jc w:val="left"/>
             </w:pPr>
             <w:r>
               <w:t xml:space="preserve">OBJ-002</w:t>
@@ -1810,6 +1917,7 @@
           <w:p>
             <w:pPr>
               <w:pStyle w:val="Compact"/>
+              <w:jc w:val="left"/>
             </w:pPr>
             <w:r>
               <w:t xml:space="preserve">Functional Suitability</w:t>
@@ -1821,6 +1929,7 @@
           <w:p>
             <w:pPr>
               <w:pStyle w:val="Compact"/>
+              <w:jc w:val="left"/>
             </w:pPr>
             <w:r>
               <w:t xml:space="preserve">T</w:t>
@@ -1834,6 +1943,7 @@
           <w:p>
             <w:pPr>
               <w:pStyle w:val="Compact"/>
+              <w:jc w:val="left"/>
             </w:pPr>
             <w:r>
               <w:t xml:space="preserve">FR-011</w:t>
@@ -1845,6 +1955,7 @@
           <w:p>
             <w:pPr>
               <w:pStyle w:val="Compact"/>
+              <w:jc w:val="left"/>
             </w:pPr>
             <w:r>
               <w:t xml:space="preserve">FEAT-004 Labels</w:t>
@@ -1856,6 +1967,7 @@
           <w:p>
             <w:pPr>
               <w:pStyle w:val="Compact"/>
+              <w:jc w:val="left"/>
             </w:pPr>
             <w:r>
               <w:t xml:space="preserve">OBJ-002</w:t>
@@ -1867,6 +1979,7 @@
           <w:p>
             <w:pPr>
               <w:pStyle w:val="Compact"/>
+              <w:jc w:val="left"/>
             </w:pPr>
             <w:r>
               <w:t xml:space="preserve">Functional Suitability</w:t>
@@ -1878,6 +1991,7 @@
           <w:p>
             <w:pPr>
               <w:pStyle w:val="Compact"/>
+              <w:jc w:val="left"/>
             </w:pPr>
             <w:r>
               <w:t xml:space="preserve">T</w:t>
@@ -1891,6 +2005,7 @@
           <w:p>
             <w:pPr>
               <w:pStyle w:val="Compact"/>
+              <w:jc w:val="left"/>
             </w:pPr>
             <w:r>
               <w:t xml:space="preserve">FR-012</w:t>
@@ -1902,6 +2017,7 @@
           <w:p>
             <w:pPr>
               <w:pStyle w:val="Compact"/>
+              <w:jc w:val="left"/>
             </w:pPr>
             <w:r>
               <w:t xml:space="preserve">FEAT-004 Labels</w:t>
@@ -1913,6 +2029,7 @@
           <w:p>
             <w:pPr>
               <w:pStyle w:val="Compact"/>
+              <w:jc w:val="left"/>
             </w:pPr>
             <w:r>
               <w:t xml:space="preserve">OBJ-002</w:t>
@@ -1924,6 +2041,7 @@
           <w:p>
             <w:pPr>
               <w:pStyle w:val="Compact"/>
+              <w:jc w:val="left"/>
             </w:pPr>
             <w:r>
               <w:t xml:space="preserve">Usability</w:t>
@@ -1935,6 +2053,7 @@
           <w:p>
             <w:pPr>
               <w:pStyle w:val="Compact"/>
+              <w:jc w:val="left"/>
             </w:pPr>
             <w:r>
               <w:t xml:space="preserve">T</w:t>
@@ -1948,6 +2067,7 @@
           <w:p>
             <w:pPr>
               <w:pStyle w:val="Compact"/>
+              <w:jc w:val="left"/>
             </w:pPr>
             <w:r>
               <w:t xml:space="preserve">FR-013</w:t>
@@ -1959,6 +2079,7 @@
           <w:p>
             <w:pPr>
               <w:pStyle w:val="Compact"/>
+              <w:jc w:val="left"/>
             </w:pPr>
             <w:r>
               <w:t xml:space="preserve">FEAT-005 Search</w:t>
@@ -1970,6 +2091,7 @@
           <w:p>
             <w:pPr>
               <w:pStyle w:val="Compact"/>
+              <w:jc w:val="left"/>
             </w:pPr>
             <w:r>
               <w:t xml:space="preserve">OBJ-002</w:t>
@@ -1981,6 +2103,7 @@
           <w:p>
             <w:pPr>
               <w:pStyle w:val="Compact"/>
+              <w:jc w:val="left"/>
             </w:pPr>
             <w:r>
               <w:t xml:space="preserve">Security / Usability</w:t>
@@ -1992,6 +2115,7 @@
           <w:p>
             <w:pPr>
               <w:pStyle w:val="Compact"/>
+              <w:jc w:val="left"/>
             </w:pPr>
             <w:r>
               <w:t xml:space="preserve">T</w:t>
@@ -2005,6 +2129,7 @@
           <w:p>
             <w:pPr>
               <w:pStyle w:val="Compact"/>
+              <w:jc w:val="left"/>
             </w:pPr>
             <w:r>
               <w:t xml:space="preserve">FR-014</w:t>
@@ -2016,6 +2141,7 @@
           <w:p>
             <w:pPr>
               <w:pStyle w:val="Compact"/>
+              <w:jc w:val="left"/>
             </w:pPr>
             <w:r>
               <w:t xml:space="preserve">FEAT-005 Search</w:t>
@@ -2027,6 +2153,7 @@
           <w:p>
             <w:pPr>
               <w:pStyle w:val="Compact"/>
+              <w:jc w:val="left"/>
             </w:pPr>
             <w:r>
               <w:t xml:space="preserve">OBJ-002</w:t>
@@ -2038,6 +2165,7 @@
           <w:p>
             <w:pPr>
               <w:pStyle w:val="Compact"/>
+              <w:jc w:val="left"/>
             </w:pPr>
             <w:r>
               <w:t xml:space="preserve">Functional Suitability</w:t>
@@ -2049,6 +2177,7 @@
           <w:p>
             <w:pPr>
               <w:pStyle w:val="Compact"/>
+              <w:jc w:val="left"/>
             </w:pPr>
             <w:r>
               <w:t xml:space="preserve">T</w:t>
@@ -2062,6 +2191,7 @@
           <w:p>
             <w:pPr>
               <w:pStyle w:val="Compact"/>
+              <w:jc w:val="left"/>
             </w:pPr>
             <w:r>
               <w:t xml:space="preserve">FR-015</w:t>
@@ -2073,6 +2203,7 @@
           <w:p>
             <w:pPr>
               <w:pStyle w:val="Compact"/>
+              <w:jc w:val="left"/>
             </w:pPr>
             <w:r>
               <w:t xml:space="preserve">FEAT-005 Search</w:t>
@@ -2084,6 +2215,7 @@
           <w:p>
             <w:pPr>
               <w:pStyle w:val="Compact"/>
+              <w:jc w:val="left"/>
             </w:pPr>
             <w:r>
               <w:t xml:space="preserve">OBJ-002</w:t>
@@ -2095,6 +2227,7 @@
           <w:p>
             <w:pPr>
               <w:pStyle w:val="Compact"/>
+              <w:jc w:val="left"/>
             </w:pPr>
             <w:r>
               <w:t xml:space="preserve">Usability</w:t>
@@ -2106,6 +2239,7 @@
           <w:p>
             <w:pPr>
               <w:pStyle w:val="Compact"/>
+              <w:jc w:val="left"/>
             </w:pPr>
             <w:r>
               <w:t xml:space="preserve">T</w:t>
@@ -2119,6 +2253,7 @@
           <w:p>
             <w:pPr>
               <w:pStyle w:val="Compact"/>
+              <w:jc w:val="left"/>
             </w:pPr>
             <w:r>
               <w:t xml:space="preserve">FR-016</w:t>
@@ -2130,6 +2265,7 @@
           <w:p>
             <w:pPr>
               <w:pStyle w:val="Compact"/>
+              <w:jc w:val="left"/>
             </w:pPr>
             <w:r>
               <w:t xml:space="preserve">FEAT-006 Comments</w:t>
@@ -2141,6 +2277,7 @@
           <w:p>
             <w:pPr>
               <w:pStyle w:val="Compact"/>
+              <w:jc w:val="left"/>
             </w:pPr>
             <w:r>
               <w:t xml:space="preserve">OBJ-002</w:t>
@@ -2152,6 +2289,7 @@
           <w:p>
             <w:pPr>
               <w:pStyle w:val="Compact"/>
+              <w:jc w:val="left"/>
             </w:pPr>
             <w:r>
               <w:t xml:space="preserve">Functional Suitability</w:t>
@@ -2163,6 +2301,7 @@
           <w:p>
             <w:pPr>
               <w:pStyle w:val="Compact"/>
+              <w:jc w:val="left"/>
             </w:pPr>
             <w:r>
               <w:t xml:space="preserve">T</w:t>
@@ -2176,6 +2315,7 @@
           <w:p>
             <w:pPr>
               <w:pStyle w:val="Compact"/>
+              <w:jc w:val="left"/>
             </w:pPr>
             <w:r>
               <w:t xml:space="preserve">FR-017</w:t>
@@ -2187,6 +2327,7 @@
           <w:p>
             <w:pPr>
               <w:pStyle w:val="Compact"/>
+              <w:jc w:val="left"/>
             </w:pPr>
             <w:r>
               <w:t xml:space="preserve">FEAT-006 Comments</w:t>
@@ -2198,6 +2339,7 @@
           <w:p>
             <w:pPr>
               <w:pStyle w:val="Compact"/>
+              <w:jc w:val="left"/>
             </w:pPr>
             <w:r>
               <w:t xml:space="preserve">OBJ-002</w:t>
@@ -2209,6 +2351,7 @@
           <w:p>
             <w:pPr>
               <w:pStyle w:val="Compact"/>
+              <w:jc w:val="left"/>
             </w:pPr>
             <w:r>
               <w:t xml:space="preserve">Security</w:t>
@@ -2220,6 +2363,7 @@
           <w:p>
             <w:pPr>
               <w:pStyle w:val="Compact"/>
+              <w:jc w:val="left"/>
             </w:pPr>
             <w:r>
               <w:t xml:space="preserve">I</w:t>
@@ -2233,6 +2377,7 @@
           <w:p>
             <w:pPr>
               <w:pStyle w:val="Compact"/>
+              <w:jc w:val="left"/>
             </w:pPr>
             <w:r>
               <w:t xml:space="preserve">FR-018</w:t>
@@ -2244,6 +2389,7 @@
           <w:p>
             <w:pPr>
               <w:pStyle w:val="Compact"/>
+              <w:jc w:val="left"/>
             </w:pPr>
             <w:r>
               <w:t xml:space="preserve">FEAT-007 About</w:t>
@@ -2255,6 +2401,7 @@
           <w:p>
             <w:pPr>
               <w:pStyle w:val="Compact"/>
+              <w:jc w:val="left"/>
             </w:pPr>
             <w:r>
               <w:t xml:space="preserve">OBJ-002</w:t>
@@ -2266,6 +2413,7 @@
           <w:p>
             <w:pPr>
               <w:pStyle w:val="Compact"/>
+              <w:jc w:val="left"/>
             </w:pPr>
             <w:r>
               <w:t xml:space="preserve">Functional Suitability</w:t>
@@ -2277,6 +2425,7 @@
           <w:p>
             <w:pPr>
               <w:pStyle w:val="Compact"/>
+              <w:jc w:val="left"/>
             </w:pPr>
             <w:r>
               <w:t xml:space="preserve">T</w:t>
@@ -2290,6 +2439,7 @@
           <w:p>
             <w:pPr>
               <w:pStyle w:val="Compact"/>
+              <w:jc w:val="left"/>
             </w:pPr>
             <w:r>
               <w:t xml:space="preserve">FR-019</w:t>
@@ -2301,6 +2451,7 @@
           <w:p>
             <w:pPr>
               <w:pStyle w:val="Compact"/>
+              <w:jc w:val="left"/>
             </w:pPr>
             <w:r>
               <w:t xml:space="preserve">FEAT-008 Contact</w:t>
@@ -2312,6 +2463,7 @@
           <w:p>
             <w:pPr>
               <w:pStyle w:val="Compact"/>
+              <w:jc w:val="left"/>
             </w:pPr>
             <w:r>
               <w:t xml:space="preserve">OBJ-002</w:t>
@@ -2323,6 +2475,7 @@
           <w:p>
             <w:pPr>
               <w:pStyle w:val="Compact"/>
+              <w:jc w:val="left"/>
             </w:pPr>
             <w:r>
               <w:t xml:space="preserve">Functional Suitability</w:t>
@@ -2334,6 +2487,7 @@
           <w:p>
             <w:pPr>
               <w:pStyle w:val="Compact"/>
+              <w:jc w:val="left"/>
             </w:pPr>
             <w:r>
               <w:t xml:space="preserve">D</w:t>
@@ -2347,6 +2501,7 @@
           <w:p>
             <w:pPr>
               <w:pStyle w:val="Compact"/>
+              <w:jc w:val="left"/>
             </w:pPr>
             <w:r>
               <w:t xml:space="preserve">FR-020</w:t>
@@ -2358,6 +2513,7 @@
           <w:p>
             <w:pPr>
               <w:pStyle w:val="Compact"/>
+              <w:jc w:val="left"/>
             </w:pPr>
             <w:r>
               <w:t xml:space="preserve">FEAT-008 Contact</w:t>
@@ -2369,6 +2525,7 @@
           <w:p>
             <w:pPr>
               <w:pStyle w:val="Compact"/>
+              <w:jc w:val="left"/>
             </w:pPr>
             <w:r>
               <w:t xml:space="preserve">OBJ-002</w:t>
@@ -2380,6 +2537,7 @@
           <w:p>
             <w:pPr>
               <w:pStyle w:val="Compact"/>
+              <w:jc w:val="left"/>
             </w:pPr>
             <w:r>
               <w:t xml:space="preserve">Security</w:t>
@@ -2391,6 +2549,7 @@
           <w:p>
             <w:pPr>
               <w:pStyle w:val="Compact"/>
+              <w:jc w:val="left"/>
             </w:pPr>
             <w:r>
               <w:t xml:space="preserve">I</w:t>
@@ -2404,6 +2563,7 @@
           <w:p>
             <w:pPr>
               <w:pStyle w:val="Compact"/>
+              <w:jc w:val="left"/>
             </w:pPr>
             <w:r>
               <w:t xml:space="preserve">NFR-001</w:t>
@@ -2415,6 +2575,7 @@
           <w:p>
             <w:pPr>
               <w:pStyle w:val="Compact"/>
+              <w:jc w:val="left"/>
             </w:pPr>
             <w:r>
               <w:t xml:space="preserve">quality_standards &gt; Performance</w:t>
@@ -2426,6 +2587,7 @@
           <w:p>
             <w:pPr>
               <w:pStyle w:val="Compact"/>
+              <w:jc w:val="left"/>
             </w:pPr>
             <w:r>
               <w:t xml:space="preserve">OBJ-001</w:t>
@@ -2437,6 +2599,7 @@
           <w:p>
             <w:pPr>
               <w:pStyle w:val="Compact"/>
+              <w:jc w:val="left"/>
             </w:pPr>
             <w:r>
               <w:t xml:space="preserve">Performance Efficiency</w:t>
@@ -2448,6 +2611,7 @@
           <w:p>
             <w:pPr>
               <w:pStyle w:val="Compact"/>
+              <w:jc w:val="left"/>
             </w:pPr>
             <w:r>
               <w:t xml:space="preserve">T (Lighthouse)</w:t>
@@ -2461,6 +2625,7 @@
           <w:p>
             <w:pPr>
               <w:pStyle w:val="Compact"/>
+              <w:jc w:val="left"/>
             </w:pPr>
             <w:r>
               <w:t xml:space="preserve">NFR-002</w:t>
@@ -2472,6 +2637,7 @@
           <w:p>
             <w:pPr>
               <w:pStyle w:val="Compact"/>
+              <w:jc w:val="left"/>
             </w:pPr>
             <w:r>
               <w:t xml:space="preserve">BR-007</w:t>
@@ -2483,6 +2649,7 @@
           <w:p>
             <w:pPr>
               <w:pStyle w:val="Compact"/>
+              <w:jc w:val="left"/>
             </w:pPr>
             <w:r>
               <w:t xml:space="preserve">OBJ-001</w:t>
@@ -2494,6 +2661,7 @@
           <w:p>
             <w:pPr>
               <w:pStyle w:val="Compact"/>
+              <w:jc w:val="left"/>
             </w:pPr>
             <w:r>
               <w:t xml:space="preserve">Performance Efficiency</w:t>
@@ -2505,6 +2673,7 @@
           <w:p>
             <w:pPr>
               <w:pStyle w:val="Compact"/>
+              <w:jc w:val="left"/>
             </w:pPr>
             <w:r>
               <w:t xml:space="preserve">A</w:t>
@@ -2518,6 +2687,7 @@
           <w:p>
             <w:pPr>
               <w:pStyle w:val="Compact"/>
+              <w:jc w:val="left"/>
             </w:pPr>
             <w:r>
               <w:t xml:space="preserve">NFR-003</w:t>
@@ -2529,6 +2699,7 @@
           <w:p>
             <w:pPr>
               <w:pStyle w:val="Compact"/>
+              <w:jc w:val="left"/>
             </w:pPr>
             <w:r>
               <w:t xml:space="preserve">BR-003</w:t>
@@ -2540,6 +2711,7 @@
           <w:p>
             <w:pPr>
               <w:pStyle w:val="Compact"/>
+              <w:jc w:val="left"/>
             </w:pPr>
             <w:r>
               <w:t xml:space="preserve">OBJ-002</w:t>
@@ -2551,6 +2723,7 @@
           <w:p>
             <w:pPr>
               <w:pStyle w:val="Compact"/>
+              <w:jc w:val="left"/>
             </w:pPr>
             <w:r>
               <w:t xml:space="preserve">Performance Efficiency</w:t>
@@ -2562,6 +2735,7 @@
           <w:p>
             <w:pPr>
               <w:pStyle w:val="Compact"/>
+              <w:jc w:val="left"/>
             </w:pPr>
             <w:r>
               <w:t xml:space="preserve">T</w:t>
@@ -2575,6 +2749,7 @@
           <w:p>
             <w:pPr>
               <w:pStyle w:val="Compact"/>
+              <w:jc w:val="left"/>
             </w:pPr>
             <w:r>
               <w:t xml:space="preserve">NFR-004</w:t>
@@ -2586,6 +2761,7 @@
           <w:p>
             <w:pPr>
               <w:pStyle w:val="Compact"/>
+              <w:jc w:val="left"/>
             </w:pPr>
             <w:r>
               <w:t xml:space="preserve">tech_stack</w:t>
@@ -2597,6 +2773,7 @@
           <w:p>
             <w:pPr>
               <w:pStyle w:val="Compact"/>
+              <w:jc w:val="left"/>
             </w:pPr>
             <w:r>
               <w:t xml:space="preserve">OBJ-003</w:t>
@@ -2608,6 +2785,7 @@
           <w:p>
             <w:pPr>
               <w:pStyle w:val="Compact"/>
+              <w:jc w:val="left"/>
             </w:pPr>
             <w:r>
               <w:t xml:space="preserve">Maintainability</w:t>
@@ -2619,6 +2797,7 @@
           <w:p>
             <w:pPr>
               <w:pStyle w:val="Compact"/>
+              <w:jc w:val="left"/>
             </w:pPr>
             <w:r>
               <w:t xml:space="preserve">I</w:t>
@@ -2632,6 +2811,7 @@
           <w:p>
             <w:pPr>
               <w:pStyle w:val="Compact"/>
+              <w:jc w:val="left"/>
             </w:pPr>
             <w:r>
               <w:t xml:space="preserve">NFR-005</w:t>
@@ -2643,6 +2823,7 @@
           <w:p>
             <w:pPr>
               <w:pStyle w:val="Compact"/>
+              <w:jc w:val="left"/>
             </w:pPr>
             <w:r>
               <w:t xml:space="preserve">tech_stack</w:t>
@@ -2654,6 +2835,7 @@
           <w:p>
             <w:pPr>
               <w:pStyle w:val="Compact"/>
+              <w:jc w:val="left"/>
             </w:pPr>
             <w:r>
               <w:t xml:space="preserve">OBJ-003</w:t>
@@ -2665,6 +2847,7 @@
           <w:p>
             <w:pPr>
               <w:pStyle w:val="Compact"/>
+              <w:jc w:val="left"/>
             </w:pPr>
             <w:r>
               <w:t xml:space="preserve">Maintainability</w:t>
@@ -2676,6 +2859,7 @@
           <w:p>
             <w:pPr>
               <w:pStyle w:val="Compact"/>
+              <w:jc w:val="left"/>
             </w:pPr>
             <w:r>
               <w:t xml:space="preserve">I</w:t>
@@ -2689,6 +2873,7 @@
           <w:p>
             <w:pPr>
               <w:pStyle w:val="Compact"/>
+              <w:jc w:val="left"/>
             </w:pPr>
             <w:r>
               <w:t xml:space="preserve">NFR-006</w:t>
@@ -2700,6 +2885,7 @@
           <w:p>
             <w:pPr>
               <w:pStyle w:val="Compact"/>
+              <w:jc w:val="left"/>
             </w:pPr>
             <w:r>
               <w:t xml:space="preserve">BR-004 / BR-006</w:t>
@@ -2711,6 +2897,7 @@
           <w:p>
             <w:pPr>
               <w:pStyle w:val="Compact"/>
+              <w:jc w:val="left"/>
             </w:pPr>
             <w:r>
               <w:t xml:space="preserve">OBJ-001</w:t>
@@ -2722,6 +2909,7 @@
           <w:p>
             <w:pPr>
               <w:pStyle w:val="Compact"/>
+              <w:jc w:val="left"/>
             </w:pPr>
             <w:r>
               <w:t xml:space="preserve">Security</w:t>
@@ -2733,6 +2921,7 @@
           <w:p>
             <w:pPr>
               <w:pStyle w:val="Compact"/>
+              <w:jc w:val="left"/>
             </w:pPr>
             <w:r>
               <w:t xml:space="preserve">I</w:t>
@@ -2746,6 +2935,7 @@
           <w:p>
             <w:pPr>
               <w:pStyle w:val="Compact"/>
+              <w:jc w:val="left"/>
             </w:pPr>
             <w:r>
               <w:t xml:space="preserve">NFR-007</w:t>
@@ -2757,6 +2947,7 @@
           <w:p>
             <w:pPr>
               <w:pStyle w:val="Compact"/>
+              <w:jc w:val="left"/>
             </w:pPr>
             <w:r>
               <w:t xml:space="preserve">tech_stack</w:t>
@@ -2768,6 +2959,7 @@
           <w:p>
             <w:pPr>
               <w:pStyle w:val="Compact"/>
+              <w:jc w:val="left"/>
             </w:pPr>
             <w:r>
               <w:t xml:space="preserve">OBJ-001</w:t>
@@ -2779,6 +2971,7 @@
           <w:p>
             <w:pPr>
               <w:pStyle w:val="Compact"/>
+              <w:jc w:val="left"/>
             </w:pPr>
             <w:r>
               <w:t xml:space="preserve">Security</w:t>
@@ -2790,6 +2983,7 @@
           <w:p>
             <w:pPr>
               <w:pStyle w:val="Compact"/>
+              <w:jc w:val="left"/>
             </w:pPr>
             <w:r>
               <w:t xml:space="preserve">I</w:t>
@@ -2803,6 +2997,7 @@
           <w:p>
             <w:pPr>
               <w:pStyle w:val="Compact"/>
+              <w:jc w:val="left"/>
             </w:pPr>
             <w:r>
               <w:t xml:space="preserve">NFR-008</w:t>
@@ -2814,6 +3009,7 @@
           <w:p>
             <w:pPr>
               <w:pStyle w:val="Compact"/>
+              <w:jc w:val="left"/>
             </w:pPr>
             <w:r>
               <w:t xml:space="preserve">tech_stack</w:t>
@@ -2825,6 +3021,7 @@
           <w:p>
             <w:pPr>
               <w:pStyle w:val="Compact"/>
+              <w:jc w:val="left"/>
             </w:pPr>
             <w:r>
               <w:t xml:space="preserve">OBJ-003</w:t>
@@ -2836,6 +3033,7 @@
           <w:p>
             <w:pPr>
               <w:pStyle w:val="Compact"/>
+              <w:jc w:val="left"/>
             </w:pPr>
             <w:r>
               <w:t xml:space="preserve">Maintainability</w:t>
@@ -2847,6 +3045,7 @@
           <w:p>
             <w:pPr>
               <w:pStyle w:val="Compact"/>
+              <w:jc w:val="left"/>
             </w:pPr>
             <w:r>
               <w:t xml:space="preserve">T (CI)</w:t>
@@ -2860,6 +3059,7 @@
           <w:p>
             <w:pPr>
               <w:pStyle w:val="Compact"/>
+              <w:jc w:val="left"/>
             </w:pPr>
             <w:r>
               <w:t xml:space="preserve">NFR-009</w:t>
@@ -2871,6 +3071,7 @@
           <w:p>
             <w:pPr>
               <w:pStyle w:val="Compact"/>
+              <w:jc w:val="left"/>
             </w:pPr>
             <w:r>
               <w:t xml:space="preserve">quality_standards &gt; Reliability</w:t>
@@ -2882,6 +3083,7 @@
           <w:p>
             <w:pPr>
               <w:pStyle w:val="Compact"/>
+              <w:jc w:val="left"/>
             </w:pPr>
             <w:r>
               <w:t xml:space="preserve">OBJ-001</w:t>
@@ -2893,6 +3095,7 @@
           <w:p>
             <w:pPr>
               <w:pStyle w:val="Compact"/>
+              <w:jc w:val="left"/>
             </w:pPr>
             <w:r>
               <w:t xml:space="preserve">Reliability</w:t>
@@ -2904,6 +3107,7 @@
           <w:p>
             <w:pPr>
               <w:pStyle w:val="Compact"/>
+              <w:jc w:val="left"/>
             </w:pPr>
             <w:r>
               <w:t xml:space="preserve">T</w:t>
@@ -2917,6 +3121,7 @@
           <w:p>
             <w:pPr>
               <w:pStyle w:val="Compact"/>
+              <w:jc w:val="left"/>
             </w:pPr>
             <w:r>
               <w:t xml:space="preserve">NFR-010</w:t>
@@ -2928,6 +3133,7 @@
           <w:p>
             <w:pPr>
               <w:pStyle w:val="Compact"/>
+              <w:jc w:val="left"/>
             </w:pPr>
             <w:r>
               <w:t xml:space="preserve">quality_standards &gt; Reliability</w:t>
@@ -2939,6 +3145,7 @@
           <w:p>
             <w:pPr>
               <w:pStyle w:val="Compact"/>
+              <w:jc w:val="left"/>
             </w:pPr>
             <w:r>
               <w:t xml:space="preserve">OBJ-001</w:t>
@@ -2950,6 +3157,7 @@
           <w:p>
             <w:pPr>
               <w:pStyle w:val="Compact"/>
+              <w:jc w:val="left"/>
             </w:pPr>
             <w:r>
               <w:t xml:space="preserve">Reliability (Availability)</w:t>
@@ -2961,6 +3169,7 @@
           <w:p>
             <w:pPr>
               <w:pStyle w:val="Compact"/>
+              <w:jc w:val="left"/>
             </w:pPr>
             <w:r>
               <w:t xml:space="preserve">A</w:t>
@@ -2974,6 +3183,7 @@
           <w:p>
             <w:pPr>
               <w:pStyle w:val="Compact"/>
+              <w:jc w:val="left"/>
             </w:pPr>
             <w:r>
               <w:t xml:space="preserve">NFR-011</w:t>
@@ -2985,6 +3195,7 @@
           <w:p>
             <w:pPr>
               <w:pStyle w:val="Compact"/>
+              <w:jc w:val="left"/>
             </w:pPr>
             <w:r>
               <w:t xml:space="preserve">BR-005</w:t>
@@ -2996,6 +3207,7 @@
           <w:p>
             <w:pPr>
               <w:pStyle w:val="Compact"/>
+              <w:jc w:val="left"/>
             </w:pPr>
             <w:r>
               <w:t xml:space="preserve">OBJ-001</w:t>
@@ -3007,6 +3219,7 @@
           <w:p>
             <w:pPr>
               <w:pStyle w:val="Compact"/>
+              <w:jc w:val="left"/>
             </w:pPr>
             <w:r>
               <w:t xml:space="preserve">Security</w:t>
@@ -3018,6 +3231,7 @@
           <w:p>
             <w:pPr>
               <w:pStyle w:val="Compact"/>
+              <w:jc w:val="left"/>
             </w:pPr>
             <w:r>
               <w:t xml:space="preserve">T</w:t>
@@ -3031,6 +3245,7 @@
           <w:p>
             <w:pPr>
               <w:pStyle w:val="Compact"/>
+              <w:jc w:val="left"/>
             </w:pPr>
             <w:r>
               <w:t xml:space="preserve">NFR-012</w:t>
@@ -3042,6 +3257,7 @@
           <w:p>
             <w:pPr>
               <w:pStyle w:val="Compact"/>
+              <w:jc w:val="left"/>
             </w:pPr>
             <w:r>
               <w:t xml:space="preserve">BR-009</w:t>
@@ -3053,6 +3269,7 @@
           <w:p>
             <w:pPr>
               <w:pStyle w:val="Compact"/>
+              <w:jc w:val="left"/>
             </w:pPr>
             <w:r>
               <w:t xml:space="preserve">OBJ-001</w:t>
@@ -3064,6 +3281,7 @@
           <w:p>
             <w:pPr>
               <w:pStyle w:val="Compact"/>
+              <w:jc w:val="left"/>
             </w:pPr>
             <w:r>
               <w:t xml:space="preserve">Security</w:t>
@@ -3075,6 +3293,7 @@
           <w:p>
             <w:pPr>
               <w:pStyle w:val="Compact"/>
+              <w:jc w:val="left"/>
             </w:pPr>
             <w:r>
               <w:t xml:space="preserve">I</w:t>
@@ -3088,6 +3307,7 @@
           <w:p>
             <w:pPr>
               <w:pStyle w:val="Compact"/>
+              <w:jc w:val="left"/>
             </w:pPr>
             <w:r>
               <w:t xml:space="preserve">NFR-013</w:t>
@@ -3099,6 +3319,7 @@
           <w:p>
             <w:pPr>
               <w:pStyle w:val="Compact"/>
+              <w:jc w:val="left"/>
             </w:pPr>
             <w:r>
               <w:t xml:space="preserve">quality_standards &gt; Maintainability</w:t>
@@ -3110,6 +3331,7 @@
           <w:p>
             <w:pPr>
               <w:pStyle w:val="Compact"/>
+              <w:jc w:val="left"/>
             </w:pPr>
             <w:r>
               <w:t xml:space="preserve">OBJ-003</w:t>
@@ -3121,6 +3343,7 @@
           <w:p>
             <w:pPr>
               <w:pStyle w:val="Compact"/>
+              <w:jc w:val="left"/>
             </w:pPr>
             <w:r>
               <w:t xml:space="preserve">Maintainability</w:t>
@@ -3132,6 +3355,7 @@
           <w:p>
             <w:pPr>
               <w:pStyle w:val="Compact"/>
+              <w:jc w:val="left"/>
             </w:pPr>
             <w:r>
               <w:t xml:space="preserve">T</w:t>
@@ -3145,6 +3369,7 @@
           <w:p>
             <w:pPr>
               <w:pStyle w:val="Compact"/>
+              <w:jc w:val="left"/>
             </w:pPr>
             <w:r>
               <w:t xml:space="preserve">NFR-014</w:t>
@@ -3156,6 +3381,7 @@
           <w:p>
             <w:pPr>
               <w:pStyle w:val="Compact"/>
+              <w:jc w:val="left"/>
             </w:pPr>
             <w:r>
               <w:t xml:space="preserve">tech_stack</w:t>
@@ -3167,6 +3393,7 @@
           <w:p>
             <w:pPr>
               <w:pStyle w:val="Compact"/>
+              <w:jc w:val="left"/>
             </w:pPr>
             <w:r>
               <w:t xml:space="preserve">OBJ-003</w:t>
@@ -3178,6 +3405,7 @@
           <w:p>
             <w:pPr>
               <w:pStyle w:val="Compact"/>
+              <w:jc w:val="left"/>
             </w:pPr>
             <w:r>
               <w:t xml:space="preserve">Maintainability</w:t>
@@ -3189,6 +3417,7 @@
           <w:p>
             <w:pPr>
               <w:pStyle w:val="Compact"/>
+              <w:jc w:val="left"/>
             </w:pPr>
             <w:r>
               <w:t xml:space="preserve">I</w:t>
@@ -3202,6 +3431,7 @@
           <w:p>
             <w:pPr>
               <w:pStyle w:val="Compact"/>
+              <w:jc w:val="left"/>
             </w:pPr>
             <w:r>
               <w:t xml:space="preserve">NFR-015</w:t>
@@ -3213,6 +3443,7 @@
           <w:p>
             <w:pPr>
               <w:pStyle w:val="Compact"/>
+              <w:jc w:val="left"/>
             </w:pPr>
             <w:r>
               <w:t xml:space="preserve">quality_standards &gt; SEO</w:t>
@@ -3224,6 +3455,7 @@
           <w:p>
             <w:pPr>
               <w:pStyle w:val="Compact"/>
+              <w:jc w:val="left"/>
             </w:pPr>
             <w:r>
               <w:t xml:space="preserve">OBJ-001</w:t>
@@ -3235,6 +3467,7 @@
           <w:p>
             <w:pPr>
               <w:pStyle w:val="Compact"/>
+              <w:jc w:val="left"/>
             </w:pPr>
             <w:r>
               <w:t xml:space="preserve">Functional Suitability / Compliance</w:t>
@@ -3246,6 +3479,7 @@
           <w:p>
             <w:pPr>
               <w:pStyle w:val="Compact"/>
+              <w:jc w:val="left"/>
             </w:pPr>
             <w:r>
               <w:t xml:space="preserve">I</w:t>
@@ -3259,6 +3493,7 @@
           <w:p>
             <w:pPr>
               <w:pStyle w:val="Compact"/>
+              <w:jc w:val="left"/>
             </w:pPr>
             <w:r>
               <w:t xml:space="preserve">NFR-016</w:t>
@@ -3270,6 +3505,7 @@
           <w:p>
             <w:pPr>
               <w:pStyle w:val="Compact"/>
+              <w:jc w:val="left"/>
             </w:pPr>
             <w:r>
               <w:t xml:space="preserve">quality_standards &gt; Usability</w:t>
@@ -3281,6 +3517,7 @@
           <w:p>
             <w:pPr>
               <w:pStyle w:val="Compact"/>
+              <w:jc w:val="left"/>
             </w:pPr>
             <w:r>
               <w:t xml:space="preserve">OBJ-001</w:t>
@@ -3292,6 +3529,7 @@
           <w:p>
             <w:pPr>
               <w:pStyle w:val="Compact"/>
+              <w:jc w:val="left"/>
             </w:pPr>
             <w:r>
               <w:t xml:space="preserve">Usability (Accessibility)</w:t>
@@ -3303,6 +3541,7 @@
           <w:p>
             <w:pPr>
               <w:pStyle w:val="Compact"/>
+              <w:jc w:val="left"/>
             </w:pPr>
             <w:r>
               <w:t xml:space="preserve">T (axe/Lighthouse)</w:t>
@@ -3316,6 +3555,7 @@
           <w:p>
             <w:pPr>
               <w:pStyle w:val="Compact"/>
+              <w:jc w:val="left"/>
             </w:pPr>
             <w:r>
               <w:t xml:space="preserve">NFR-017</w:t>
@@ -3327,6 +3567,7 @@
           <w:p>
             <w:pPr>
               <w:pStyle w:val="Compact"/>
+              <w:jc w:val="left"/>
             </w:pPr>
             <w:r>
               <w:t xml:space="preserve">quality_standards</w:t>
@@ -3338,6 +3579,7 @@
           <w:p>
             <w:pPr>
               <w:pStyle w:val="Compact"/>
+              <w:jc w:val="left"/>
             </w:pPr>
             <w:r>
               <w:t xml:space="preserve">OBJ-003</w:t>
@@ -3349,6 +3591,7 @@
           <w:p>
             <w:pPr>
               <w:pStyle w:val="Compact"/>
+              <w:jc w:val="left"/>
             </w:pPr>
             <w:r>
               <w:t xml:space="preserve">Compliance (ISO/IEC 25051)</w:t>
@@ -3360,6 +3603,7 @@
           <w:p>
             <w:pPr>
               <w:pStyle w:val="Compact"/>
+              <w:jc w:val="left"/>
             </w:pPr>
             <w:r>
               <w:t xml:space="preserve">A</w:t>
@@ -3373,6 +3617,7 @@
           <w:p>
             <w:pPr>
               <w:pStyle w:val="Compact"/>
+              <w:jc w:val="left"/>
             </w:pPr>
             <w:r>
               <w:t xml:space="preserve">NFR-018</w:t>
@@ -3384,6 +3629,7 @@
           <w:p>
             <w:pPr>
               <w:pStyle w:val="Compact"/>
+              <w:jc w:val="left"/>
             </w:pPr>
             <w:r>
               <w:t xml:space="preserve">tech_stack</w:t>
@@ -3395,6 +3641,7 @@
           <w:p>
             <w:pPr>
               <w:pStyle w:val="Compact"/>
+              <w:jc w:val="left"/>
             </w:pPr>
             <w:r>
               <w:t xml:space="preserve">OBJ-003</w:t>
@@ -3406,6 +3653,7 @@
           <w:p>
             <w:pPr>
               <w:pStyle w:val="Compact"/>
+              <w:jc w:val="left"/>
             </w:pPr>
             <w:r>
               <w:t xml:space="preserve">Portability</w:t>
@@ -3417,6 +3665,7 @@
           <w:p>
             <w:pPr>
               <w:pStyle w:val="Compact"/>
+              <w:jc w:val="left"/>
             </w:pPr>
             <w:r>
               <w:t xml:space="preserve">D</w:t>
@@ -3430,6 +3679,7 @@
           <w:p>
             <w:pPr>
               <w:pStyle w:val="Compact"/>
+              <w:jc w:val="left"/>
             </w:pPr>
             <w:r>
               <w:t xml:space="preserve">NFR-019</w:t>
@@ -3441,6 +3691,7 @@
           <w:p>
             <w:pPr>
               <w:pStyle w:val="Compact"/>
+              <w:jc w:val="left"/>
             </w:pPr>
             <w:r>
               <w:t xml:space="preserve">vision &gt; Out of Scope</w:t>
@@ -3452,6 +3703,7 @@
           <w:p>
             <w:pPr>
               <w:pStyle w:val="Compact"/>
+              <w:jc w:val="left"/>
             </w:pPr>
             <w:r>
               <w:t xml:space="preserve">OBJ-001</w:t>
@@ -3463,6 +3715,7 @@
           <w:p>
             <w:pPr>
               <w:pStyle w:val="Compact"/>
+              <w:jc w:val="left"/>
             </w:pPr>
             <w:r>
               <w:t xml:space="preserve">Compatibility / Usability</w:t>
@@ -3474,6 +3727,7 @@
           <w:p>
             <w:pPr>
               <w:pStyle w:val="Compact"/>
+              <w:jc w:val="left"/>
             </w:pPr>
             <w:r>
               <w:t xml:space="preserve">I</w:t>
@@ -3488,8 +3742,8 @@
       </w:pPr>
       <w:r>
         <w:rPr>
+          <w:bCs/>
           <w:b/>
-          <w:bCs/>
         </w:rPr>
         <w:t xml:space="preserve">Coverage:</w:t>
       </w:r>
@@ -3507,8 +3761,8 @@
         </w:pict>
       </w:r>
     </w:p>
-    <w:bookmarkEnd w:id="11"/>
-    <w:bookmarkStart w:id="12" w:name="X1102e7abd26e287f6cc7043dfc6a0c2e8f365d6"/>
+    <w:bookmarkEnd w:id="22"/>
+    <w:bookmarkStart w:id="23" w:name="X76692ea65c22284f640b4a0de90147fed7f7a71"/>
     <w:p>
       <w:pPr>
         <w:pStyle w:val="Heading2"/>
@@ -3520,25 +3774,26 @@
     <w:tbl>
       <w:tblPr>
         <w:tblStyle w:val="Table"/>
-        <w:tblW w:type="pct" w:w="5000"/>
-        <w:tblLayout w:type="fixed"/>
+        <w:tblW w:type="auto" w:w="0"/>
         <w:tblLook w:firstRow="1" w:lastRow="0" w:firstColumn="0" w:lastColumn="0" w:noHBand="0" w:noVBand="0" w:val="0020"/>
+        <w:jc w:val="start"/>
       </w:tblPr>
       <w:tblGrid>
-        <w:gridCol w:w="1011"/>
-        <w:gridCol w:w="2190"/>
-        <w:gridCol w:w="2527"/>
-        <w:gridCol w:w="2190"/>
+        <w:gridCol w:w="1980"/>
+        <w:gridCol w:w="1980"/>
+        <w:gridCol w:w="1980"/>
+        <w:gridCol w:w="1980"/>
       </w:tblGrid>
       <w:tr>
         <w:trPr>
-          <w:tblHeader w:val="on"/>
+          <w:tblHeader w:val="true"/>
         </w:trPr>
         <w:tc>
           <w:tcPr/>
           <w:p>
             <w:pPr>
               <w:pStyle w:val="Compact"/>
+              <w:jc w:val="left"/>
             </w:pPr>
             <w:r>
               <w:t xml:space="preserve">Term</w:t>
@@ -3550,6 +3805,7 @@
           <w:p>
             <w:pPr>
               <w:pStyle w:val="Compact"/>
+              <w:jc w:val="left"/>
             </w:pPr>
             <w:r>
               <w:t xml:space="preserve">Occurrences</w:t>
@@ -3561,6 +3817,7 @@
           <w:p>
             <w:pPr>
               <w:pStyle w:val="Compact"/>
+              <w:jc w:val="left"/>
             </w:pPr>
             <w:r>
               <w:t xml:space="preserve">Location type</w:t>
@@ -3572,6 +3829,7 @@
           <w:p>
             <w:pPr>
               <w:pStyle w:val="Compact"/>
+              <w:jc w:val="left"/>
             </w:pPr>
             <w:r>
               <w:t xml:space="preserve">Disposition</w:t>
@@ -3585,17 +3843,19 @@
           <w:p>
             <w:pPr>
               <w:pStyle w:val="Compact"/>
-            </w:pPr>
-            <w:r>
-              <w:t xml:space="preserve">“good”</w:t>
-            </w:r>
-          </w:p>
-        </w:tc>
-        <w:tc>
-          <w:tcPr/>
-          <w:p>
-            <w:pPr>
-              <w:pStyle w:val="Compact"/>
+              <w:jc w:val="left"/>
+            </w:pPr>
+            <w:r>
+              <w:t xml:space="preserve">"good"</w:t>
+            </w:r>
+          </w:p>
+        </w:tc>
+        <w:tc>
+          <w:tcPr/>
+          <w:p>
+            <w:pPr>
+              <w:pStyle w:val="Compact"/>
+              <w:jc w:val="left"/>
             </w:pPr>
             <w:r>
               <w:t xml:space="preserve">5</w:t>
@@ -3607,6 +3867,7 @@
           <w:p>
             <w:pPr>
               <w:pStyle w:val="Compact"/>
+              <w:jc w:val="left"/>
             </w:pPr>
             <w:r>
               <w:t xml:space="preserve">Mostly the defined</w:t>
@@ -3616,58 +3877,25 @@
             </w:r>
             <w:r>
               <w:rPr>
+                <w:bCs/>
                 <w:b/>
-                <w:bCs/>
               </w:rPr>
-              <w:t xml:space="preserve">Core Web Vitals</w:t>
-            </w:r>
-            <w:r>
-              <w:rPr>
-                <w:b/>
-                <w:bCs/>
-              </w:rPr>
+              <w:t xml:space="preserve">Core Web Vitals "good" thresholds</w:t>
+            </w:r>
+            <w:r>
               <w:t xml:space="preserve"> </w:t>
             </w:r>
             <w:r>
-              <w:rPr>
-                <w:b/>
-                <w:bCs/>
-              </w:rPr>
-              <w:t xml:space="preserve">“good”</w:t>
-            </w:r>
-            <w:r>
-              <w:rPr>
-                <w:b/>
-                <w:bCs/>
-              </w:rPr>
-              <w:t xml:space="preserve"> </w:t>
-            </w:r>
-            <w:r>
-              <w:rPr>
-                <w:b/>
-                <w:bCs/>
-              </w:rPr>
-              <w:t xml:space="preserve">thresholds</w:t>
-            </w:r>
-            <w:r>
-              <w:t xml:space="preserve"> </w:t>
-            </w:r>
-            <w:r>
-              <w:t xml:space="preserve">and</w:t>
-            </w:r>
-            <w:r>
-              <w:t xml:space="preserve"> </w:t>
-            </w:r>
-            <w:r>
-              <w:t xml:space="preserve">“last good cache”</w:t>
-            </w:r>
-          </w:p>
-        </w:tc>
-        <w:tc>
-          <w:tcPr/>
-          <w:p>
-            <w:pPr>
-              <w:pStyle w:val="Compact"/>
+              <w:t xml:space="preserve">and "last good cache"</w:t>
+            </w:r>
+          </w:p>
+        </w:tc>
+        <w:tc>
+          <w:tcPr/>
+          <w:p>
+            <w:pPr>
+              <w:pStyle w:val="Compact"/>
+              <w:jc w:val="left"/>
             </w:pPr>
             <w:r>
               <w:t xml:space="preserve">ACCEPTED — bounded by numeric CWV values (LCP ≤ 2.5 s etc.)</w:t>
@@ -3681,17 +3909,19 @@
           <w:p>
             <w:pPr>
               <w:pStyle w:val="Compact"/>
-            </w:pPr>
-            <w:r>
-              <w:t xml:space="preserve">“fast enough”</w:t>
-            </w:r>
-          </w:p>
-        </w:tc>
-        <w:tc>
-          <w:tcPr/>
-          <w:p>
-            <w:pPr>
-              <w:pStyle w:val="Compact"/>
+              <w:jc w:val="left"/>
+            </w:pPr>
+            <w:r>
+              <w:t xml:space="preserve">"fast enough"</w:t>
+            </w:r>
+          </w:p>
+        </w:tc>
+        <w:tc>
+          <w:tcPr/>
+          <w:p>
+            <w:pPr>
+              <w:pStyle w:val="Compact"/>
+              <w:jc w:val="left"/>
             </w:pPr>
             <w:r>
               <w:t xml:space="preserve">1</w:t>
@@ -3703,6 +3933,7 @@
           <w:p>
             <w:pPr>
               <w:pStyle w:val="Compact"/>
+              <w:jc w:val="left"/>
             </w:pPr>
             <w:r>
               <w:t xml:space="preserve">NFR-001 lead-in</w:t>
@@ -3714,36 +3945,33 @@
           <w:p>
             <w:pPr>
               <w:pStyle w:val="Compact"/>
-            </w:pPr>
-            <w:r>
-              <w:t xml:space="preserve">ACCEPTED — immediately quantified by</w:t>
-            </w:r>
-            <w:r>
-              <w:t xml:space="preserve"> </w:t>
-            </w:r>
-            <w:r>
-              <w:t xml:space="preserve">“Lighthouse ≥ 90 / LCP ≤ 2.5 s”</w:t>
-            </w:r>
-          </w:p>
-        </w:tc>
-      </w:tr>
-      <w:tr>
-        <w:tc>
-          <w:tcPr/>
-          <w:p>
-            <w:pPr>
-              <w:pStyle w:val="Compact"/>
-            </w:pPr>
-            <w:r>
-              <w:t xml:space="preserve">“clean”</w:t>
-            </w:r>
-          </w:p>
-        </w:tc>
-        <w:tc>
-          <w:tcPr/>
-          <w:p>
-            <w:pPr>
-              <w:pStyle w:val="Compact"/>
+              <w:jc w:val="left"/>
+            </w:pPr>
+            <w:r>
+              <w:t xml:space="preserve">ACCEPTED — immediately quantified by "Lighthouse ≥ 90 / LCP ≤ 2.5 s"</w:t>
+            </w:r>
+          </w:p>
+        </w:tc>
+      </w:tr>
+      <w:tr>
+        <w:tc>
+          <w:tcPr/>
+          <w:p>
+            <w:pPr>
+              <w:pStyle w:val="Compact"/>
+              <w:jc w:val="left"/>
+            </w:pPr>
+            <w:r>
+              <w:t xml:space="preserve">"clean"</w:t>
+            </w:r>
+          </w:p>
+        </w:tc>
+        <w:tc>
+          <w:tcPr/>
+          <w:p>
+            <w:pPr>
+              <w:pStyle w:val="Compact"/>
+              <w:jc w:val="left"/>
             </w:pPr>
             <w:r>
               <w:t xml:space="preserve">4</w:t>
@@ -3755,41 +3983,22 @@
           <w:p>
             <w:pPr>
               <w:pStyle w:val="Compact"/>
-            </w:pPr>
-            <w:r>
-              <w:t xml:space="preserve">Descriptive prose (vision-derived</w:t>
-            </w:r>
-            <w:r>
-              <w:t xml:space="preserve"> </w:t>
-            </w:r>
-            <w:r>
-              <w:t xml:space="preserve">“clean reading experience”</w:t>
-            </w:r>
-            <w:r>
-              <w:t xml:space="preserve">)</w:t>
-            </w:r>
-          </w:p>
-        </w:tc>
-        <w:tc>
-          <w:tcPr/>
-          <w:p>
-            <w:pPr>
-              <w:pStyle w:val="Compact"/>
-            </w:pPr>
-            <w:r>
-              <w:t xml:space="preserve">ACCEPTED — non-normative; not in any</w:t>
-            </w:r>
-            <w:r>
-              <w:t xml:space="preserve"> </w:t>
-            </w:r>
-            <w:r>
-              <w:t xml:space="preserve">“shall”</w:t>
-            </w:r>
-            <w:r>
-              <w:t xml:space="preserve"> </w:t>
-            </w:r>
-            <w:r>
-              <w:t xml:space="preserve">clause</w:t>
+              <w:jc w:val="left"/>
+            </w:pPr>
+            <w:r>
+              <w:t xml:space="preserve">Descriptive prose (vision-derived "clean reading experience")</w:t>
+            </w:r>
+          </w:p>
+        </w:tc>
+        <w:tc>
+          <w:tcPr/>
+          <w:p>
+            <w:pPr>
+              <w:pStyle w:val="Compact"/>
+              <w:jc w:val="left"/>
+            </w:pPr>
+            <w:r>
+              <w:t xml:space="preserve">ACCEPTED — non-normative; not in any "shall" clause</w:t>
             </w:r>
           </w:p>
         </w:tc>
@@ -3800,27 +4009,15 @@
         <w:pStyle w:val="BodyText"/>
       </w:pPr>
       <w:r>
-        <w:t xml:space="preserve">No weak word appears inside a normative</w:t>
+        <w:t xml:space="preserve">No weak word appears inside a normative "shall" requirement without an accompanying measure.</w:t>
       </w:r>
       <w:r>
         <w:t xml:space="preserve"> </w:t>
       </w:r>
       <w:r>
-        <w:t xml:space="preserve">“shall”</w:t>
-      </w:r>
-      <w:r>
-        <w:t xml:space="preserve"> </w:t>
-      </w:r>
-      <w:r>
-        <w:t xml:space="preserve">requirement without an accompanying measure.</w:t>
-      </w:r>
-      <w:r>
-        <w:t xml:space="preserve"> </w:t>
-      </w:r>
-      <w:r>
         <w:rPr>
+          <w:bCs/>
           <w:b/>
-          <w:bCs/>
         </w:rPr>
         <w:t xml:space="preserve">Result: PASS (no action required).</w:t>
       </w:r>
@@ -3832,8 +4029,8 @@
         </w:pict>
       </w:r>
     </w:p>
-    <w:bookmarkEnd w:id="12"/>
-    <w:bookmarkStart w:id="13" w:name="gap-analysis"/>
+    <w:bookmarkEnd w:id="23"/>
+    <w:bookmarkStart w:id="24" w:name="X0c16f88e0906dfe91d11a1f29370efcce6f0c90"/>
     <w:p>
       <w:pPr>
         <w:pStyle w:val="Heading2"/>
@@ -3845,28 +4042,29 @@
     <w:tbl>
       <w:tblPr>
         <w:tblStyle w:val="Table"/>
-        <w:tblW w:type="pct" w:w="5000"/>
-        <w:tblLayout w:type="fixed"/>
+        <w:tblW w:type="auto" w:w="0"/>
         <w:tblLook w:firstRow="1" w:lastRow="0" w:firstColumn="0" w:lastColumn="0" w:noHBand="0" w:noVBand="0" w:val="0020"/>
+        <w:jc w:val="start"/>
       </w:tblPr>
       <w:tblGrid>
-        <w:gridCol w:w="536"/>
-        <w:gridCol w:w="671"/>
-        <w:gridCol w:w="1342"/>
-        <w:gridCol w:w="1476"/>
-        <w:gridCol w:w="1610"/>
-        <w:gridCol w:w="939"/>
-        <w:gridCol w:w="1342"/>
+        <w:gridCol w:w="1131"/>
+        <w:gridCol w:w="1131"/>
+        <w:gridCol w:w="1131"/>
+        <w:gridCol w:w="1131"/>
+        <w:gridCol w:w="1131"/>
+        <w:gridCol w:w="1131"/>
+        <w:gridCol w:w="1131"/>
       </w:tblGrid>
       <w:tr>
         <w:trPr>
-          <w:tblHeader w:val="on"/>
+          <w:tblHeader w:val="true"/>
         </w:trPr>
         <w:tc>
           <w:tcPr/>
           <w:p>
             <w:pPr>
               <w:pStyle w:val="Compact"/>
+              <w:jc w:val="left"/>
             </w:pPr>
             <w:r>
               <w:t xml:space="preserve">ID</w:t>
@@ -3878,6 +4076,7 @@
           <w:p>
             <w:pPr>
               <w:pStyle w:val="Compact"/>
+              <w:jc w:val="left"/>
             </w:pPr>
             <w:r>
               <w:t xml:space="preserve">Gap</w:t>
@@ -3889,6 +4088,7 @@
           <w:p>
             <w:pPr>
               <w:pStyle w:val="Compact"/>
+              <w:jc w:val="left"/>
             </w:pPr>
             <w:r>
               <w:t xml:space="preserve">Severity</w:t>
@@ -3900,6 +4100,7 @@
           <w:p>
             <w:pPr>
               <w:pStyle w:val="Compact"/>
+              <w:jc w:val="left"/>
             </w:pPr>
             <w:r>
               <w:t xml:space="preserve">Condition</w:t>
@@ -3911,6 +4112,7 @@
           <w:p>
             <w:pPr>
               <w:pStyle w:val="Compact"/>
+              <w:jc w:val="left"/>
             </w:pPr>
             <w:r>
               <w:t xml:space="preserve">Resolution</w:t>
@@ -3922,6 +4124,7 @@
           <w:p>
             <w:pPr>
               <w:pStyle w:val="Compact"/>
+              <w:jc w:val="left"/>
             </w:pPr>
             <w:r>
               <w:t xml:space="preserve">Owner</w:t>
@@ -3933,19 +4136,21 @@
           <w:p>
             <w:pPr>
               <w:pStyle w:val="Compact"/>
-            </w:pPr>
-            <w:r>
-              <w:t xml:space="preserve">Deadline</w:t>
-            </w:r>
-          </w:p>
-        </w:tc>
-      </w:tr>
-      <w:tr>
-        <w:tc>
-          <w:tcPr/>
-          <w:p>
-            <w:pPr>
-              <w:pStyle w:val="Compact"/>
+              <w:jc w:val="left"/>
+            </w:pPr>
+            <w:r>
+              <w:t xml:space="preserve">Status</w:t>
+            </w:r>
+          </w:p>
+        </w:tc>
+      </w:tr>
+      <w:tr>
+        <w:tc>
+          <w:tcPr/>
+          <w:p>
+            <w:pPr>
+              <w:pStyle w:val="Compact"/>
+              <w:jc w:val="left"/>
             </w:pPr>
             <w:r>
               <w:t xml:space="preserve">GAP-01</w:t>
@@ -3957,8 +4162,12 @@
           <w:p>
             <w:pPr>
               <w:pStyle w:val="Compact"/>
-            </w:pPr>
-            <w:r>
+              <w:jc w:val="left"/>
+            </w:pPr>
+            <w:r>
+              <w:rPr>
+                <w:strike/>
+              </w:rPr>
               <w:t xml:space="preserve">UI library not finalized (Tailwind assumed)</w:t>
             </w:r>
           </w:p>
@@ -3968,6 +4177,7 @@
           <w:p>
             <w:pPr>
               <w:pStyle w:val="Compact"/>
+              <w:jc w:val="left"/>
             </w:pPr>
             <w:r>
               <w:t xml:space="preserve">Low</w:t>
@@ -3979,28 +4189,41 @@
           <w:p>
             <w:pPr>
               <w:pStyle w:val="Compact"/>
-            </w:pPr>
-            <w:r>
-              <w:t xml:space="preserve">Blocks nothing until UI build (Phase 2.1.4)</w:t>
-            </w:r>
-          </w:p>
-        </w:tc>
-        <w:tc>
-          <w:tcPr/>
-          <w:p>
-            <w:pPr>
-              <w:pStyle w:val="Compact"/>
-            </w:pPr>
-            <w:r>
-              <w:t xml:space="preserve">Confirm Tailwind or alternative</w:t>
-            </w:r>
-          </w:p>
-        </w:tc>
-        <w:tc>
-          <w:tcPr/>
-          <w:p>
-            <w:pPr>
-              <w:pStyle w:val="Compact"/>
+              <w:jc w:val="left"/>
+            </w:pPr>
+            <w:r>
+              <w:t xml:space="preserve">Blocked nothing until UI build (Phase 2.1.4)</w:t>
+            </w:r>
+          </w:p>
+        </w:tc>
+        <w:tc>
+          <w:tcPr/>
+          <w:p>
+            <w:pPr>
+              <w:pStyle w:val="Compact"/>
+              <w:jc w:val="left"/>
+            </w:pPr>
+            <w:r>
+              <w:rPr>
+                <w:bCs/>
+                <w:b/>
+              </w:rPr>
+              <w:t xml:space="preserve">RESOLVED 2026-07-24 (D-01)</w:t>
+            </w:r>
+            <w:r>
+              <w:t xml:space="preserve"> </w:t>
+            </w:r>
+            <w:r>
+              <w:t xml:space="preserve">— Tailwind CSS confirmed</w:t>
+            </w:r>
+          </w:p>
+        </w:tc>
+        <w:tc>
+          <w:tcPr/>
+          <w:p>
+            <w:pPr>
+              <w:pStyle w:val="Compact"/>
+              <w:jc w:val="left"/>
             </w:pPr>
             <w:r>
               <w:t xml:space="preserve">Developer</w:t>
@@ -4012,19 +4235,21 @@
           <w:p>
             <w:pPr>
               <w:pStyle w:val="Compact"/>
-            </w:pPr>
-            <w:r>
-              <w:t xml:space="preserve">Before M2</w:t>
-            </w:r>
-          </w:p>
-        </w:tc>
-      </w:tr>
-      <w:tr>
-        <w:tc>
-          <w:tcPr/>
-          <w:p>
-            <w:pPr>
-              <w:pStyle w:val="Compact"/>
+              <w:jc w:val="left"/>
+            </w:pPr>
+            <w:r>
+              <w:t xml:space="preserve">Closed; ratify at M1</w:t>
+            </w:r>
+          </w:p>
+        </w:tc>
+      </w:tr>
+      <w:tr>
+        <w:tc>
+          <w:tcPr/>
+          <w:p>
+            <w:pPr>
+              <w:pStyle w:val="Compact"/>
+              <w:jc w:val="left"/>
             </w:pPr>
             <w:r>
               <w:t xml:space="preserve">GAP-02</w:t>
@@ -4036,8 +4261,12 @@
           <w:p>
             <w:pPr>
               <w:pStyle w:val="Compact"/>
-            </w:pPr>
-            <w:r>
+              <w:jc w:val="left"/>
+            </w:pPr>
+            <w:r>
+              <w:rPr>
+                <w:strike/>
+              </w:rPr>
               <w:t xml:space="preserve">Vercel plan tier / function memory limit unspecified</w:t>
             </w:r>
           </w:p>
@@ -4047,6 +4276,7 @@
           <w:p>
             <w:pPr>
               <w:pStyle w:val="Compact"/>
+              <w:jc w:val="left"/>
             </w:pPr>
             <w:r>
               <w:t xml:space="preserve">Low</w:t>
@@ -4058,28 +4288,41 @@
           <w:p>
             <w:pPr>
               <w:pStyle w:val="Compact"/>
-            </w:pPr>
-            <w:r>
-              <w:t xml:space="preserve">Affects only if free-tier limits are hit</w:t>
-            </w:r>
-          </w:p>
-        </w:tc>
-        <w:tc>
-          <w:tcPr/>
-          <w:p>
-            <w:pPr>
-              <w:pStyle w:val="Compact"/>
-            </w:pPr>
-            <w:r>
-              <w:t xml:space="preserve">Select Vercel plan</w:t>
-            </w:r>
-          </w:p>
-        </w:tc>
-        <w:tc>
-          <w:tcPr/>
-          <w:p>
-            <w:pPr>
-              <w:pStyle w:val="Compact"/>
+              <w:jc w:val="left"/>
+            </w:pPr>
+            <w:r>
+              <w:t xml:space="preserve">Affected only if free-tier limits are hit</w:t>
+            </w:r>
+          </w:p>
+        </w:tc>
+        <w:tc>
+          <w:tcPr/>
+          <w:p>
+            <w:pPr>
+              <w:pStyle w:val="Compact"/>
+              <w:jc w:val="left"/>
+            </w:pPr>
+            <w:r>
+              <w:rPr>
+                <w:bCs/>
+                <w:b/>
+              </w:rPr>
+              <w:t xml:space="preserve">RESOLVED 2026-07-24 (D-02)</w:t>
+            </w:r>
+            <w:r>
+              <w:t xml:space="preserve"> </w:t>
+            </w:r>
+            <w:r>
+              <w:t xml:space="preserve">— Hobby tier selected (1024 MB / 10 s); Pro upgrade path noted</w:t>
+            </w:r>
+          </w:p>
+        </w:tc>
+        <w:tc>
+          <w:tcPr/>
+          <w:p>
+            <w:pPr>
+              <w:pStyle w:val="Compact"/>
+              <w:jc w:val="left"/>
             </w:pPr>
             <w:r>
               <w:t xml:space="preserve">Developer/Owner</w:t>
@@ -4091,19 +4334,21 @@
           <w:p>
             <w:pPr>
               <w:pStyle w:val="Compact"/>
-            </w:pPr>
-            <w:r>
-              <w:t xml:space="preserve">Before M4</w:t>
-            </w:r>
-          </w:p>
-        </w:tc>
-      </w:tr>
-      <w:tr>
-        <w:tc>
-          <w:tcPr/>
-          <w:p>
-            <w:pPr>
-              <w:pStyle w:val="Compact"/>
+              <w:jc w:val="left"/>
+            </w:pPr>
+            <w:r>
+              <w:t xml:space="preserve">Closed; ratify at M1</w:t>
+            </w:r>
+          </w:p>
+        </w:tc>
+      </w:tr>
+      <w:tr>
+        <w:tc>
+          <w:tcPr/>
+          <w:p>
+            <w:pPr>
+              <w:pStyle w:val="Compact"/>
+              <w:jc w:val="left"/>
             </w:pPr>
             <w:r>
               <w:t xml:space="preserve">GAP-03</w:t>
@@ -4115,8 +4360,12 @@
           <w:p>
             <w:pPr>
               <w:pStyle w:val="Compact"/>
-            </w:pPr>
-            <w:r>
+              <w:jc w:val="left"/>
+            </w:pPr>
+            <w:r>
+              <w:rPr>
+                <w:strike/>
+              </w:rPr>
               <w:t xml:space="preserve">Peak concurrent-load figure unspecified</w:t>
             </w:r>
           </w:p>
@@ -4126,6 +4375,7 @@
           <w:p>
             <w:pPr>
               <w:pStyle w:val="Compact"/>
+              <w:jc w:val="left"/>
             </w:pPr>
             <w:r>
               <w:t xml:space="preserve">Low</w:t>
@@ -4137,6 +4387,7 @@
           <w:p>
             <w:pPr>
               <w:pStyle w:val="Compact"/>
+              <w:jc w:val="left"/>
             </w:pPr>
             <w:r>
               <w:t xml:space="preserve">Perf oracle uses Lighthouse/CWV instead</w:t>
@@ -4148,17 +4399,29 @@
           <w:p>
             <w:pPr>
               <w:pStyle w:val="Compact"/>
-            </w:pPr>
-            <w:r>
-              <w:t xml:space="preserve">Provide expected traffic, or accept CWV as oracle</w:t>
-            </w:r>
-          </w:p>
-        </w:tc>
-        <w:tc>
-          <w:tcPr/>
-          <w:p>
-            <w:pPr>
-              <w:pStyle w:val="Compact"/>
+              <w:jc w:val="left"/>
+            </w:pPr>
+            <w:r>
+              <w:rPr>
+                <w:bCs/>
+                <w:b/>
+              </w:rPr>
+              <w:t xml:space="preserve">RESOLVED 2026-07-24 (D-03)</w:t>
+            </w:r>
+            <w:r>
+              <w:t xml:space="preserve"> </w:t>
+            </w:r>
+            <w:r>
+              <w:t xml:space="preserve">— CWV accepted as oracle; no numeric concurrency target for v1.0</w:t>
+            </w:r>
+          </w:p>
+        </w:tc>
+        <w:tc>
+          <w:tcPr/>
+          <w:p>
+            <w:pPr>
+              <w:pStyle w:val="Compact"/>
+              <w:jc w:val="left"/>
             </w:pPr>
             <w:r>
               <w:t xml:space="preserve">Owner</w:t>
@@ -4170,19 +4433,21 @@
           <w:p>
             <w:pPr>
               <w:pStyle w:val="Compact"/>
-            </w:pPr>
-            <w:r>
-              <w:t xml:space="preserve">Before M1 close</w:t>
-            </w:r>
-          </w:p>
-        </w:tc>
-      </w:tr>
-      <w:tr>
-        <w:tc>
-          <w:tcPr/>
-          <w:p>
-            <w:pPr>
-              <w:pStyle w:val="Compact"/>
+              <w:jc w:val="left"/>
+            </w:pPr>
+            <w:r>
+              <w:t xml:space="preserve">Closed; ratify at M1</w:t>
+            </w:r>
+          </w:p>
+        </w:tc>
+      </w:tr>
+      <w:tr>
+        <w:tc>
+          <w:tcPr/>
+          <w:p>
+            <w:pPr>
+              <w:pStyle w:val="Compact"/>
+              <w:jc w:val="left"/>
             </w:pPr>
             <w:r>
               <w:t xml:space="preserve">GAP-04</w:t>
@@ -4194,8 +4459,12 @@
           <w:p>
             <w:pPr>
               <w:pStyle w:val="Compact"/>
-            </w:pPr>
-            <w:r>
+              <w:jc w:val="left"/>
+            </w:pPr>
+            <w:r>
+              <w:rPr>
+                <w:strike/>
+              </w:rPr>
               <w:t xml:space="preserve">Formal availability/uptime target unspecified</w:t>
             </w:r>
           </w:p>
@@ -4205,6 +4474,7 @@
           <w:p>
             <w:pPr>
               <w:pStyle w:val="Compact"/>
+              <w:jc w:val="left"/>
             </w:pPr>
             <w:r>
               <w:t xml:space="preserve">Low</w:t>
@@ -4216,6 +4486,7 @@
           <w:p>
             <w:pPr>
               <w:pStyle w:val="Compact"/>
+              <w:jc w:val="left"/>
             </w:pPr>
             <w:r>
               <w:t xml:space="preserve">Accepted as best-effort (NFR-010)</w:t>
@@ -4227,17 +4498,29 @@
           <w:p>
             <w:pPr>
               <w:pStyle w:val="Compact"/>
-            </w:pPr>
-            <w:r>
-              <w:t xml:space="preserve">Confirm best-effort or set SLA</w:t>
-            </w:r>
-          </w:p>
-        </w:tc>
-        <w:tc>
-          <w:tcPr/>
-          <w:p>
-            <w:pPr>
-              <w:pStyle w:val="Compact"/>
+              <w:jc w:val="left"/>
+            </w:pPr>
+            <w:r>
+              <w:rPr>
+                <w:bCs/>
+                <w:b/>
+              </w:rPr>
+              <w:t xml:space="preserve">RESOLVED 2026-07-24 (D-04)</w:t>
+            </w:r>
+            <w:r>
+              <w:t xml:space="preserve"> </w:t>
+            </w:r>
+            <w:r>
+              <w:t xml:space="preserve">— best-effort confirmed, no SLA for v1.0</w:t>
+            </w:r>
+          </w:p>
+        </w:tc>
+        <w:tc>
+          <w:tcPr/>
+          <w:p>
+            <w:pPr>
+              <w:pStyle w:val="Compact"/>
+              <w:jc w:val="left"/>
             </w:pPr>
             <w:r>
               <w:t xml:space="preserve">Owner</w:t>
@@ -4249,19 +4532,21 @@
           <w:p>
             <w:pPr>
               <w:pStyle w:val="Compact"/>
-            </w:pPr>
-            <w:r>
-              <w:t xml:space="preserve">Before M1 close</w:t>
-            </w:r>
-          </w:p>
-        </w:tc>
-      </w:tr>
-      <w:tr>
-        <w:tc>
-          <w:tcPr/>
-          <w:p>
-            <w:pPr>
-              <w:pStyle w:val="Compact"/>
+              <w:jc w:val="left"/>
+            </w:pPr>
+            <w:r>
+              <w:t xml:space="preserve">Closed; ratify at M1</w:t>
+            </w:r>
+          </w:p>
+        </w:tc>
+      </w:tr>
+      <w:tr>
+        <w:tc>
+          <w:tcPr/>
+          <w:p>
+            <w:pPr>
+              <w:pStyle w:val="Compact"/>
+              <w:jc w:val="left"/>
             </w:pPr>
             <w:r>
               <w:t xml:space="preserve">GAP-05</w:t>
@@ -4273,6 +4558,7 @@
           <w:p>
             <w:pPr>
               <w:pStyle w:val="Compact"/>
+              <w:jc w:val="left"/>
             </w:pPr>
             <w:r>
               <w:rPr>
@@ -4287,6 +4573,7 @@
           <w:p>
             <w:pPr>
               <w:pStyle w:val="Compact"/>
+              <w:jc w:val="left"/>
             </w:pPr>
             <w:r>
               <w:t xml:space="preserve">Cosmetic</w:t>
@@ -4298,6 +4585,7 @@
           <w:p>
             <w:pPr>
               <w:pStyle w:val="Compact"/>
+              <w:jc w:val="left"/>
             </w:pPr>
             <w:r>
               <w:t xml:space="preserve">Navigation only</w:t>
@@ -4309,11 +4597,12 @@
           <w:p>
             <w:pPr>
               <w:pStyle w:val="Compact"/>
+              <w:jc w:val="left"/>
             </w:pPr>
             <w:r>
               <w:rPr>
+                <w:bCs/>
                 <w:b/>
-                <w:bCs/>
               </w:rPr>
               <w:t xml:space="preserve">RESOLVED</w:t>
             </w:r>
@@ -4339,6 +4628,7 @@
           <w:p>
             <w:pPr>
               <w:pStyle w:val="Compact"/>
+              <w:jc w:val="left"/>
             </w:pPr>
             <w:r>
               <w:t xml:space="preserve">Developer</w:t>
@@ -4350,9 +4640,10 @@
           <w:p>
             <w:pPr>
               <w:pStyle w:val="Compact"/>
-            </w:pPr>
-            <w:r>
-              <w:t xml:space="preserve">Done</w:t>
+              <w:jc w:val="left"/>
+            </w:pPr>
+            <w:r>
+              <w:t xml:space="preserve">Closed</w:t>
             </w:r>
           </w:p>
         </w:tc>
@@ -4363,6 +4654,29 @@
         <w:pStyle w:val="BodyText"/>
       </w:pPr>
       <w:r>
+        <w:t xml:space="preserve">Decision details and rationale:</w:t>
+      </w:r>
+      <w:r>
+        <w:t xml:space="preserve"> </w:t>
+      </w:r>
+      <w:r>
+        <w:rPr>
+          <w:rStyle w:val="VerbatimChar"/>
+        </w:rPr>
+        <w:t xml:space="preserve">SRS_Draft.md</w:t>
+      </w:r>
+      <w:r>
+        <w:t xml:space="preserve"> </w:t>
+      </w:r>
+      <w:r>
+        <w:t xml:space="preserve">Appendix A (D-01…D-04).</w:t>
+      </w:r>
+    </w:p>
+    <w:p>
+      <w:pPr>
+        <w:pStyle w:val="BodyText"/>
+      </w:pPr>
+      <w:r>
         <w:t xml:space="preserve">No orphan requirements. No unmet goals (OBJ-001/002/003 all covered by ≥1 requirement). No unranked requirements. No non-compliant TBDs (all open items carry condition/resolution/owner/deadline above).</w:t>
       </w:r>
     </w:p>
@@ -4373,8 +4687,8 @@
         </w:pict>
       </w:r>
     </w:p>
-    <w:bookmarkEnd w:id="13"/>
-    <w:bookmarkStart w:id="14" w:name="terminology-gaps-glossary-audit"/>
+    <w:bookmarkEnd w:id="24"/>
+    <w:bookmarkStart w:id="25" w:name="Xd8826fe4da419e5331ce2bead2608237b2d3bc9"/>
     <w:p>
       <w:pPr>
         <w:pStyle w:val="Heading2"/>
@@ -4410,8 +4724,8 @@
       </w:r>
       <w:r>
         <w:rPr>
+          <w:bCs/>
           <w:b/>
-          <w:bCs/>
         </w:rPr>
         <w:t xml:space="preserve">Core Web Vitals, LCP, CLS, INP, DTO, RUSP, RTM, GWT, MTBF, RBAC</w:t>
       </w:r>
@@ -4425,8 +4739,8 @@
       </w:pPr>
       <w:r>
         <w:rPr>
+          <w:bCs/>
           <w:b/>
-          <w:bCs/>
         </w:rPr>
         <w:t xml:space="preserve">Result:</w:t>
       </w:r>
@@ -4456,8 +4770,8 @@
       </w:r>
       <w:r>
         <w:rPr>
+          <w:bCs/>
           <w:b/>
-          <w:bCs/>
         </w:rPr>
         <w:t xml:space="preserve">PASS.</w:t>
       </w:r>
@@ -4469,8 +4783,8 @@
         </w:pict>
       </w:r>
     </w:p>
-    <w:bookmarkEnd w:id="14"/>
-    <w:bookmarkStart w:id="15" w:name="standard-conformance-statement"/>
+    <w:bookmarkEnd w:id="25"/>
+    <w:bookmarkStart w:id="26" w:name="Xcba3844454e39ced57c418f2cba8cb63c2a2506"/>
     <w:p>
       <w:pPr>
         <w:pStyle w:val="Heading2"/>
@@ -4482,24 +4796,25 @@
     <w:tbl>
       <w:tblPr>
         <w:tblStyle w:val="Table"/>
-        <w:tblW w:type="pct" w:w="5000"/>
-        <w:tblLayout w:type="fixed"/>
+        <w:tblW w:type="auto" w:w="0"/>
         <w:tblLook w:firstRow="1" w:lastRow="0" w:firstColumn="0" w:lastColumn="0" w:noHBand="0" w:noVBand="0" w:val="0020"/>
+        <w:jc w:val="start"/>
       </w:tblPr>
       <w:tblGrid>
-        <w:gridCol w:w="2112"/>
-        <w:gridCol w:w="3432"/>
-        <w:gridCol w:w="2376"/>
+        <w:gridCol w:w="2640"/>
+        <w:gridCol w:w="2640"/>
+        <w:gridCol w:w="2640"/>
       </w:tblGrid>
       <w:tr>
         <w:trPr>
-          <w:tblHeader w:val="on"/>
+          <w:tblHeader w:val="true"/>
         </w:trPr>
         <w:tc>
           <w:tcPr/>
           <w:p>
             <w:pPr>
               <w:pStyle w:val="Compact"/>
+              <w:jc w:val="left"/>
             </w:pPr>
             <w:r>
               <w:t xml:space="preserve">Clause</w:t>
@@ -4511,6 +4826,7 @@
           <w:p>
             <w:pPr>
               <w:pStyle w:val="Compact"/>
+              <w:jc w:val="left"/>
             </w:pPr>
             <w:r>
               <w:t xml:space="preserve">Requirement</w:t>
@@ -4522,6 +4838,7 @@
           <w:p>
             <w:pPr>
               <w:pStyle w:val="Compact"/>
+              <w:jc w:val="left"/>
             </w:pPr>
             <w:r>
               <w:t xml:space="preserve">Verdict</w:t>
@@ -4535,6 +4852,7 @@
           <w:p>
             <w:pPr>
               <w:pStyle w:val="Compact"/>
+              <w:jc w:val="left"/>
             </w:pPr>
             <w:r>
               <w:t xml:space="preserve">IEEE 830 §5.1 Introduction</w:t>
@@ -4546,6 +4864,7 @@
           <w:p>
             <w:pPr>
               <w:pStyle w:val="Compact"/>
+              <w:jc w:val="left"/>
             </w:pPr>
             <w:r>
               <w:t xml:space="preserve">Present, complete</w:t>
@@ -4557,6 +4876,7 @@
           <w:p>
             <w:pPr>
               <w:pStyle w:val="Compact"/>
+              <w:jc w:val="left"/>
             </w:pPr>
             <w:r>
               <w:t xml:space="preserve">COMPLIANT</w:t>
@@ -4570,17 +4890,19 @@
           <w:p>
             <w:pPr>
               <w:pStyle w:val="Compact"/>
-            </w:pPr>
-            <w:r>
-              <w:t xml:space="preserve">IEEE 830 §5.2 Overall Description (incl. 2.1.1–2.1.8, 2.6)</w:t>
-            </w:r>
-          </w:p>
-        </w:tc>
-        <w:tc>
-          <w:tcPr/>
-          <w:p>
-            <w:pPr>
-              <w:pStyle w:val="Compact"/>
+              <w:jc w:val="left"/>
+            </w:pPr>
+            <w:r>
+              <w:t xml:space="preserve">IEEE 830 §5.2 Overall Description (incl. 2.1.1–2.1.8, 2.6)</w:t>
+            </w:r>
+          </w:p>
+        </w:tc>
+        <w:tc>
+          <w:tcPr/>
+          <w:p>
+            <w:pPr>
+              <w:pStyle w:val="Compact"/>
+              <w:jc w:val="left"/>
             </w:pPr>
             <w:r>
               <w:t xml:space="preserve">Present</w:t>
@@ -4592,6 +4914,7 @@
           <w:p>
             <w:pPr>
               <w:pStyle w:val="Compact"/>
+              <w:jc w:val="left"/>
             </w:pPr>
             <w:r>
               <w:t xml:space="preserve">COMPLIANT</w:t>
@@ -4605,6 +4928,7 @@
           <w:p>
             <w:pPr>
               <w:pStyle w:val="Compact"/>
+              <w:jc w:val="left"/>
             </w:pPr>
             <w:r>
               <w:t xml:space="preserve">IEEE 830 §5.3.1 External Interfaces</w:t>
@@ -4616,6 +4940,7 @@
           <w:p>
             <w:pPr>
               <w:pStyle w:val="Compact"/>
+              <w:jc w:val="left"/>
             </w:pPr>
             <w:r>
               <w:t xml:space="preserve">Present</w:t>
@@ -4627,6 +4952,7 @@
           <w:p>
             <w:pPr>
               <w:pStyle w:val="Compact"/>
+              <w:jc w:val="left"/>
             </w:pPr>
             <w:r>
               <w:t xml:space="preserve">COMPLIANT</w:t>
@@ -4640,6 +4966,7 @@
           <w:p>
             <w:pPr>
               <w:pStyle w:val="Compact"/>
+              <w:jc w:val="left"/>
             </w:pPr>
             <w:r>
               <w:t xml:space="preserve">IEEE 830 §5.3.2 Functional Requirements</w:t>
@@ -4651,6 +4978,7 @@
           <w:p>
             <w:pPr>
               <w:pStyle w:val="Compact"/>
+              <w:jc w:val="left"/>
             </w:pPr>
             <w:r>
               <w:t xml:space="preserve">20 FRs, GWT, one-shall, ranked, traced</w:t>
@@ -4662,6 +4990,7 @@
           <w:p>
             <w:pPr>
               <w:pStyle w:val="Compact"/>
+              <w:jc w:val="left"/>
             </w:pPr>
             <w:r>
               <w:t xml:space="preserve">COMPLIANT</w:t>
@@ -4675,6 +5004,7 @@
           <w:p>
             <w:pPr>
               <w:pStyle w:val="Compact"/>
+              <w:jc w:val="left"/>
             </w:pPr>
             <w:r>
               <w:t xml:space="preserve">IEEE 1016 Logic &amp; Data model</w:t>
@@ -4686,6 +5016,7 @@
           <w:p>
             <w:pPr>
               <w:pStyle w:val="Compact"/>
+              <w:jc w:val="left"/>
             </w:pPr>
             <w:r>
               <w:t xml:space="preserve">§3.2.9–3.2.11 present</w:t>
@@ -4697,6 +5028,7 @@
           <w:p>
             <w:pPr>
               <w:pStyle w:val="Compact"/>
+              <w:jc w:val="left"/>
             </w:pPr>
             <w:r>
               <w:t xml:space="preserve">COMPLIANT</w:t>
@@ -4710,6 +5042,7 @@
           <w:p>
             <w:pPr>
               <w:pStyle w:val="Compact"/>
+              <w:jc w:val="left"/>
             </w:pPr>
             <w:r>
               <w:t xml:space="preserve">IEEE 830 §5.3.3–§5.3.4 Performance &amp; Constraints</w:t>
@@ -4721,6 +5054,7 @@
           <w:p>
             <w:pPr>
               <w:pStyle w:val="Compact"/>
+              <w:jc w:val="left"/>
             </w:pPr>
             <w:r>
               <w:t xml:space="preserve">8 NFRs, QA scenario</w:t>
@@ -4732,6 +5066,7 @@
           <w:p>
             <w:pPr>
               <w:pStyle w:val="Compact"/>
+              <w:jc w:val="left"/>
             </w:pPr>
             <w:r>
               <w:t xml:space="preserve">COMPLIANT</w:t>
@@ -4745,6 +5080,7 @@
           <w:p>
             <w:pPr>
               <w:pStyle w:val="Compact"/>
+              <w:jc w:val="left"/>
             </w:pPr>
             <w:r>
               <w:t xml:space="preserve">IEEE 830 §5.3.5 System Attributes (+ 3.5.5)</w:t>
@@ -4756,6 +5092,7 @@
           <w:p>
             <w:pPr>
               <w:pStyle w:val="Compact"/>
+              <w:jc w:val="left"/>
             </w:pPr>
             <w:r>
               <w:t xml:space="preserve">Present</w:t>
@@ -4767,6 +5104,7 @@
           <w:p>
             <w:pPr>
               <w:pStyle w:val="Compact"/>
+              <w:jc w:val="left"/>
             </w:pPr>
             <w:r>
               <w:t xml:space="preserve">COMPLIANT</w:t>
@@ -4780,6 +5118,7 @@
           <w:p>
             <w:pPr>
               <w:pStyle w:val="Compact"/>
+              <w:jc w:val="left"/>
             </w:pPr>
             <w:r>
               <w:t xml:space="preserve">IEEE 830 §5.3.8 Other Requirements</w:t>
@@ -4791,6 +5130,7 @@
           <w:p>
             <w:pPr>
               <w:pStyle w:val="Compact"/>
+              <w:jc w:val="left"/>
             </w:pPr>
             <w:r>
               <w:t xml:space="preserve">Present</w:t>
@@ -4802,6 +5142,7 @@
           <w:p>
             <w:pPr>
               <w:pStyle w:val="Compact"/>
+              <w:jc w:val="left"/>
             </w:pPr>
             <w:r>
               <w:t xml:space="preserve">COMPLIANT</w:t>
@@ -4815,6 +5156,7 @@
           <w:p>
             <w:pPr>
               <w:pStyle w:val="Compact"/>
+              <w:jc w:val="left"/>
             </w:pPr>
             <w:r>
               <w:t xml:space="preserve">ISO/IEC 25010 / 25023 quality mapping</w:t>
@@ -4826,6 +5168,7 @@
           <w:p>
             <w:pPr>
               <w:pStyle w:val="Compact"/>
+              <w:jc w:val="left"/>
             </w:pPr>
             <w:r>
               <w:t xml:space="preserve">RTM complete</w:t>
@@ -4837,6 +5180,7 @@
           <w:p>
             <w:pPr>
               <w:pStyle w:val="Compact"/>
+              <w:jc w:val="left"/>
             </w:pPr>
             <w:r>
               <w:t xml:space="preserve">COMPLIANT</w:t>
@@ -4850,6 +5194,7 @@
           <w:p>
             <w:pPr>
               <w:pStyle w:val="Compact"/>
+              <w:jc w:val="left"/>
             </w:pPr>
             <w:r>
               <w:t xml:space="preserve">Document Table of Contents</w:t>
@@ -4861,6 +5206,7 @@
           <w:p>
             <w:pPr>
               <w:pStyle w:val="Compact"/>
+              <w:jc w:val="left"/>
             </w:pPr>
             <w:r>
               <w:t xml:space="preserve">Present</w:t>
@@ -4872,6 +5218,7 @@
           <w:p>
             <w:pPr>
               <w:pStyle w:val="Compact"/>
+              <w:jc w:val="left"/>
             </w:pPr>
             <w:r>
               <w:t xml:space="preserve">COMPLIANT</w:t>
@@ -4886,29 +5233,16 @@
       </w:pPr>
       <w:r>
         <w:rPr>
+          <w:bCs/>
           <w:b/>
-          <w:bCs/>
         </w:rPr>
-        <w:t xml:space="preserve">Overall: PARTIALLY COMPLIANT.</w:t>
+        <w:t xml:space="preserve">Overall: COMPLIANT</w:t>
       </w:r>
       <w:r>
         <w:t xml:space="preserve"> </w:t>
       </w:r>
       <w:r>
-        <w:t xml:space="preserve">The requirements baseline is complete, ranked, verifiable, and fully traceable (39/39). The only open items are 4 low-priority context decisions and a missing Table of Contents — none block design or implementation. Resolve GAP-01…05 to reach</w:t>
-      </w:r>
-      <w:r>
-        <w:t xml:space="preserve"> </w:t>
-      </w:r>
-      <w:r>
-        <w:rPr>
-          <w:b/>
-          <w:bCs/>
-        </w:rPr>
-        <w:t xml:space="preserve">COMPLIANT</w:t>
-      </w:r>
-      <w:r>
-        <w:t xml:space="preserve">.</w:t>
+        <w:t xml:space="preserve">(upgraded from PARTIALLY COMPLIANT on 2026-07-24). The requirements baseline is complete, ranked, verifiable, and fully traceable (39/39). All open items GAP-01…05 are resolved; decisions D-01…D-04 (SRS Appendix A) require only stakeholder ratification at M1, which does not alter any requirement.</w:t>
       </w:r>
     </w:p>
     <w:p>
@@ -4918,8 +5252,8 @@
         </w:pict>
       </w:r>
     </w:p>
-    <w:bookmarkEnd w:id="15"/>
-    <w:bookmarkStart w:id="16" w:name="recommendation"/>
+    <w:bookmarkEnd w:id="26"/>
+    <w:bookmarkStart w:id="27" w:name="X62b8802b4238e1608cf5d4dfb0b7104f067c793"/>
     <w:p>
       <w:pPr>
         <w:pStyle w:val="Heading2"/>
@@ -4940,35 +5274,31 @@
       </w:r>
       <w:r>
         <w:rPr>
+          <w:bCs/>
           <w:b/>
+        </w:rPr>
+        <w:t xml:space="preserve">M1 requirements sign-off</w:t>
+      </w:r>
+      <w:r>
+        <w:t xml:space="preserve">, ratifying decisions D-01…D-04 (SRS v1.1, Appendix A), then to</w:t>
+      </w:r>
+      <w:r>
+        <w:t xml:space="preserve"> </w:t>
+      </w:r>
+      <w:r>
+        <w:rPr>
           <w:bCs/>
+          <w:b/>
         </w:rPr>
         <w:t xml:space="preserve">Phase 2 (Website Building / design)</w:t>
       </w:r>
       <w:r>
-        <w:t xml:space="preserve">. GAP-03 and GAP-04 should be confirmed at the</w:t>
-      </w:r>
-      <w:r>
-        <w:t xml:space="preserve"> </w:t>
-      </w:r>
-      <w:r>
-        <w:rPr>
-          <w:b/>
-          <w:bCs/>
-        </w:rPr>
-        <w:t xml:space="preserve">M1 requirements sign-off</w:t>
-      </w:r>
-      <w:r>
-        <w:t xml:space="preserve">; GAP-01/02/05 can be closed during Phase 2. This closes the IEEE 830 SRS waterfall pipeline (skills 01→08).</w:t>
+        <w:t xml:space="preserve">. All gaps are closed; the SRS baseline is COMPLIANT with no open items. This closes the IEEE 830 SRS waterfall pipeline (skills 01→08).</w:t>
       </w:r>
     </w:p>
-    <w:bookmarkEnd w:id="16"/>
-    <w:bookmarkEnd w:id="17"/>
-    <w:sectPr>
-      <w:footnotePr>
-        <w:numRestart w:val="eachSect"/>
-      </w:footnotePr>
-    </w:sectPr>
+    <w:bookmarkEnd w:id="27"/>
+    <w:bookmarkEnd w:id="28"/>
+    <w:sectPr/>
   </w:body>
 </w:document>
 </file>
@@ -4999,14 +5329,14 @@
 <file path=word/numbering.xml><?xml version="1.0" encoding="utf-8"?>
 <w:numbering xmlns:w="http://schemas.openxmlformats.org/wordprocessingml/2006/main">
   <w:abstractNum w:abstractNumId="990">
-    <w:nsid w:val="0000A990"/>
+    <w:nsid w:val="A990"/>
     <w:multiLevelType w:val="multilevel"/>
     <w:lvl w:ilvl="0">
       <w:numFmt w:val="bullet"/>
       <w:lvlText w:val=" "/>
       <w:lvlJc w:val="left"/>
       <w:pPr>
-        <w:ind w:left="720" w:hanging="360"/>
+        <w:ind w:left="720" w:hanging="480"/>
       </w:pPr>
     </w:lvl>
     <w:lvl w:ilvl="1">
@@ -5014,7 +5344,7 @@
       <w:lvlText w:val=" "/>
       <w:lvlJc w:val="left"/>
       <w:pPr>
-        <w:ind w:left="1440" w:hanging="360"/>
+        <w:ind w:left="1440" w:hanging="480"/>
       </w:pPr>
     </w:lvl>
     <w:lvl w:ilvl="2">
@@ -5022,7 +5352,7 @@
       <w:lvlText w:val=" "/>
       <w:lvlJc w:val="left"/>
       <w:pPr>
-        <w:ind w:left="2160" w:hanging="360"/>
+        <w:ind w:left="2160" w:hanging="480"/>
       </w:pPr>
     </w:lvl>
     <w:lvl w:ilvl="3">
@@ -5030,7 +5360,7 @@
       <w:lvlText w:val=" "/>
       <w:lvlJc w:val="left"/>
       <w:pPr>
-        <w:ind w:left="2880" w:hanging="360"/>
+        <w:ind w:left="2880" w:hanging="480"/>
       </w:pPr>
     </w:lvl>
     <w:lvl w:ilvl="4">
@@ -5038,7 +5368,7 @@
       <w:lvlText w:val=" "/>
       <w:lvlJc w:val="left"/>
       <w:pPr>
-        <w:ind w:left="3600" w:hanging="360"/>
+        <w:ind w:left="3600" w:hanging="480"/>
       </w:pPr>
     </w:lvl>
     <w:lvl w:ilvl="5">
@@ -5046,7 +5376,7 @@
       <w:lvlText w:val=" "/>
       <w:lvlJc w:val="left"/>
       <w:pPr>
-        <w:ind w:left="4320" w:hanging="360"/>
+        <w:ind w:left="4320" w:hanging="480"/>
       </w:pPr>
     </w:lvl>
     <w:lvl w:ilvl="6">
@@ -5054,7 +5384,7 @@
       <w:lvlText w:val=" "/>
       <w:lvlJc w:val="left"/>
       <w:pPr>
-        <w:ind w:left="5040" w:hanging="360"/>
+        <w:ind w:left="5040" w:hanging="480"/>
       </w:pPr>
     </w:lvl>
     <w:lvl w:ilvl="7">
@@ -5062,7 +5392,7 @@
       <w:lvlText w:val=" "/>
       <w:lvlJc w:val="left"/>
       <w:pPr>
-        <w:ind w:left="5760" w:hanging="360"/>
+        <w:ind w:left="5760" w:hanging="480"/>
       </w:pPr>
     </w:lvl>
     <w:lvl w:ilvl="8">
@@ -5070,7 +5400,7 @@
       <w:lvlText w:val=" "/>
       <w:lvlJc w:val="left"/>
       <w:pPr>
-        <w:ind w:left="6480" w:hanging="360"/>
+        <w:ind w:left="6480" w:hanging="480"/>
       </w:pPr>
     </w:lvl>
   </w:abstractNum>
@@ -5085,10 +5415,10 @@
   <w:docDefaults>
     <w:rPrDefault>
       <w:rPr>
-        <w:rFonts w:asciiTheme="minorHAnsi" w:cstheme="minorBidi" w:eastAsiaTheme="minorEastAsia" w:hAnsiTheme="minorHAnsi"/>
+        <w:rFonts w:asciiTheme="minorHAnsi" w:cstheme="minorBidi" w:eastAsiaTheme="minorHAnsi" w:hAnsiTheme="minorHAnsi"/>
         <w:sz w:val="24"/>
         <w:szCs w:val="24"/>
-        <w:lang w:bidi="ar-SA" w:eastAsia="zh-CN" w:val="en-US"/>
+        <w:lang w:bidi="ar-SA" w:eastAsia="en-US" w:val="en-US"/>
       </w:rPr>
     </w:rPrDefault>
     <w:pPrDefault>
@@ -5106,10 +5436,10 @@
     <w:name w:val="Body Text"/>
     <w:basedOn w:val="Normal"/>
     <w:link w:val="BodyTextChar"/>
-    <w:qFormat/>
     <w:pPr>
       <w:spacing w:after="180" w:before="180"/>
     </w:pPr>
+    <w:qFormat/>
   </w:style>
   <w:style w:customStyle="1" w:styleId="FirstParagraph" w:type="paragraph">
     <w:name w:val="First Paragraph"/>
@@ -5129,94 +5459,57 @@
     <w:name w:val="Title"/>
     <w:basedOn w:val="Normal"/>
     <w:next w:val="BodyText"/>
-    <w:link w:val="TitleChar"/>
-    <w:uiPriority w:val="10"/>
     <w:qFormat/>
-    <w:rsid w:val="00A10FD9"/>
     <w:pPr>
-      <w:spacing w:after="80" w:line="240" w:lineRule="auto"/>
-      <w:contextualSpacing/>
+      <w:keepNext/>
+      <w:keepLines/>
+      <w:spacing w:after="240" w:before="480"/>
       <w:jc w:val="center"/>
     </w:pPr>
     <w:rPr>
       <w:rFonts w:asciiTheme="majorHAnsi" w:cstheme="majorBidi" w:eastAsiaTheme="majorEastAsia" w:hAnsiTheme="majorHAnsi"/>
-      <w:sz w:val="56"/>
-      <w:szCs w:val="56"/>
-    </w:rPr>
-  </w:style>
-  <w:style w:customStyle="1" w:styleId="TitleChar" w:type="character">
-    <w:name w:val="Title Char"/>
-    <w:basedOn w:val="DefaultParagraphFont"/>
-    <w:link w:val="Title"/>
-    <w:uiPriority w:val="10"/>
-    <w:rsid w:val="00A10FD9"/>
-    <w:rPr>
-      <w:rFonts w:asciiTheme="majorHAnsi" w:cstheme="majorBidi" w:eastAsiaTheme="majorEastAsia" w:hAnsiTheme="majorHAnsi"/>
-      <w:sz w:val="56"/>
-      <w:szCs w:val="56"/>
+      <w:b/>
+      <w:bCs/>
+      <w:color w:themeColor="accent1" w:themeShade="B5" w:val="345A8A"/>
+      <w:sz w:val="36"/>
+      <w:szCs w:val="36"/>
     </w:rPr>
   </w:style>
   <w:style w:styleId="Subtitle" w:type="paragraph">
     <w:name w:val="Subtitle"/>
-    <w:basedOn w:val="Title"/>
-    <w:next w:val="BodyText"/>
-    <w:link w:val="SubtitleChar"/>
-    <w:uiPriority w:val="11"/>
-    <w:qFormat/>
-    <w:rsid w:val="00A10FD9"/>
-    <w:pPr>
-      <w:numPr>
-        <w:ilvl w:val="1"/>
-      </w:numPr>
-    </w:pPr>
-    <w:rPr>
-      <w:rFonts w:cstheme="majorBidi" w:eastAsiaTheme="majorEastAsia"/>
-      <w:spacing w:val="15"/>
-      <w:sz w:val="28"/>
-      <w:szCs w:val="28"/>
-    </w:rPr>
-  </w:style>
-  <w:style w:customStyle="1" w:styleId="SubtitleChar" w:type="character">
-    <w:name w:val="Subtitle Char"/>
-    <w:basedOn w:val="DefaultParagraphFont"/>
-    <w:link w:val="Subtitle"/>
-    <w:uiPriority w:val="11"/>
-    <w:rsid w:val="00A10FD9"/>
-    <w:rPr>
-      <w:rFonts w:cstheme="majorBidi" w:eastAsiaTheme="majorEastAsia"/>
-      <w:color w:themeColor="text1" w:themeTint="A6" w:val="595959"/>
-      <w:spacing w:val="15"/>
-      <w:sz w:val="28"/>
-      <w:szCs w:val="28"/>
-    </w:rPr>
-  </w:style>
-  <w:style w:customStyle="1" w:styleId="Author" w:type="paragraph">
-    <w:name w:val="Author"/>
     <w:basedOn w:val="Title"/>
     <w:next w:val="BodyText"/>
     <w:qFormat/>
     <w:pPr>
       <w:keepNext/>
       <w:keepLines/>
+      <w:spacing w:after="240" w:before="240"/>
+      <w:jc w:val="center"/>
     </w:pPr>
     <w:rPr>
-      <w:sz w:val="24"/>
-      <w:szCs w:val="24"/>
+      <w:sz w:val="30"/>
+      <w:szCs w:val="30"/>
     </w:rPr>
   </w:style>
-  <w:style w:styleId="Date" w:type="paragraph">
-    <w:name w:val="Date"/>
-    <w:basedOn w:val="Title"/>
+  <w:style w:customStyle="1" w:styleId="Author" w:type="paragraph">
+    <w:name w:val="Author"/>
     <w:next w:val="BodyText"/>
     <w:qFormat/>
     <w:pPr>
       <w:keepNext/>
       <w:keepLines/>
+      <w:jc w:val="center"/>
     </w:pPr>
-    <w:rPr>
-      <w:sz w:val="24"/>
-      <w:szCs w:val="24"/>
-    </w:rPr>
+  </w:style>
+  <w:style w:styleId="Date" w:type="paragraph">
+    <w:name w:val="Date"/>
+    <w:next w:val="BodyText"/>
+    <w:qFormat/>
+    <w:pPr>
+      <w:keepNext/>
+      <w:keepLines/>
+      <w:jc w:val="center"/>
+    </w:pPr>
   </w:style>
   <w:style w:customStyle="1" w:styleId="AbstractTitle" w:type="paragraph">
     <w:name w:val="Abstract Title"/>
@@ -5226,13 +5519,15 @@
     <w:pPr>
       <w:keepNext/>
       <w:keepLines/>
+      <w:jc w:val="center"/>
       <w:spacing w:after="0" w:before="300"/>
-      <w:jc w:val="center"/>
     </w:pPr>
     <w:rPr>
-      <w:b/>
       <w:sz w:val="20"/>
       <w:szCs w:val="20"/>
+      <w:b/>
+      <w:color w:val="345A8A"/>
+      &gt;
     </w:rPr>
   </w:style>
   <w:style w:customStyle="1" w:styleId="Abstract" w:type="paragraph">
@@ -5259,321 +5554,191 @@
     <w:rPr/>
   </w:style>
   <w:style w:styleId="Heading1" w:type="paragraph">
-    <w:name w:val="heading 1"/>
+    <w:name w:val="Heading 1"/>
     <w:basedOn w:val="Normal"/>
     <w:next w:val="BodyText"/>
-    <w:link w:val="Heading1Char"/>
     <w:uiPriority w:val="9"/>
     <w:qFormat/>
-    <w:rsid w:val="00A10FD9"/>
     <w:pPr>
       <w:keepNext/>
       <w:keepLines/>
-      <w:spacing w:after="80" w:before="360"/>
+      <w:spacing w:after="0" w:before="480"/>
       <w:outlineLvl w:val="0"/>
     </w:pPr>
     <w:rPr>
       <w:rFonts w:asciiTheme="majorHAnsi" w:cstheme="majorBidi" w:eastAsiaTheme="majorEastAsia" w:hAnsiTheme="majorHAnsi"/>
-      <w:color w:themeColor="accent1" w:themeShade="BF" w:val="0F4761"/>
-      <w:sz w:val="40"/>
-      <w:szCs w:val="40"/>
+      <w:b/>
+      <w:bCs/>
+      <w:color w:themeColor="accent1" w:val="4F81BD"/>
+      <w:sz w:val="32"/>
+      <w:szCs w:val="32"/>
     </w:rPr>
   </w:style>
   <w:style w:styleId="Heading2" w:type="paragraph">
-    <w:name w:val="heading 2"/>
+    <w:name w:val="Heading 2"/>
     <w:basedOn w:val="Normal"/>
     <w:next w:val="BodyText"/>
-    <w:link w:val="Heading2Char"/>
     <w:uiPriority w:val="9"/>
-    <w:semiHidden/>
     <w:unhideWhenUsed/>
     <w:qFormat/>
-    <w:rsid w:val="00A10FD9"/>
     <w:pPr>
       <w:keepNext/>
       <w:keepLines/>
-      <w:spacing w:after="80" w:before="160"/>
+      <w:spacing w:after="0" w:before="200"/>
       <w:outlineLvl w:val="1"/>
     </w:pPr>
     <w:rPr>
       <w:rFonts w:asciiTheme="majorHAnsi" w:cstheme="majorBidi" w:eastAsiaTheme="majorEastAsia" w:hAnsiTheme="majorHAnsi"/>
-      <w:color w:themeColor="accent1" w:themeShade="BF" w:val="0F4761"/>
-      <w:sz w:val="32"/>
-      <w:szCs w:val="32"/>
+      <w:b/>
+      <w:bCs/>
+      <w:color w:themeColor="accent1" w:val="4F81BD"/>
+      <w:sz w:val="28"/>
+      <w:szCs w:val="28"/>
     </w:rPr>
   </w:style>
   <w:style w:styleId="Heading3" w:type="paragraph">
-    <w:name w:val="heading 3"/>
+    <w:name w:val="Heading 3"/>
     <w:basedOn w:val="Normal"/>
     <w:next w:val="BodyText"/>
-    <w:link w:val="Heading3Char"/>
     <w:uiPriority w:val="9"/>
-    <w:semiHidden/>
     <w:unhideWhenUsed/>
     <w:qFormat/>
-    <w:rsid w:val="00A10FD9"/>
     <w:pPr>
       <w:keepNext/>
       <w:keepLines/>
-      <w:spacing w:after="80" w:before="160"/>
+      <w:spacing w:after="0" w:before="200"/>
       <w:outlineLvl w:val="2"/>
     </w:pPr>
     <w:rPr>
-      <w:rFonts w:cstheme="majorBidi" w:eastAsiaTheme="majorEastAsia"/>
-      <w:color w:themeColor="accent1" w:themeShade="BF" w:val="0F4761"/>
-      <w:sz w:val="28"/>
-      <w:szCs w:val="28"/>
+      <w:rFonts w:asciiTheme="majorHAnsi" w:cstheme="majorBidi" w:eastAsiaTheme="majorEastAsia" w:hAnsiTheme="majorHAnsi"/>
+      <w:b/>
+      <w:bCs/>
+      <w:color w:themeColor="accent1" w:val="4F81BD"/>
+      <w:sz w:val="24"/>
+      <w:szCs w:val="24"/>
     </w:rPr>
   </w:style>
   <w:style w:styleId="Heading4" w:type="paragraph">
-    <w:name w:val="heading 4"/>
+    <w:name w:val="Heading 4"/>
     <w:basedOn w:val="Normal"/>
     <w:next w:val="BodyText"/>
-    <w:link w:val="Heading4Char"/>
     <w:uiPriority w:val="9"/>
-    <w:semiHidden/>
     <w:unhideWhenUsed/>
     <w:qFormat/>
-    <w:rsid w:val="00A10FD9"/>
     <w:pPr>
       <w:keepNext/>
       <w:keepLines/>
-      <w:spacing w:after="40" w:before="80"/>
+      <w:spacing w:after="0" w:before="200"/>
       <w:outlineLvl w:val="3"/>
     </w:pPr>
     <w:rPr>
-      <w:rFonts w:cstheme="majorBidi" w:eastAsiaTheme="majorEastAsia"/>
+      <w:rFonts w:asciiTheme="majorHAnsi" w:cstheme="majorBidi" w:eastAsiaTheme="majorEastAsia" w:hAnsiTheme="majorHAnsi"/>
       <w:i/>
-      <w:iCs/>
-      <w:color w:themeColor="accent1" w:themeShade="BF" w:val="0F4761"/>
+      <w:bCs/>
+      <w:color w:themeColor="accent1" w:val="4F81BD"/>
+      <w:sz w:val="24"/>
+      <w:szCs w:val="24"/>
     </w:rPr>
   </w:style>
   <w:style w:styleId="Heading5" w:type="paragraph">
-    <w:name w:val="heading 5"/>
+    <w:name w:val="Heading 5"/>
     <w:basedOn w:val="Normal"/>
     <w:next w:val="BodyText"/>
-    <w:link w:val="Heading5Char"/>
     <w:uiPriority w:val="9"/>
-    <w:semiHidden/>
     <w:unhideWhenUsed/>
     <w:qFormat/>
-    <w:rsid w:val="00A10FD9"/>
     <w:pPr>
       <w:keepNext/>
       <w:keepLines/>
-      <w:spacing w:after="40" w:before="80"/>
+      <w:spacing w:after="0" w:before="200"/>
       <w:outlineLvl w:val="4"/>
     </w:pPr>
     <w:rPr>
-      <w:rFonts w:cstheme="majorBidi" w:eastAsiaTheme="majorEastAsia"/>
-      <w:color w:themeColor="accent1" w:themeShade="BF" w:val="0F4761"/>
+      <w:rFonts w:asciiTheme="majorHAnsi" w:cstheme="majorBidi" w:eastAsiaTheme="majorEastAsia" w:hAnsiTheme="majorHAnsi"/>
+      <w:iCs/>
+      <w:color w:themeColor="accent1" w:val="4F81BD"/>
+      <w:sz w:val="24"/>
+      <w:szCs w:val="24"/>
     </w:rPr>
   </w:style>
   <w:style w:styleId="Heading6" w:type="paragraph">
-    <w:name w:val="heading 6"/>
+    <w:name w:val="Heading 6"/>
     <w:basedOn w:val="Normal"/>
     <w:next w:val="BodyText"/>
-    <w:link w:val="Heading6Char"/>
     <w:uiPriority w:val="9"/>
-    <w:semiHidden/>
     <w:unhideWhenUsed/>
     <w:qFormat/>
-    <w:rsid w:val="00A10FD9"/>
     <w:pPr>
       <w:keepNext/>
       <w:keepLines/>
-      <w:spacing w:after="0" w:before="40"/>
+      <w:spacing w:after="0" w:before="200"/>
       <w:outlineLvl w:val="5"/>
     </w:pPr>
     <w:rPr>
-      <w:rFonts w:cstheme="majorBidi" w:eastAsiaTheme="majorEastAsia"/>
-      <w:i/>
-      <w:iCs/>
-      <w:color w:themeColor="text1" w:themeTint="A6" w:val="595959"/>
+      <w:rFonts w:asciiTheme="majorHAnsi" w:cstheme="majorBidi" w:eastAsiaTheme="majorEastAsia" w:hAnsiTheme="majorHAnsi"/>
+      <w:color w:themeColor="accent1" w:val="4F81BD"/>
+      <w:sz w:val="24"/>
+      <w:szCs w:val="24"/>
     </w:rPr>
   </w:style>
   <w:style w:styleId="Heading7" w:type="paragraph">
-    <w:name w:val="heading 7"/>
+    <w:name w:val="Heading 7"/>
     <w:basedOn w:val="Normal"/>
     <w:next w:val="BodyText"/>
-    <w:link w:val="Heading7Char"/>
     <w:uiPriority w:val="9"/>
-    <w:semiHidden/>
     <w:unhideWhenUsed/>
     <w:qFormat/>
-    <w:rsid w:val="00A10FD9"/>
     <w:pPr>
       <w:keepNext/>
       <w:keepLines/>
-      <w:spacing w:after="0" w:before="40"/>
+      <w:spacing w:after="0" w:before="200"/>
       <w:outlineLvl w:val="6"/>
     </w:pPr>
     <w:rPr>
-      <w:rFonts w:cstheme="majorBidi" w:eastAsiaTheme="majorEastAsia"/>
-      <w:color w:themeColor="text1" w:themeTint="A6" w:val="595959"/>
+      <w:rFonts w:asciiTheme="majorHAnsi" w:cstheme="majorBidi" w:eastAsiaTheme="majorEastAsia" w:hAnsiTheme="majorHAnsi"/>
+      <w:color w:themeColor="accent1" w:val="4F81BD"/>
+      <w:sz w:val="24"/>
+      <w:szCs w:val="24"/>
     </w:rPr>
   </w:style>
   <w:style w:styleId="Heading8" w:type="paragraph">
-    <w:name w:val="heading 8"/>
+    <w:name w:val="Heading 8"/>
     <w:basedOn w:val="Normal"/>
     <w:next w:val="BodyText"/>
-    <w:link w:val="Heading8Char"/>
     <w:uiPriority w:val="9"/>
-    <w:semiHidden/>
     <w:unhideWhenUsed/>
     <w:qFormat/>
-    <w:rsid w:val="00A10FD9"/>
     <w:pPr>
       <w:keepNext/>
       <w:keepLines/>
-      <w:spacing w:after="0"/>
+      <w:spacing w:after="0" w:before="200"/>
       <w:outlineLvl w:val="7"/>
     </w:pPr>
     <w:rPr>
-      <w:rFonts w:cstheme="majorBidi" w:eastAsiaTheme="majorEastAsia"/>
-      <w:i/>
-      <w:iCs/>
-      <w:color w:themeColor="text1" w:themeTint="D8" w:val="272727"/>
+      <w:rFonts w:asciiTheme="majorHAnsi" w:cstheme="majorBidi" w:eastAsiaTheme="majorEastAsia" w:hAnsiTheme="majorHAnsi"/>
+      <w:color w:themeColor="accent1" w:val="4F81BD"/>
+      <w:sz w:val="24"/>
+      <w:szCs w:val="24"/>
     </w:rPr>
   </w:style>
   <w:style w:styleId="Heading9" w:type="paragraph">
-    <w:name w:val="heading 9"/>
+    <w:name w:val="Heading 9"/>
     <w:basedOn w:val="Normal"/>
     <w:next w:val="BodyText"/>
-    <w:link w:val="Heading9Char"/>
     <w:uiPriority w:val="9"/>
-    <w:semiHidden/>
     <w:unhideWhenUsed/>
     <w:qFormat/>
-    <w:rsid w:val="00A10FD9"/>
     <w:pPr>
       <w:keepNext/>
       <w:keepLines/>
-      <w:spacing w:after="0"/>
+      <w:spacing w:after="0" w:before="200"/>
       <w:outlineLvl w:val="8"/>
     </w:pPr>
     <w:rPr>
-      <w:rFonts w:cstheme="majorBidi" w:eastAsiaTheme="majorEastAsia"/>
-      <w:color w:themeColor="text1" w:themeTint="D8" w:val="272727"/>
-    </w:rPr>
-  </w:style>
-  <w:style w:customStyle="1" w:styleId="Heading1Char" w:type="character">
-    <w:name w:val="Heading 1 Char"/>
-    <w:basedOn w:val="DefaultParagraphFont"/>
-    <w:link w:val="Heading1"/>
-    <w:uiPriority w:val="9"/>
-    <w:rsid w:val="00A10FD9"/>
-    <w:rPr>
       <w:rFonts w:asciiTheme="majorHAnsi" w:cstheme="majorBidi" w:eastAsiaTheme="majorEastAsia" w:hAnsiTheme="majorHAnsi"/>
-      <w:color w:themeColor="accent1" w:themeShade="BF" w:val="0F4761"/>
-      <w:sz w:val="40"/>
-      <w:szCs w:val="40"/>
-    </w:rPr>
-  </w:style>
-  <w:style w:customStyle="1" w:styleId="Heading2Char" w:type="character">
-    <w:name w:val="Heading 2 Char"/>
-    <w:basedOn w:val="DefaultParagraphFont"/>
-    <w:link w:val="Heading2"/>
-    <w:uiPriority w:val="9"/>
-    <w:semiHidden/>
-    <w:rsid w:val="00A10FD9"/>
-    <w:rPr>
-      <w:rFonts w:asciiTheme="majorHAnsi" w:cstheme="majorBidi" w:eastAsiaTheme="majorEastAsia" w:hAnsiTheme="majorHAnsi"/>
-      <w:color w:themeColor="accent1" w:themeShade="BF" w:val="0F4761"/>
-      <w:sz w:val="32"/>
-      <w:szCs w:val="32"/>
-    </w:rPr>
-  </w:style>
-  <w:style w:customStyle="1" w:styleId="Heading3Char" w:type="character">
-    <w:name w:val="Heading 3 Char"/>
-    <w:basedOn w:val="DefaultParagraphFont"/>
-    <w:link w:val="Heading3"/>
-    <w:uiPriority w:val="9"/>
-    <w:semiHidden/>
-    <w:rsid w:val="00A10FD9"/>
-    <w:rPr>
-      <w:rFonts w:cstheme="majorBidi" w:eastAsiaTheme="majorEastAsia"/>
-      <w:color w:themeColor="accent1" w:themeShade="BF" w:val="0F4761"/>
-      <w:sz w:val="28"/>
-      <w:szCs w:val="28"/>
-    </w:rPr>
-  </w:style>
-  <w:style w:customStyle="1" w:styleId="Heading4Char" w:type="character">
-    <w:name w:val="Heading 4 Char"/>
-    <w:basedOn w:val="DefaultParagraphFont"/>
-    <w:link w:val="Heading4"/>
-    <w:uiPriority w:val="9"/>
-    <w:semiHidden/>
-    <w:rsid w:val="00A10FD9"/>
-    <w:rPr>
-      <w:rFonts w:cstheme="majorBidi" w:eastAsiaTheme="majorEastAsia"/>
-      <w:i/>
-      <w:iCs/>
-      <w:color w:themeColor="accent1" w:themeShade="BF" w:val="0F4761"/>
-    </w:rPr>
-  </w:style>
-  <w:style w:customStyle="1" w:styleId="Heading5Char" w:type="character">
-    <w:name w:val="Heading 5 Char"/>
-    <w:basedOn w:val="DefaultParagraphFont"/>
-    <w:link w:val="Heading5"/>
-    <w:uiPriority w:val="9"/>
-    <w:semiHidden/>
-    <w:rsid w:val="00A10FD9"/>
-    <w:rPr>
-      <w:rFonts w:cstheme="majorBidi" w:eastAsiaTheme="majorEastAsia"/>
-      <w:color w:themeColor="accent1" w:themeShade="BF" w:val="0F4761"/>
-    </w:rPr>
-  </w:style>
-  <w:style w:customStyle="1" w:styleId="Heading6Char" w:type="character">
-    <w:name w:val="Heading 6 Char"/>
-    <w:basedOn w:val="DefaultParagraphFont"/>
-    <w:link w:val="Heading6"/>
-    <w:uiPriority w:val="9"/>
-    <w:semiHidden/>
-    <w:rsid w:val="00A10FD9"/>
-    <w:rPr>
-      <w:rFonts w:cstheme="majorBidi" w:eastAsiaTheme="majorEastAsia"/>
-      <w:i/>
-      <w:iCs/>
-      <w:color w:themeColor="text1" w:themeTint="A6" w:val="595959"/>
-    </w:rPr>
-  </w:style>
-  <w:style w:customStyle="1" w:styleId="Heading7Char" w:type="character">
-    <w:name w:val="Heading 7 Char"/>
-    <w:basedOn w:val="DefaultParagraphFont"/>
-    <w:link w:val="Heading7"/>
-    <w:uiPriority w:val="9"/>
-    <w:semiHidden/>
-    <w:rsid w:val="00A10FD9"/>
-    <w:rPr>
-      <w:rFonts w:cstheme="majorBidi" w:eastAsiaTheme="majorEastAsia"/>
-      <w:color w:themeColor="text1" w:themeTint="A6" w:val="595959"/>
-    </w:rPr>
-  </w:style>
-  <w:style w:customStyle="1" w:styleId="Heading8Char" w:type="character">
-    <w:name w:val="Heading 8 Char"/>
-    <w:basedOn w:val="DefaultParagraphFont"/>
-    <w:link w:val="Heading8"/>
-    <w:uiPriority w:val="9"/>
-    <w:semiHidden/>
-    <w:rsid w:val="00A10FD9"/>
-    <w:rPr>
-      <w:rFonts w:cstheme="majorBidi" w:eastAsiaTheme="majorEastAsia"/>
-      <w:i/>
-      <w:iCs/>
-      <w:color w:themeColor="text1" w:themeTint="D8" w:val="272727"/>
-    </w:rPr>
-  </w:style>
-  <w:style w:customStyle="1" w:styleId="Heading9Char" w:type="character">
-    <w:name w:val="Heading 9 Char"/>
-    <w:basedOn w:val="DefaultParagraphFont"/>
-    <w:link w:val="Heading9"/>
-    <w:uiPriority w:val="9"/>
-    <w:semiHidden/>
-    <w:rsid w:val="00A10FD9"/>
-    <w:rPr>
-      <w:rFonts w:cstheme="majorBidi" w:eastAsiaTheme="majorEastAsia"/>
-      <w:color w:themeColor="text1" w:themeTint="D8" w:val="272727"/>
+      <w:color w:themeColor="accent1" w:val="4F81BD"/>
+      <w:sz w:val="24"/>
+      <w:szCs w:val="24"/>
     </w:rPr>
   </w:style>
   <w:style w:styleId="BlockText" w:type="paragraph">
@@ -5595,18 +5760,6 @@
     <w:uiPriority w:val="9"/>
     <w:unhideWhenUsed/>
     <w:qFormat/>
-  </w:style>
-  <w:style w:styleId="FootnoteBlockText" w:type="paragraph">
-    <w:name w:val="Footnote Block Text"/>
-    <w:basedOn w:val="FootnoteText"/>
-    <w:next w:val="FootnoteText"/>
-    <w:uiPriority w:val="9"/>
-    <w:unhideWhenUsed/>
-    <w:qFormat/>
-    <w:pPr>
-      <w:spacing w:after="100" w:before="100"/>
-      <w:ind w:firstLine="0" w:left="480" w:right="480"/>
-    </w:pPr>
   </w:style>
   <w:style w:default="1" w:styleId="DefaultParagraphFont" w:type="character">
     <w:name w:val="Default Paragraph Font"/>
@@ -5629,11 +5782,18 @@
       </w:tblCellMar>
     </w:tblPr>
     <w:tblStylePr w:type="firstRow">
+      <w:tblPr>
+        <w:jc w:val="left"/>
+        <w:tblInd w:type="dxa" w:w="0"/>
+      </w:tblPr>
+      <w:trPr>
+        <w:jc w:val="left"/>
+      </w:trPr>
       <w:tcPr>
+        <w:vAlign w:val="bottom"/>
         <w:tcBorders>
           <w:bottom w:val="single"/>
         </w:tcBorders>
-        <w:vAlign w:val="bottom"/>
       </w:tcPr>
     </w:tblStylePr>
   </w:style>
@@ -5748,8 +5908,8 @@
     <w:name w:val="KeywordTok"/>
     <w:basedOn w:val="VerbatimChar"/>
     <w:rPr>
+      <w:color w:val="007020"/>
       <w:b/>
-      <w:color w:val="007020"/>
     </w:rPr>
   </w:style>
   <w:style w:type="character" w:customStyle="1" w:styleId="DataTypeTok">
@@ -5826,42 +5986,42 @@
     <w:name w:val="ImportTok"/>
     <w:basedOn w:val="VerbatimChar"/>
     <w:rPr>
+      <w:color w:val="008000"/>
       <w:b/>
-      <w:color w:val="008000"/>
     </w:rPr>
   </w:style>
   <w:style w:type="character" w:customStyle="1" w:styleId="CommentTok">
     <w:name w:val="CommentTok"/>
     <w:basedOn w:val="VerbatimChar"/>
     <w:rPr>
+      <w:color w:val="60a0b0"/>
       <w:i/>
-      <w:color w:val="60a0b0"/>
     </w:rPr>
   </w:style>
   <w:style w:type="character" w:customStyle="1" w:styleId="DocumentationTok">
     <w:name w:val="DocumentationTok"/>
     <w:basedOn w:val="VerbatimChar"/>
     <w:rPr>
+      <w:color w:val="ba2121"/>
       <w:i/>
-      <w:color w:val="ba2121"/>
     </w:rPr>
   </w:style>
   <w:style w:type="character" w:customStyle="1" w:styleId="AnnotationTok">
     <w:name w:val="AnnotationTok"/>
     <w:basedOn w:val="VerbatimChar"/>
     <w:rPr>
+      <w:color w:val="60a0b0"/>
       <w:b/>
       <w:i/>
-      <w:color w:val="60a0b0"/>
     </w:rPr>
   </w:style>
   <w:style w:type="character" w:customStyle="1" w:styleId="CommentVarTok">
     <w:name w:val="CommentVarTok"/>
     <w:basedOn w:val="VerbatimChar"/>
     <w:rPr>
+      <w:color w:val="60a0b0"/>
       <w:b/>
       <w:i/>
-      <w:color w:val="60a0b0"/>
     </w:rPr>
   </w:style>
   <w:style w:type="character" w:customStyle="1" w:styleId="OtherTok">
@@ -5889,8 +6049,8 @@
     <w:name w:val="ControlFlowTok"/>
     <w:basedOn w:val="VerbatimChar"/>
     <w:rPr>
+      <w:color w:val="007020"/>
       <w:b/>
-      <w:color w:val="007020"/>
     </w:rPr>
   </w:style>
   <w:style w:type="character" w:customStyle="1" w:styleId="OperatorTok">
@@ -5935,34 +6095,34 @@
     <w:name w:val="InformationTok"/>
     <w:basedOn w:val="VerbatimChar"/>
     <w:rPr>
+      <w:color w:val="60a0b0"/>
       <w:b/>
       <w:i/>
-      <w:color w:val="60a0b0"/>
     </w:rPr>
   </w:style>
   <w:style w:type="character" w:customStyle="1" w:styleId="WarningTok">
     <w:name w:val="WarningTok"/>
     <w:basedOn w:val="VerbatimChar"/>
     <w:rPr>
+      <w:color w:val="60a0b0"/>
       <w:b/>
       <w:i/>
-      <w:color w:val="60a0b0"/>
     </w:rPr>
   </w:style>
   <w:style w:type="character" w:customStyle="1" w:styleId="AlertTok">
     <w:name w:val="AlertTok"/>
     <w:basedOn w:val="VerbatimChar"/>
     <w:rPr>
+      <w:color w:val="ff0000"/>
       <w:b/>
-      <w:color w:val="ff0000"/>
     </w:rPr>
   </w:style>
   <w:style w:type="character" w:customStyle="1" w:styleId="ErrorTok">
     <w:name w:val="ErrorTok"/>
     <w:basedOn w:val="VerbatimChar"/>
     <w:rPr>
+      <w:color w:val="ff0000"/>
       <w:b/>
-      <w:color w:val="ff0000"/>
     </w:rPr>
   </w:style>
   <w:style w:type="character" w:customStyle="1" w:styleId="NormalTok">
@@ -5984,44 +6144,44 @@
         <a:sysClr val="window" lastClr="FFFFFF"/>
       </a:lt1>
       <a:dk2>
-        <a:srgbClr val="0E2841"/>
+        <a:srgbClr val="1F497D"/>
       </a:dk2>
       <a:lt2>
-        <a:srgbClr val="E8E8E8"/>
+        <a:srgbClr val="EEECE1"/>
       </a:lt2>
       <a:accent1>
-        <a:srgbClr val="156082"/>
+        <a:srgbClr val="4F81BD"/>
       </a:accent1>
       <a:accent2>
-        <a:srgbClr val="E97132"/>
+        <a:srgbClr val="C0504D"/>
       </a:accent2>
       <a:accent3>
-        <a:srgbClr val="196B24"/>
+        <a:srgbClr val="9BBB59"/>
       </a:accent3>
       <a:accent4>
-        <a:srgbClr val="0F9ED5"/>
+        <a:srgbClr val="8064A2"/>
       </a:accent4>
       <a:accent5>
-        <a:srgbClr val="A02B93"/>
+        <a:srgbClr val="4BACC6"/>
       </a:accent5>
       <a:accent6>
-        <a:srgbClr val="4EA72E"/>
+        <a:srgbClr val="F79646"/>
       </a:accent6>
       <a:hlink>
-        <a:srgbClr val="467886"/>
+        <a:srgbClr val="0000FF"/>
       </a:hlink>
       <a:folHlink>
-        <a:srgbClr val="96607D"/>
+        <a:srgbClr val="800080"/>
       </a:folHlink>
     </a:clrScheme>
     <a:fontScheme name="Office">
       <a:majorFont>
-        <a:latin typeface="Aptos Display" panose="02110004020202020204"/>
+        <a:latin typeface="Calibri"/>
         <a:ea typeface=""/>
         <a:cs typeface=""/>
-        <a:font script="Jpan" typeface="游ゴシック Light"/>
+        <a:font script="Jpan" typeface="ＭＳ ゴシック"/>
         <a:font script="Hang" typeface="맑은 고딕"/>
-        <a:font script="Hans" typeface="等线 Light"/>
+        <a:font script="Hans" typeface="宋体"/>
         <a:font script="Hant" typeface="新細明體"/>
         <a:font script="Arab" typeface="Times New Roman"/>
         <a:font script="Hebr" typeface="Times New Roman"/>
@@ -6048,32 +6208,14 @@
         <a:font script="Mong" typeface="Mongolian Baiti"/>
         <a:font script="Viet" typeface="Times New Roman"/>
         <a:font script="Uigh" typeface="Microsoft Uighur"/>
-        <a:font script="Geor" typeface="Sylfaen"/>
-        <a:font script="Armn" typeface="Arial"/>
-        <a:font script="Bugi" typeface="Leelawadee UI"/>
-        <a:font script="Bopo" typeface="Microsoft JhengHei"/>
-        <a:font script="Java" typeface="Javanese Text"/>
-        <a:font script="Lisu" typeface="Segoe UI"/>
-        <a:font script="Mymr" typeface="Myanmar Text"/>
-        <a:font script="Nkoo" typeface="Ebrima"/>
-        <a:font script="Olck" typeface="Nirmala UI"/>
-        <a:font script="Osma" typeface="Ebrima"/>
-        <a:font script="Phag" typeface="Phagspa"/>
-        <a:font script="Syrn" typeface="Estrangelo Edessa"/>
-        <a:font script="Syrj" typeface="Estrangelo Edessa"/>
-        <a:font script="Syre" typeface="Estrangelo Edessa"/>
-        <a:font script="Sora" typeface="Nirmala UI"/>
-        <a:font script="Tale" typeface="Microsoft Tai Le"/>
-        <a:font script="Talu" typeface="Microsoft New Tai Lue"/>
-        <a:font script="Tfng" typeface="Ebrima"/>
       </a:majorFont>
       <a:minorFont>
-        <a:latin typeface="Aptos" panose="02110004020202020204"/>
+        <a:latin typeface="Cambria"/>
         <a:ea typeface=""/>
         <a:cs typeface=""/>
-        <a:font script="Jpan" typeface="游明朝"/>
+        <a:font script="Jpan" typeface="ＭＳ 明朝"/>
         <a:font script="Hang" typeface="맑은 고딕"/>
-        <a:font script="Hans" typeface="等线"/>
+        <a:font script="Hans" typeface="宋体"/>
         <a:font script="Hant" typeface="新細明體"/>
         <a:font script="Arab" typeface="Arial"/>
         <a:font script="Hebr" typeface="Arial"/>
@@ -6100,24 +6242,6 @@
         <a:font script="Mong" typeface="Mongolian Baiti"/>
         <a:font script="Viet" typeface="Arial"/>
         <a:font script="Uigh" typeface="Microsoft Uighur"/>
-        <a:font script="Geor" typeface="Sylfaen"/>
-        <a:font script="Armn" typeface="Arial"/>
-        <a:font script="Bugi" typeface="Leelawadee UI"/>
-        <a:font script="Bopo" typeface="Microsoft JhengHei"/>
-        <a:font script="Java" typeface="Javanese Text"/>
-        <a:font script="Lisu" typeface="Segoe UI"/>
-        <a:font script="Mymr" typeface="Myanmar Text"/>
-        <a:font script="Nkoo" typeface="Ebrima"/>
-        <a:font script="Olck" typeface="Nirmala UI"/>
-        <a:font script="Osma" typeface="Ebrima"/>
-        <a:font script="Phag" typeface="Phagspa"/>
-        <a:font script="Syrn" typeface="Estrangelo Edessa"/>
-        <a:font script="Syrj" typeface="Estrangelo Edessa"/>
-        <a:font script="Syre" typeface="Estrangelo Edessa"/>
-        <a:font script="Sora" typeface="Nirmala UI"/>
-        <a:font script="Tale" typeface="Microsoft Tai Le"/>
-        <a:font script="Talu" typeface="Microsoft New Tai Lue"/>
-        <a:font script="Tfng" typeface="Ebrima"/>
       </a:minorFont>
     </a:fontScheme>
     <a:fmtScheme name="Office">
@@ -6129,141 +6253,200 @@
           <a:gsLst>
             <a:gs pos="0">
               <a:schemeClr val="phClr">
-                <a:lumMod val="110000"/>
-                <a:satMod val="105000"/>
-                <a:tint val="67000"/>
+                <a:tint val="50000"/>
+                <a:satMod val="300000"/>
               </a:schemeClr>
             </a:gs>
-            <a:gs pos="50000">
+            <a:gs pos="35000">
               <a:schemeClr val="phClr">
-                <a:lumMod val="105000"/>
-                <a:satMod val="103000"/>
-                <a:tint val="73000"/>
+                <a:tint val="37000"/>
+                <a:satMod val="300000"/>
               </a:schemeClr>
             </a:gs>
             <a:gs pos="100000">
               <a:schemeClr val="phClr">
-                <a:lumMod val="105000"/>
-                <a:satMod val="109000"/>
-                <a:tint val="81000"/>
+                <a:tint val="15000"/>
+                <a:satMod val="350000"/>
               </a:schemeClr>
             </a:gs>
           </a:gsLst>
-          <a:lin ang="5400000" scaled="0"/>
+          <a:lin ang="16200000" scaled="1"/>
         </a:gradFill>
         <a:gradFill rotWithShape="1">
           <a:gsLst>
             <a:gs pos="0">
               <a:schemeClr val="phClr">
-                <a:satMod val="103000"/>
-                <a:lumMod val="102000"/>
-                <a:tint val="94000"/>
-              </a:schemeClr>
-            </a:gs>
-            <a:gs pos="50000">
-              <a:schemeClr val="phClr">
-                <a:satMod val="110000"/>
-                <a:lumMod val="100000"/>
+                <a:tint val="100000"/>
                 <a:shade val="100000"/>
+                <a:satMod val="130000"/>
               </a:schemeClr>
             </a:gs>
             <a:gs pos="100000">
               <a:schemeClr val="phClr">
-                <a:lumMod val="99000"/>
-                <a:satMod val="120000"/>
-                <a:shade val="78000"/>
+                <a:tint val="50000"/>
+                <a:shade val="100000"/>
+                <a:satMod val="350000"/>
               </a:schemeClr>
             </a:gs>
           </a:gsLst>
-          <a:lin ang="5400000" scaled="0"/>
+          <a:lin ang="16200000" scaled="0"/>
         </a:gradFill>
       </a:fillStyleLst>
       <a:lnStyleLst>
-        <a:ln w="6350" cap="flat" cmpd="sng" algn="ctr">
+        <a:ln w="9525" cap="flat" cmpd="sng" algn="ctr">
+          <a:solidFill>
+            <a:schemeClr val="phClr">
+              <a:shade val="95000"/>
+              <a:satMod val="105000"/>
+            </a:schemeClr>
+          </a:solidFill>
+          <a:prstDash val="solid"/>
+        </a:ln>
+        <a:ln w="25400" cap="flat" cmpd="sng" algn="ctr">
           <a:solidFill>
             <a:schemeClr val="phClr"/>
           </a:solidFill>
           <a:prstDash val="solid"/>
-          <a:miter lim="800000"/>
         </a:ln>
-        <a:ln w="12700" cap="flat" cmpd="sng" algn="ctr">
+        <a:ln w="38100" cap="flat" cmpd="sng" algn="ctr">
           <a:solidFill>
             <a:schemeClr val="phClr"/>
           </a:solidFill>
           <a:prstDash val="solid"/>
-          <a:miter lim="800000"/>
-        </a:ln>
-        <a:ln w="19050" cap="flat" cmpd="sng" algn="ctr">
-          <a:solidFill>
-            <a:schemeClr val="phClr"/>
-          </a:solidFill>
-          <a:prstDash val="solid"/>
-          <a:miter lim="800000"/>
         </a:ln>
       </a:lnStyleLst>
       <a:effectStyleLst>
         <a:effectStyle>
-          <a:effectLst/>
-        </a:effectStyle>
-        <a:effectStyle>
-          <a:effectLst/>
+          <a:effectLst>
+            <a:outerShdw blurRad="40000" dist="20000" dir="5400000" rotWithShape="0">
+              <a:srgbClr val="000000">
+                <a:alpha val="38000"/>
+              </a:srgbClr>
+            </a:outerShdw>
+          </a:effectLst>
         </a:effectStyle>
         <a:effectStyle>
           <a:effectLst>
-            <a:outerShdw blurRad="57150" dist="19050" dir="5400000" algn="ctr" rotWithShape="0">
+            <a:outerShdw blurRad="40000" dist="23000" dir="5400000" rotWithShape="0">
               <a:srgbClr val="000000">
-                <a:alpha val="63000"/>
+                <a:alpha val="35000"/>
               </a:srgbClr>
             </a:outerShdw>
           </a:effectLst>
+        </a:effectStyle>
+        <a:effectStyle>
+          <a:effectLst>
+            <a:outerShdw blurRad="40000" dist="23000" dir="5400000" rotWithShape="0">
+              <a:srgbClr val="000000">
+                <a:alpha val="35000"/>
+              </a:srgbClr>
+            </a:outerShdw>
+          </a:effectLst>
+          <a:scene3d>
+            <a:camera prst="orthographicFront">
+              <a:rot lat="0" lon="0" rev="0"/>
+            </a:camera>
+            <a:lightRig rig="threePt" dir="t">
+              <a:rot lat="0" lon="0" rev="1200000"/>
+            </a:lightRig>
+          </a:scene3d>
+          <a:sp3d>
+            <a:bevelT w="63500" h="25400"/>
+          </a:sp3d>
         </a:effectStyle>
       </a:effectStyleLst>
       <a:bgFillStyleLst>
         <a:solidFill>
           <a:schemeClr val="phClr"/>
         </a:solidFill>
-        <a:solidFill>
-          <a:schemeClr val="phClr">
-            <a:tint val="95000"/>
-            <a:satMod val="170000"/>
-          </a:schemeClr>
-        </a:solidFill>
         <a:gradFill rotWithShape="1">
           <a:gsLst>
             <a:gs pos="0">
               <a:schemeClr val="phClr">
-                <a:tint val="93000"/>
-                <a:satMod val="150000"/>
-                <a:shade val="98000"/>
-                <a:lumMod val="102000"/>
+                <a:tint val="40000"/>
+                <a:satMod val="350000"/>
               </a:schemeClr>
             </a:gs>
-            <a:gs pos="50000">
+            <a:gs pos="40000">
               <a:schemeClr val="phClr">
-                <a:tint val="98000"/>
-                <a:satMod val="130000"/>
-                <a:shade val="90000"/>
-                <a:lumMod val="103000"/>
+                <a:tint val="45000"/>
+                <a:shade val="99000"/>
+                <a:satMod val="350000"/>
               </a:schemeClr>
             </a:gs>
             <a:gs pos="100000">
               <a:schemeClr val="phClr">
-                <a:shade val="63000"/>
-                <a:satMod val="120000"/>
+                <a:shade val="20000"/>
+                <a:satMod val="255000"/>
               </a:schemeClr>
             </a:gs>
           </a:gsLst>
-          <a:lin ang="5400000" scaled="0"/>
+          <a:path path="circle">
+            <a:fillToRect l="50000" t="-80000" r="50000" b="180000"/>
+          </a:path>
+        </a:gradFill>
+        <a:gradFill rotWithShape="1">
+          <a:gsLst>
+            <a:gs pos="0">
+              <a:schemeClr val="phClr">
+                <a:tint val="80000"/>
+                <a:satMod val="300000"/>
+              </a:schemeClr>
+            </a:gs>
+            <a:gs pos="100000">
+              <a:schemeClr val="phClr">
+                <a:shade val="30000"/>
+                <a:satMod val="200000"/>
+              </a:schemeClr>
+            </a:gs>
+          </a:gsLst>
+          <a:path path="circle">
+            <a:fillToRect l="50000" t="50000" r="50000" b="50000"/>
+          </a:path>
         </a:gradFill>
       </a:bgFillStyleLst>
     </a:fmtScheme>
   </a:themeElements>
-  <a:objectDefaults/>
+  <a:objectDefaults>
+    <a:spDef>
+      <a:spPr/>
+      <a:bodyPr/>
+      <a:lstStyle/>
+      <a:style>
+        <a:lnRef idx="1">
+          <a:schemeClr val="accent1"/>
+        </a:lnRef>
+        <a:fillRef idx="3">
+          <a:schemeClr val="accent1"/>
+        </a:fillRef>
+        <a:effectRef idx="2">
+          <a:schemeClr val="accent1"/>
+        </a:effectRef>
+        <a:fontRef idx="minor">
+          <a:schemeClr val="lt1"/>
+        </a:fontRef>
+      </a:style>
+    </a:spDef>
+    <a:lnDef>
+      <a:spPr/>
+      <a:bodyPr/>
+      <a:lstStyle/>
+      <a:style>
+        <a:lnRef idx="2">
+          <a:schemeClr val="accent1"/>
+        </a:lnRef>
+        <a:fillRef idx="0">
+          <a:schemeClr val="accent1"/>
+        </a:fillRef>
+        <a:effectRef idx="1">
+          <a:schemeClr val="accent1"/>
+        </a:effectRef>
+        <a:fontRef idx="minor">
+          <a:schemeClr val="tx1"/>
+        </a:fontRef>
+      </a:style>
+    </a:lnDef>
+  </a:objectDefaults>
   <a:extraClrSchemeLst/>
-  <a:extLst>
-    <a:ext uri="{05A4C25C-085E-4340-85A3-A5531E510DB2}">
-      <thm15:themeFamily xmlns:thm15="http://schemas.microsoft.com/office/thememl/2012/main" name="Office Theme" id="{2E142A2C-CD16-42D6-873A-C26D2A0506FA}" vid="{1BDDFF52-6CD6-40A5-AB3C-68EB2F1E4D0A}"/>
-    </a:ext>
-  </a:extLst>
 </a:theme>
 </file>
--- a/projects/kkn-badko-blog/export/kkn-badko-blog_Audit_Report.docx
+++ b/projects/kkn-badko-blog/export/kkn-badko-blog_Audit_Report.docx
@@ -129,7 +129,23 @@
         <w:t xml:space="preserve"> </w:t>
       </w:r>
       <w:r>
-        <w:t xml:space="preserve">— requirements baseline is sound; all open items GAP-01…05 are resolved (see §5 and SRS Appendix A). Decisions D-01…D-04 await formal stakeholder ratification at M1. No blocking defects.</w:t>
+        <w:t xml:space="preserve">— requirements baseline is sound; all open items GAP-01…05 are resolved (see §5 and SRS Appendix A). Decisions D-01…D-04 were</w:t>
+      </w:r>
+      <w:r>
+        <w:t xml:space="preserve"> </w:t>
+      </w:r>
+      <w:r>
+        <w:rPr>
+          <w:bCs/>
+          <w:b/>
+        </w:rPr>
+        <w:t xml:space="preserve">ratified at M1 sign-off on 2026-07-26</w:t>
+      </w:r>
+      <w:r>
+        <w:t xml:space="preserve"> </w:t>
+      </w:r>
+      <w:r>
+        <w:t xml:space="preserve">(SRS Appendix B); the baseline is frozen for Phase 2. No blocking defects.</w:t>
       </w:r>
     </w:p>
     <w:p>
